--- a/three_cohort/MANUSCRIPT_BMC.docx
+++ b/three_cohort/MANUSCRIPT_BMC.docx
@@ -759,7 +759,7 @@
           <w:i w:val="0"/>
           <w:sz w:val="24"/>
         </w:rPr>
-        <w:t xml:space="preserve">Preranked GSEA [23] was run separately in each cohort. Genes were ranked by Welch t statistic (case versus control), with the statistic winsorised at ±50 to prevent near-zero-variance transcripts from occupying the top of the list. Genes below the cohort's own lower-quartile mean expression were removed before ranking; this filter is reported because an unfiltered t-based ranking is not numerically reproducible across re-runs, not because it changes any conclusion (see Results, sensitivity analyses). Enrichment scores were computed as the weighted Kolmogorov–Smirnov statistic with exponent </w:t>
+        <w:t xml:space="preserve">Preranked GSEA [23] was run separately in each cohort. Genes were ranked by Welch t statistic (case versus control), with the statistic winsorised at ±50 to prevent near-zero-variance transcripts from occupying the top of the list. Genes below the cohort's own lower-quartile mean expression were removed before ranking. This is a pre-processing choice rather than a statistical necessity, and it is a researcher degree of freedom, so its effect is quantified rather than left implicit: the same sets were re-run with the filter at the cohort median and with no filter at all (Results; Additional file 2). Enrichment scores were computed as the weighted Kolmogorov–Smirnov statistic with exponent </w:t>
       </w:r>
       <w:r>
         <w:rPr>
@@ -984,7 +984,7 @@
           <w:i w:val="0"/>
           <w:sz w:val="24"/>
         </w:rPr>
-        <w:t>Analyses were run in Python 3.11 with NumPy and SciPy. Scripts, gene panels, per-cohort result tables and the GSEA outputs are available at https://github.com/yyx-4113/astrocytic-wnt-pyroptosis-np (tag v1.1.0), which also carries a SHA-256 manifest for every data file and result table.</w:t>
+        <w:t>Analyses were run in Python 3.11 with NumPy and SciPy. Scripts, gene panels, per-cohort result tables and the GSEA outputs are available at https://github.com/yyx-4113/astrocytic-wnt-pyroptosis-np (tag v1.1.1), which also carries a SHA-256 manifest for every data file and result table.</w:t>
       </w:r>
     </w:p>
     <w:p>
@@ -1804,7 +1804,7 @@
           <w:i w:val="0"/>
           <w:sz w:val="24"/>
         </w:rPr>
-        <w:t xml:space="preserve">Because the Wnt null is the paper's main claim, its dependence on pre-processing was examined directly. Across four ranking and filtering variants the NES ranged from −1.29 to −1.01 in C1 with </w:t>
+        <w:t xml:space="preserve">Because the Wnt null is the paper's main claim, its dependence on pre-processing was examined directly. Across four variants in C1 — the primary setting, log2 fold change instead of </w:t>
       </w:r>
       <w:r>
         <w:rPr>
@@ -1813,6 +1813,24 @@
           <w:i/>
           <w:sz w:val="24"/>
         </w:rPr>
+        <w:t>t</w:t>
+      </w:r>
+      <w:r>
+        <w:rPr>
+          <w:rFonts w:ascii="Times New Roman" w:hAnsi="Times New Roman" w:eastAsia="Times New Roman" w:cs="Times New Roman"/>
+          <w:b w:val="0"/>
+          <w:i w:val="0"/>
+          <w:sz w:val="24"/>
+        </w:rPr>
+        <w:t xml:space="preserve"> as the ranking metric, expression filtering at the cohort median instead of the lower quartile, and no expression filter at all — the NES ranged from −1.29 to −1.01 with </w:t>
+      </w:r>
+      <w:r>
+        <w:rPr>
+          <w:rFonts w:ascii="Times New Roman" w:hAnsi="Times New Roman" w:eastAsia="Times New Roman" w:cs="Times New Roman"/>
+          <w:b w:val="0"/>
+          <w:i/>
+          <w:sz w:val="24"/>
+        </w:rPr>
         <w:t>p</w:t>
       </w:r>
       <w:r>
@@ -1822,7 +1840,7 @@
           <w:i w:val="0"/>
           <w:sz w:val="24"/>
         </w:rPr>
-        <w:t xml:space="preserve"> between 0.10 and 0.25, and never approached significance in any variant (Additional file 2). The null is not an artefact of the </w:t>
+        <w:t xml:space="preserve"> between 0.10 and 0.25, and never approached significance (Additional file 2). The variant most likely to move a </w:t>
       </w:r>
       <w:r>
         <w:rPr>
@@ -1840,7 +1858,25 @@
           <w:i w:val="0"/>
           <w:sz w:val="24"/>
         </w:rPr>
-        <w:t>-statistic ranking, of the expression filter, or of winsorising.</w:t>
+        <w:t>-based ranking is the last one, because near-zero-variance transcripts then enter the list; removing the filter moved NES only from −1.29 to −1.28 (</w:t>
+      </w:r>
+      <w:r>
+        <w:rPr>
+          <w:rFonts w:ascii="Times New Roman" w:hAnsi="Times New Roman" w:eastAsia="Times New Roman" w:cs="Times New Roman"/>
+          <w:b w:val="0"/>
+          <w:i/>
+          <w:sz w:val="24"/>
+        </w:rPr>
+        <w:t>p</w:t>
+      </w:r>
+      <w:r>
+        <w:rPr>
+          <w:rFonts w:ascii="Times New Roman" w:hAnsi="Times New Roman" w:eastAsia="Times New Roman" w:cs="Times New Roman"/>
+          <w:b w:val="0"/>
+          <w:i w:val="0"/>
+          <w:sz w:val="24"/>
+        </w:rPr>
+        <w:t xml:space="preserve"> = 0.105). The null is therefore not a product of the pre-processing choices that were varied.</w:t>
       </w:r>
     </w:p>
     <w:p>
@@ -3452,7 +3488,7 @@
           <w:i w:val="0"/>
           <w:sz w:val="24"/>
         </w:rPr>
-        <w:t xml:space="preserve"> All datasets analysed are publicly available: GSE217932, GSE256472, GSE205906 and GSE134003 (Gene Expression Omnibus, https://www.ncbi.nlm.nih.gov/geo/). Analysis code, gene panels, per-cohort result tables and GSEA outputs are available at https://github.com/yyx-4113/astrocytic-wnt-pyroptosis-np under tag v1.1.0, together with a SHA-256 manifest of all files.</w:t>
+        <w:t xml:space="preserve"> All datasets analysed are publicly available: GSE217932, GSE256472, GSE205906 and GSE134003 (Gene Expression Omnibus, https://www.ncbi.nlm.nih.gov/geo/). Analysis code, gene panels, per-cohort result tables and GSEA outputs are available at https://github.com/yyx-4113/astrocytic-wnt-pyroptosis-np under tag v1.1.1, together with a SHA-256 manifest of all files.</w:t>
       </w:r>
     </w:p>
     <w:p>
@@ -4062,7 +4098,79 @@
           <w:i w:val="0"/>
           <w:sz w:val="24"/>
         </w:rPr>
-        <w:t xml:space="preserve"> Supplementary tables (XLSX). Table S1: per-cohort gene-level statistics for all analysed genes. Table S2: random-effects and fixed-effect pooled estimates for the Wnt, pyroptosis and positive-control panels. Table S3: GSEA output for all cohorts, sets and pre-processing variants.</w:t>
+        <w:t xml:space="preserve"> Supplementary tables (XLSX). Table S1: per-cohort gene-level statistics (log2 fold change, Welch </w:t>
+      </w:r>
+      <w:r>
+        <w:rPr>
+          <w:rFonts w:ascii="Times New Roman" w:hAnsi="Times New Roman" w:eastAsia="Times New Roman" w:cs="Times New Roman"/>
+          <w:b w:val="0"/>
+          <w:i/>
+          <w:sz w:val="24"/>
+        </w:rPr>
+        <w:t>t</w:t>
+      </w:r>
+      <w:r>
+        <w:rPr>
+          <w:rFonts w:ascii="Times New Roman" w:hAnsi="Times New Roman" w:eastAsia="Times New Roman" w:cs="Times New Roman"/>
+          <w:b w:val="0"/>
+          <w:i w:val="0"/>
+          <w:sz w:val="24"/>
+        </w:rPr>
+        <w:t xml:space="preserve">, df, nominal </w:t>
+      </w:r>
+      <w:r>
+        <w:rPr>
+          <w:rFonts w:ascii="Times New Roman" w:hAnsi="Times New Roman" w:eastAsia="Times New Roman" w:cs="Times New Roman"/>
+          <w:b w:val="0"/>
+          <w:i/>
+          <w:sz w:val="24"/>
+        </w:rPr>
+        <w:t>p</w:t>
+      </w:r>
+      <w:r>
+        <w:rPr>
+          <w:rFonts w:ascii="Times New Roman" w:hAnsi="Times New Roman" w:eastAsia="Times New Roman" w:cs="Times New Roman"/>
+          <w:b w:val="0"/>
+          <w:i w:val="0"/>
+          <w:sz w:val="24"/>
+        </w:rPr>
+        <w:t xml:space="preserve">, Benjamini–Hochberg </w:t>
+      </w:r>
+      <w:r>
+        <w:rPr>
+          <w:rFonts w:ascii="Times New Roman" w:hAnsi="Times New Roman" w:eastAsia="Times New Roman" w:cs="Times New Roman"/>
+          <w:b w:val="0"/>
+          <w:i/>
+          <w:sz w:val="24"/>
+        </w:rPr>
+        <w:t>q</w:t>
+      </w:r>
+      <w:r>
+        <w:rPr>
+          <w:rFonts w:ascii="Times New Roman" w:hAnsi="Times New Roman" w:eastAsia="Times New Roman" w:cs="Times New Roman"/>
+          <w:b w:val="0"/>
+          <w:i w:val="0"/>
+          <w:sz w:val="24"/>
+        </w:rPr>
+        <w:t xml:space="preserve">, 95% CI, expression summaries) for every gene tested in each of the three cohorts. Table S2: DerSimonian–Laird random-effects and fixed-effect pooled estimates for every gene in the curated Wnt panel, the pyroptosis panel and an 18-gene injury-marker panel that includes </w:t>
+      </w:r>
+      <w:r>
+        <w:rPr>
+          <w:rFonts w:ascii="Times New Roman" w:hAnsi="Times New Roman" w:eastAsia="Times New Roman" w:cs="Times New Roman"/>
+          <w:b w:val="0"/>
+          <w:i/>
+          <w:sz w:val="24"/>
+        </w:rPr>
+        <w:t>Atf3</w:t>
+      </w:r>
+      <w:r>
+        <w:rPr>
+          <w:rFonts w:ascii="Times New Roman" w:hAnsi="Times New Roman" w:eastAsia="Times New Roman" w:cs="Times New Roman"/>
+          <w:b w:val="0"/>
+          <w:i w:val="0"/>
+          <w:sz w:val="24"/>
+        </w:rPr>
+        <w:t>. Table S3: GSEA output for all cohorts and all six sets, together with the four pre-processing variants and the execution/priming split in C1. Table S4: membership of all six gene sets.</w:t>
       </w:r>
     </w:p>
     <w:p>
@@ -4086,7 +4194,7 @@
           <w:i w:val="0"/>
           <w:sz w:val="24"/>
         </w:rPr>
-        <w:t xml:space="preserve"> Supplementary figures (PDF). Figure S1: dependence of the Wnt and pyroptosis enrichment scores on pre-processing settings. Figure S2: leave-one-out analysis of the 13 leading-edge pyroptosis genes.</w:t>
+        <w:t xml:space="preserve"> Supplementary figures (PDF). Figure S1: dependence of the Wnt and pyroptosis enrichment scores on the four pre-processing settings in C1. Figure S2: leave-one-out analysis of the 13 leading-edge pyroptosis genes, showing the change in NES when each is removed in turn.</w:t>
       </w:r>
     </w:p>
     <w:p>

--- a/three_cohort/MANUSCRIPT_BMC.docx
+++ b/three_cohort/MANUSCRIPT_BMC.docx
@@ -984,7 +984,7 @@
           <w:i w:val="0"/>
           <w:sz w:val="24"/>
         </w:rPr>
-        <w:t>Analyses were run in Python 3.11 with NumPy and SciPy. Scripts, gene panels, per-cohort result tables and the GSEA outputs are available at https://github.com/yyx-4113/astrocytic-wnt-pyroptosis-np (tag v1.1.1), which also carries a SHA-256 manifest for every data file and result table.</w:t>
+        <w:t>Analyses were run in Python 3.11 with NumPy and SciPy. Scripts, gene panels, per-cohort result tables and the GSEA outputs are available at https://github.com/yyx-4113/astrocytic-wnt-pyroptosis-np (tag v1.1.2), which also carries a SHA-256 manifest for every data file and result table.</w:t>
       </w:r>
     </w:p>
     <w:p>
@@ -3488,7 +3488,7 @@
           <w:i w:val="0"/>
           <w:sz w:val="24"/>
         </w:rPr>
-        <w:t xml:space="preserve"> All datasets analysed are publicly available: GSE217932, GSE256472, GSE205906 and GSE134003 (Gene Expression Omnibus, https://www.ncbi.nlm.nih.gov/geo/). Analysis code, gene panels, per-cohort result tables and GSEA outputs are available at https://github.com/yyx-4113/astrocytic-wnt-pyroptosis-np under tag v1.1.1, together with a SHA-256 manifest of all files.</w:t>
+        <w:t xml:space="preserve"> All datasets analysed are publicly available: GSE217932, GSE256472, GSE205906 and GSE134003 (Gene Expression Omnibus, https://www.ncbi.nlm.nih.gov/geo/). Analysis code, gene panels, per-cohort result tables and GSEA outputs are available at https://github.com/yyx-4113/astrocytic-wnt-pyroptosis-np under tag v1.1.2, together with a SHA-256 manifest of all files.</w:t>
       </w:r>
     </w:p>
     <w:p>

--- a/three_cohort/MANUSCRIPT_BMC.docx
+++ b/three_cohort/MANUSCRIPT_BMC.docx
@@ -984,7 +984,7 @@
           <w:i w:val="0"/>
           <w:sz w:val="24"/>
         </w:rPr>
-        <w:t>Analyses were run in Python 3.11 with NumPy and SciPy. Scripts, gene panels, per-cohort result tables and the GSEA outputs are available at https://github.com/yyx-4113/astrocytic-wnt-pyroptosis-np (tag v1.1.2), which also carries a SHA-256 manifest for every data file and result table.</w:t>
+        <w:t>Analyses were run in Python 3.11 with NumPy and SciPy. Scripts, gene panels, per-cohort result tables and the GSEA outputs are available at https://github.com/yyx-4113/astrocytic-wnt-pyroptosis-np (tag v1.1.3), which also carries a SHA-256 manifest for every data file and result table.</w:t>
       </w:r>
     </w:p>
     <w:p>
@@ -3488,7 +3488,7 @@
           <w:i w:val="0"/>
           <w:sz w:val="24"/>
         </w:rPr>
-        <w:t xml:space="preserve"> All datasets analysed are publicly available: GSE217932, GSE256472, GSE205906 and GSE134003 (Gene Expression Omnibus, https://www.ncbi.nlm.nih.gov/geo/). Analysis code, gene panels, per-cohort result tables and GSEA outputs are available at https://github.com/yyx-4113/astrocytic-wnt-pyroptosis-np under tag v1.1.2, together with a SHA-256 manifest of all files.</w:t>
+        <w:t xml:space="preserve"> All datasets analysed are publicly available: GSE217932, GSE256472, GSE205906 and GSE134003 (Gene Expression Omnibus, https://www.ncbi.nlm.nih.gov/geo/). Analysis code, gene panels, per-cohort result tables and GSEA outputs are available at https://github.com/yyx-4113/astrocytic-wnt-pyroptosis-np under tag v1.1.3, together with a SHA-256 manifest of all files.</w:t>
       </w:r>
     </w:p>
     <w:p>

--- a/three_cohort/MANUSCRIPT_BMC.docx
+++ b/three_cohort/MANUSCRIPT_BMC.docx
@@ -14,7 +14,7 @@
           <w:i w:val="0"/>
           <w:sz w:val="32"/>
         </w:rPr>
-        <w:t>The Wnt/β-catenin transcriptional programme is not induced in neuropathic pain spinal cord: evidence from three independent rat cohorts</w:t>
+        <w:t>No induction of a Wnt/β-catenin transcriptional programme in bulk rat spinal cord after peripheral nerve injury: a three-cohort reanalysis with equivalence testing</w:t>
       </w:r>
     </w:p>
     <w:p>
@@ -117,7 +117,25 @@
           <w:i w:val="0"/>
           <w:sz w:val="24"/>
         </w:rPr>
-        <w:t xml:space="preserve"> Wnt/β-catenin signalling and pyroptosis have each been proposed as drivers of neuropathic pain, and their convergence in spinal astrocytes has been suggested. We asked whether the corresponding transcriptional programmes are detectable in spinal cord after nerve injury, and whether transcriptome-wide inference is achievable at the sample sizes on which these proposals rest.</w:t>
+        <w:t xml:space="preserve"> Wnt/β-catenin signalling and pyroptosis have each been proposed as drivers of neuropathic pain, and their convergence in spinal astrocytes has been suggested. These proposals rest largely on bulk transcriptomic comparisons of three or four animals per group called at nominal </w:t>
+      </w:r>
+      <w:r>
+        <w:rPr>
+          <w:rFonts w:ascii="Times New Roman" w:hAnsi="Times New Roman" w:eastAsia="Times New Roman" w:cs="Times New Roman"/>
+          <w:b w:val="0"/>
+          <w:i/>
+          <w:sz w:val="24"/>
+        </w:rPr>
+        <w:t>p</w:t>
+      </w:r>
+      <w:r>
+        <w:rPr>
+          <w:rFonts w:ascii="Times New Roman" w:hAnsi="Times New Roman" w:eastAsia="Times New Roman" w:cs="Times New Roman"/>
+          <w:b w:val="0"/>
+          <w:i w:val="0"/>
+          <w:sz w:val="24"/>
+        </w:rPr>
+        <w:t xml:space="preserve"> &lt; 0.05. We asked whether the corresponding transcriptional programmes are detectable in spinal cord after nerve injury, and what such a design can resolve.</w:t>
       </w:r>
     </w:p>
     <w:p>
@@ -141,7 +159,7 @@
           <w:i w:val="0"/>
           <w:sz w:val="24"/>
         </w:rPr>
-        <w:t xml:space="preserve"> Three independent rat bulk RNA-seq cohorts were analysed through one pre-specified pipeline: GSE217932 (chronic constriction injury, 4 vs 4), GSE256472 (spared nerve injury, 3 vs 3) and GSE205906 (spared nerve injury, 3 vs 3). Transcripts were collapsed to gene level, tested by Welch t-test with Benjamini–Hochberg correction, summarised as 95% confidence intervals against a pre-specified ±0.5 log2 equivalence bound, and combined by random-effects meta-analysis; preranked gene set enrichment analysis (GSEA) gave a set-level readout. The assay was calibrated with </w:t>
+        <w:t xml:space="preserve"> Three independent rat bulk RNA-seq cohorts were analysed through one pipeline fixed before any cohort result was read: GSE217932 (chronic constriction injury, 4 vs 4), GSE256472 (spared nerve injury, 3 vs 3) and GSE205906 (spared nerve injury, 3 vs 3), using equivalence testing against a ±0.5 log2 bound and random-effects pooling. The assay was calibrated with </w:t>
       </w:r>
       <w:r>
         <w:rPr>
@@ -177,7 +195,7 @@
           <w:i w:val="0"/>
           <w:sz w:val="24"/>
         </w:rPr>
-        <w:t xml:space="preserve"> = 0.0044) and nevertheless reached only </w:t>
+        <w:t xml:space="preserve"> = 0.0044) yet reached only </w:t>
       </w:r>
       <w:r>
         <w:rPr>
@@ -195,7 +213,7 @@
           <w:i w:val="0"/>
           <w:sz w:val="24"/>
         </w:rPr>
-        <w:t xml:space="preserve"> = 0.466; no gene survived correction in the first two cohorts, and the single survivor in the third was zero-variance. Across 36 Wnt/β-catenin genes quantified in ≥2 cohorts, the largest pooled effect was +0.27 log2 (</w:t>
+        <w:t xml:space="preserve"> = 0.466; no gene survived correction in two cohorts, and the single survivor in the third was a near-zero-variance artefact. Three library-normalisation regimes, with and without independent filtering, left this unchanged (0–6 of ~19,000 genes), so it is a property of the design, not the pipeline: after correction the smallest detectable effect is 5.6-fold in the largest cohort. Across 36 Wnt/β-catenin genes the largest pooled effect was +0.27 log2 (1.20-fold); 31 of 36 pooled intervals lay within ±0.5 under the normal-quantile interval but only 18 of 36 under the Hartung–Knapp correction appropriate at k = 2–3, the remainder indeterminate. Pyroptosis transcripts were coordinately up-regulated in the chronic constriction cohort only (NES +2.68, </w:t>
       </w:r>
       <w:r>
         <w:rPr>
@@ -204,16 +222,35 @@
           <w:i/>
           <w:sz w:val="24"/>
         </w:rPr>
-        <w:t>Ccnd2</w:t>
-      </w:r>
-      <w:r>
-        <w:rPr>
-          <w:rFonts w:ascii="Times New Roman" w:hAnsi="Times New Roman" w:eastAsia="Times New Roman" w:cs="Times New Roman"/>
-          <w:b w:val="0"/>
-          <w:i w:val="0"/>
-          <w:sz w:val="24"/>
-        </w:rPr>
-        <w:t>, 1.20-fold; 95% CI 0.00–0.53), 31 of 36 pooled intervals lay wholly within ±0.5, and GSEA gave NES −1.29 (</w:t>
+        <w:t>p</w:t>
+      </w:r>
+      <w:r>
+        <w:rPr>
+          <w:rFonts w:ascii="Times New Roman" w:hAnsi="Times New Roman" w:eastAsia="Times New Roman" w:cs="Times New Roman"/>
+          <w:b w:val="0"/>
+          <w:i w:val="0"/>
+          <w:sz w:val="24"/>
+        </w:rPr>
+        <w:t xml:space="preserve"> ≤ 1 × 10</w:t>
+      </w:r>
+      <w:r>
+        <w:rPr>
+          <w:rFonts w:ascii="Times New Roman" w:hAnsi="Times New Roman" w:eastAsia="Times New Roman" w:cs="Times New Roman"/>
+          <w:b w:val="0"/>
+          <w:i w:val="0"/>
+          <w:sz w:val="24"/>
+          <w:vertAlign w:val="superscript"/>
+        </w:rPr>
+        <w:t>−4</w:t>
+      </w:r>
+      <w:r>
+        <w:rPr>
+          <w:rFonts w:ascii="Times New Roman" w:hAnsi="Times New Roman" w:eastAsia="Times New Roman" w:cs="Times New Roman"/>
+          <w:b w:val="0"/>
+          <w:i w:val="0"/>
+          <w:sz w:val="24"/>
+        </w:rPr>
+        <w:t xml:space="preserve">), with NLRP3 unchanged (+0.01, </w:t>
       </w:r>
       <w:r>
         <w:rPr>
@@ -222,24 +259,6 @@
           <w:i/>
           <w:sz w:val="24"/>
         </w:rPr>
-        <w:t>q</w:t>
-      </w:r>
-      <w:r>
-        <w:rPr>
-          <w:rFonts w:ascii="Times New Roman" w:hAnsi="Times New Roman" w:eastAsia="Times New Roman" w:cs="Times New Roman"/>
-          <w:b w:val="0"/>
-          <w:i w:val="0"/>
-          <w:sz w:val="24"/>
-        </w:rPr>
-        <w:t xml:space="preserve"> = 0.100), +1.02 (0.370) and +0.48 (0.931); the null held under four pre-processing variants (</w:t>
-      </w:r>
-      <w:r>
-        <w:rPr>
-          <w:rFonts w:ascii="Times New Roman" w:hAnsi="Times New Roman" w:eastAsia="Times New Roman" w:cs="Times New Roman"/>
-          <w:b w:val="0"/>
-          <w:i/>
-          <w:sz w:val="24"/>
-        </w:rPr>
         <w:t>p</w:t>
       </w:r>
       <w:r>
@@ -249,80 +268,7 @@
           <w:i w:val="0"/>
           <w:sz w:val="24"/>
         </w:rPr>
-        <w:t xml:space="preserve"> = 0.10–0.25). Excluding the cohort whose own positive control failed, the largest induction was 1.23-fold. Pyroptosis transcripts were coordinately but modestly up-regulated in the chronic constriction cohort (NES +2.68, </w:t>
-      </w:r>
-      <w:r>
-        <w:rPr>
-          <w:rFonts w:ascii="Times New Roman" w:hAnsi="Times New Roman" w:eastAsia="Times New Roman" w:cs="Times New Roman"/>
-          <w:b w:val="0"/>
-          <w:i/>
-          <w:sz w:val="24"/>
-        </w:rPr>
-        <w:t>q</w:t>
-      </w:r>
-      <w:r>
-        <w:rPr>
-          <w:rFonts w:ascii="Times New Roman" w:hAnsi="Times New Roman" w:eastAsia="Times New Roman" w:cs="Times New Roman"/>
-          <w:b w:val="0"/>
-          <w:i w:val="0"/>
-          <w:sz w:val="24"/>
-        </w:rPr>
-        <w:t xml:space="preserve"> &lt; 0.001; 13 of 19 genes in the top 6% of the ranking, hypergeometric </w:t>
-      </w:r>
-      <w:r>
-        <w:rPr>
-          <w:rFonts w:ascii="Times New Roman" w:hAnsi="Times New Roman" w:eastAsia="Times New Roman" w:cs="Times New Roman"/>
-          <w:b w:val="0"/>
-          <w:i/>
-          <w:sz w:val="24"/>
-        </w:rPr>
-        <w:t>p</w:t>
-      </w:r>
-      <w:r>
-        <w:rPr>
-          <w:rFonts w:ascii="Times New Roman" w:hAnsi="Times New Roman" w:eastAsia="Times New Roman" w:cs="Times New Roman"/>
-          <w:b w:val="0"/>
-          <w:i w:val="0"/>
-          <w:sz w:val="24"/>
-        </w:rPr>
-        <w:t xml:space="preserve"> = 2.4 × 10</w:t>
-      </w:r>
-      <w:r>
-        <w:rPr>
-          <w:rFonts w:ascii="Times New Roman" w:hAnsi="Times New Roman" w:eastAsia="Times New Roman" w:cs="Times New Roman"/>
-          <w:b w:val="0"/>
-          <w:i w:val="0"/>
-          <w:sz w:val="24"/>
-          <w:vertAlign w:val="superscript"/>
-        </w:rPr>
-        <w:t>−12</w:t>
-      </w:r>
-      <w:r>
-        <w:rPr>
-          <w:rFonts w:ascii="Times New Roman" w:hAnsi="Times New Roman" w:eastAsia="Times New Roman" w:cs="Times New Roman"/>
-          <w:b w:val="0"/>
-          <w:i w:val="0"/>
-          <w:sz w:val="24"/>
-        </w:rPr>
-        <w:t>), whereas the rate-limiting nodes were unchanged: NLRP3 +0.01 (</w:t>
-      </w:r>
-      <w:r>
-        <w:rPr>
-          <w:rFonts w:ascii="Times New Roman" w:hAnsi="Times New Roman" w:eastAsia="Times New Roman" w:cs="Times New Roman"/>
-          <w:b w:val="0"/>
-          <w:i/>
-          <w:sz w:val="24"/>
-        </w:rPr>
-        <w:t>p</w:t>
-      </w:r>
-      <w:r>
-        <w:rPr>
-          <w:rFonts w:ascii="Times New Roman" w:hAnsi="Times New Roman" w:eastAsia="Times New Roman" w:cs="Times New Roman"/>
-          <w:b w:val="0"/>
-          <w:i w:val="0"/>
-          <w:sz w:val="24"/>
-        </w:rPr>
-        <w:t xml:space="preserve"> = 0.97), NEK7 −0.01 (0.95), CASP1 +0.28 (0.11) and GSDMD +0.22 (0.06). This is a pattern of transcriptional priming, not of inflammasome execution, and it did not reproduce in the second cohort.</w:t>
+        <w:t xml:space="preserve"> = 0.97) and the effectors showing 1.16–1.21-fold changes whose intervals do not exclude induction.</w:t>
       </w:r>
     </w:p>
     <w:p>
@@ -346,25 +292,7 @@
           <w:i w:val="0"/>
           <w:sz w:val="24"/>
         </w:rPr>
-        <w:t xml:space="preserve"> A Wnt/β-catenin transcriptional programme is not detectable in neuropathic pain spinal cord, and genome-wide false-discovery control is unattainable at n = 3–4. Pathway-activation claims in this literature therefore rest on nominal </w:t>
-      </w:r>
-      <w:r>
-        <w:rPr>
-          <w:rFonts w:ascii="Times New Roman" w:hAnsi="Times New Roman" w:eastAsia="Times New Roman" w:cs="Times New Roman"/>
-          <w:b w:val="0"/>
-          <w:i/>
-          <w:sz w:val="24"/>
-        </w:rPr>
-        <w:t>p</w:t>
-      </w:r>
-      <w:r>
-        <w:rPr>
-          <w:rFonts w:ascii="Times New Roman" w:hAnsi="Times New Roman" w:eastAsia="Times New Roman" w:cs="Times New Roman"/>
-          <w:b w:val="0"/>
-          <w:i w:val="0"/>
-          <w:sz w:val="24"/>
-        </w:rPr>
-        <w:t>-values, and require either larger samples or explicit equivalence framing.</w:t>
+        <w:t xml:space="preserve"> A spinal-cord-wide Wnt/β-catenin transcriptional programme is not detectable in bulk rat tissue after nerve injury. Because all three cohorts sampled whole spinal segments, a dorsal-horn-restricted programme would be diluted into exactly this range and is not excluded. Transcriptome-wide inference at n = 3–4 lacks the power to resolve effects of the size routinely read as pathway induction.</w:t>
       </w:r>
     </w:p>
     <w:p>
@@ -388,7 +316,7 @@
           <w:i w:val="0"/>
           <w:sz w:val="24"/>
         </w:rPr>
-        <w:t xml:space="preserve"> neuropathic pain; Wnt/β-catenin; pyroptosis; spinal cord; data reanalysis; equivalence testing; false discovery rate; sample size</w:t>
+        <w:t xml:space="preserve"> neuropathic pain; Wnt/β-catenin; pyroptosis; spinal cord; data reanalysis; equivalence testing; statistical power; sample size</w:t>
       </w:r>
     </w:p>
     <w:p>
@@ -432,7 +360,7 @@
           <w:i w:val="0"/>
           <w:sz w:val="24"/>
         </w:rPr>
-        <w:t>Wnt/β-catenin is one such candidate. Wnt ligands stabilise β-catenin, which partners with TCF/LEF factors to activate a transcriptional programme [2]. Several studies report that this programme is engaged after peripheral nerve injury: Wnt/β-catenin signalling was reported to contribute to the development of neuropathic pain [3], to up-regulate spinal VGLUT2 [4], to drive BDNF release from spinal microglia [5], and to mediate analgesic effects in chronic constriction injury through a CYP24A1-dependent route [6]. A parallel literature proposes pyroptosis — NLRP3 inflammasome assembly, caspase-1 activation and gasdermin D pore formation — as a mechanism of spinal cord injury and neuropathic pain [7–9], and a recent bioinformatic study nominated pyroptosis-related genes in a spared nerve injury model [10]. The two proposals have been combined into a single narrative in which Wnt/β-catenin and pyroptosis are co-activated in spinal astrocytes.</w:t>
+        <w:t>Wnt/β-catenin is one such candidate. Wnt ligands stabilise β-catenin, which partners with TCF/LEF factors to activate a transcriptional programme [2]. Several studies report that this programme is engaged after nerve injury, most of them in mice: Wnt/β-catenin signalling was reported to contribute to neuropathic pain after partial sciatic nerve ligation [3] and to up-regulate spinal VGLUT2 after spared nerve injury [4], both localised to the dorsal horn. In a centrally administered gp120 model of HIV-associated neuropathic pain the same pathway was reported to drive BDNF release from spinal microglia [5], and in rat chronic constriction injury a CYP24A1-dependent Wnt/β-catenin route was reported to mediate analgesia [6]. Only the last of these is in the species and model combination analysed here. A parallel literature proposes pyroptosis — NLRP3 inflammasome assembly, caspase-1 activation and gasdermin D pore formation — as a mechanism of neuropathic pain [7–9], and a recent study nominated pyroptosis-related genes in rat spared nerve injury [10]. The two proposals have been combined into a single narrative in which Wnt/β-catenin and pyroptosis are co-activated in spinal astrocytes.</w:t>
       </w:r>
     </w:p>
     <w:p>
@@ -447,7 +375,7 @@
           <w:i w:val="0"/>
           <w:sz w:val="24"/>
         </w:rPr>
-        <w:t xml:space="preserve">These conclusions rest almost entirely on bulk transcriptomic comparisons with three or four animals per group, in which differential expression is called at nominal </w:t>
+        <w:t xml:space="preserve">To our knowledge this proposition has not previously been tested as a hypothesis able to fail. The supporting reports are pathway interpretations of nominal </w:t>
       </w:r>
       <w:r>
         <w:rPr>
@@ -465,7 +393,7 @@
           <w:i w:val="0"/>
           <w:sz w:val="24"/>
         </w:rPr>
-        <w:t xml:space="preserve"> &lt; 0.05. That inferential step is fragile for two well-characterised reasons. First, RNA-seq experiments of this size have low power for all but very large effects [11, 12], and false-discovery rate control across ~20,000 genes at n = 3–4 is close to unattainable [13]. Second, a non-significant result is not evidence of absence: without an equivalence bound, a null result cannot distinguish "no effect" from "not enough data" [14]. The two errors are complementary, and together they allow a literature in which both positive and negative claims are made without the statistical resolution to support either.</w:t>
+        <w:t>-values [3–6]; none pre-states an equivalence bound, none reports interval estimates, and none analyses more than one cohort. Two inferential problems make such reports fragile, and they are distinct. First, experiments of this size have low power: at three replicates, current tools recover only 20–40% of truly differentially expressed genes, rising above 85% only for changes greater than fourfold [11]. This is a loss of sensitivity, not a failure of false-discovery control — the same tools do hold the false discovery rate near 5% at any replicate number [11] — and low power in small animal studies is a general problem, not one specific to transcriptomics [12]. Second, a non-significant result is not evidence of absence: without an equivalence bound, a null result cannot distinguish "no effect" from "not enough data" [13–14]. Low power and uncorrected nominal testing reinforce each other, and together they permit a literature in which both positive and negative claims are made without the resolution to support either.</w:t>
       </w:r>
     </w:p>
     <w:p>
@@ -480,7 +408,7 @@
           <w:i w:val="0"/>
           <w:sz w:val="24"/>
         </w:rPr>
-        <w:t xml:space="preserve">We therefore asked a narrower and answerable question. Using three independent rat spinal cord bulk RNA-seq cohorts generated in different laboratories, with two pain models (chronic constriction injury and spared nerve injury) and two quantification chemistries, and applying one identical pipeline to all three, we tested whether the Wnt/β-catenin transcriptional programme is detectable after nerve injury. We used (i) gene-level effect sizes with 95% confidence intervals against a pre-specified equivalence bound, (ii) random-effects meta-analysis, and (iii) preranked GSEA with fixed settings. We calibrated the assay with </w:t>
+        <w:t xml:space="preserve">We therefore asked a narrower question. Using three independent rat spinal cord bulk RNA-seq cohorts generated in different laboratories, with two nerve-injury models, and applying one identical pipeline to all three, we tested whether a Wnt/β-catenin transcriptional programme is detectable after nerve injury. We used gene-level effect sizes with confidence intervals against a pre-specified equivalence bound, random-effects pooling, and preranked gene set enrichment. We calibrated the assay with </w:t>
       </w:r>
       <w:r>
         <w:rPr>
@@ -498,7 +426,7 @@
           <w:i w:val="0"/>
           <w:sz w:val="24"/>
         </w:rPr>
-        <w:t>, a canonical injury-response transcription factor [15], so that a negative result could be attributed to biology rather than to insensitivity. We report two findings: the Wnt programme is not induced, and the transcriptome-wide false-discovery problem is severe enough to explain why the opposite conclusion was plausible in the first place.</w:t>
+        <w:t>, a canonical injury-response transcription factor [15], so that a negative result could be attributed to biology rather than to insensitivity. This analysis was not formally pre-registered; the pipeline was fixed in code before any cohort result was read and is archived with a checksum manifest at tag v1.1.4.</w:t>
       </w:r>
     </w:p>
     <w:p>
@@ -559,7 +487,7 @@
           <w:i w:val="0"/>
           <w:sz w:val="24"/>
         </w:rPr>
-        <w:t>) spinal cord bulk RNA-seq datasets were obtained from the Gene Expression Omnibus. Cohort C1 was GSE217932 (Luo et al. [16]), a chronic constriction injury (CCI) model [17]; four sham and four CCI libraries were used, and the four CCI + levo-tetrahydropalmatine libraries in the same series were excluded before any comparison. Cohort C2 was GSE256472, a spared nerve injury (SNI) model [18]; three control and three SNI libraries were used (no associated publication; the series description was used). Cohort C3 was GSE205906 (Chen et al. [19]), an SNI model; three sham (JA) and three SNI libraries were used, and the three paeoniflorin–liquiritin treated libraries were excluded. C1 and C2 provided raw counts; C3 provided processed FPKM values. Exclusions were applied at the level of sample columns and were identical for every analysis reported here.</w:t>
+        <w:t>) spinal cord bulk RNA-seq datasets were obtained from the Gene Expression Omnibus [16]. Cohort C1 was GSE217932 (Wu et al. [17]) [18], a chronic constriction injury (CCI) model [19]; four sham and four CCI libraries were used, and the four CCI + levo-tetrahydropalmatine libraries were excluded (GSM6730109–6730112). Cohort C2 was GSE256472 [20], a spared nerve injury (SNI) model [21]; three control and three SNI libraries were used, none excluded; no publication is associated with the series (GEO returns an empty PubMed list as of 2026-10-30) and the series description was used. Cohort C3 was GSE205906 (Chen et al. [22]) [23], an SNI model; three sham (JA) and three SNI libraries were used and the three paeoniflorin–liquiritin libraries were excluded (GSM6235298–6235300). C1 and C2 provided raw counts (the C2 deposit also contains FPKM columns; counts were used); C3 provided processed normalised abundance, recorded in GEO as RPKM.</w:t>
       </w:r>
     </w:p>
     <w:p>
@@ -574,21 +502,7 @@
           <w:i w:val="0"/>
           <w:sz w:val="24"/>
         </w:rPr>
-        <w:t>A single-cell dataset, GSE134003 (Niehaus et al. [20]), was used only to quantify how many astrocytes and microglia the reference atlas contributes, and not for any expression comparison.</w:t>
-      </w:r>
-    </w:p>
-    <w:p>
-      <w:pPr>
-        <w:spacing w:before="200" w:after="120" w:line="360" w:lineRule="auto"/>
-      </w:pPr>
-      <w:r>
-        <w:rPr>
-          <w:rFonts w:ascii="Times New Roman" w:hAnsi="Times New Roman" w:eastAsia="Times New Roman" w:cs="Times New Roman"/>
-          <w:b/>
-          <w:i w:val="0"/>
-          <w:sz w:val="25"/>
-        </w:rPr>
-        <w:t>Processing and gene-level aggregation</w:t>
+        <w:t>Exclusions were applied at the level of sample columns and were identical for every analysis reported. Segmental coverage and post-injury interval were taken from the GEO records and are reported in Table 1; they are not uniform across cohorts, and this is reported rather than corrected for. All three cohorts sampled whole spinal cord segments; no deposited record describes dorsal-horn or dorsal-root-ganglion microdissection in any of the three series.</w:t>
       </w:r>
     </w:p>
     <w:p>
@@ -603,7 +517,7 @@
           <w:i w:val="0"/>
           <w:sz w:val="24"/>
         </w:rPr>
-        <w:t xml:space="preserve">Counts (C1, C2) and FPKM values (C3) were transformed as log2(x + 1). Transcripts were collapsed to gene level by retaining, for each gene symbol, the transcript with the highest mean log2 expression across that cohort. This rule is deterministic and independent of the tested contrast; it avoids the selection bias inherent in choosing the transcript with the smallest </w:t>
+        <w:t>A mouse (</w:t>
       </w:r>
       <w:r>
         <w:rPr>
@@ -612,16 +526,16 @@
           <w:i/>
           <w:sz w:val="24"/>
         </w:rPr>
-        <w:t>p</w:t>
-      </w:r>
-      <w:r>
-        <w:rPr>
-          <w:rFonts w:ascii="Times New Roman" w:hAnsi="Times New Roman" w:eastAsia="Times New Roman" w:cs="Times New Roman"/>
-          <w:b w:val="0"/>
-          <w:i w:val="0"/>
-          <w:sz w:val="24"/>
-        </w:rPr>
-        <w:t>-value. All subsequent steps were identical across cohorts.</w:t>
+        <w:t>Mus musculus</w:t>
+      </w:r>
+      <w:r>
+        <w:rPr>
+          <w:rFonts w:ascii="Times New Roman" w:hAnsi="Times New Roman" w:eastAsia="Times New Roman" w:cs="Times New Roman"/>
+          <w:b w:val="0"/>
+          <w:i w:val="0"/>
+          <w:sz w:val="24"/>
+        </w:rPr>
+        <w:t>) single-cell dataset, GSE134003 (Niehaus et al. [24]) [25], was used only to quantify how deeply astrocytes and microglia are sampled in current spinal atlases, not for any expression comparison.</w:t>
       </w:r>
     </w:p>
     <w:p>
@@ -635,7 +549,7 @@
           <w:i w:val="0"/>
           <w:sz w:val="25"/>
         </w:rPr>
-        <w:t>Differential expression and equivalence testing</w:t>
+        <w:t>Processing and gene-level aggregation</w:t>
       </w:r>
     </w:p>
     <w:p>
@@ -650,7 +564,7 @@
           <w:i w:val="0"/>
           <w:sz w:val="24"/>
         </w:rPr>
-        <w:t xml:space="preserve">Each gene was tested with a two-sample Welch t-test on log2 values, which does not assume equal variances. The 95% confidence interval of the log2 fold change was constructed from the Welch standard error and Welch–Satterthwaite degrees of freedom. </w:t>
+        <w:t xml:space="preserve">Counts (C1, C2) and RPKM values (C3) were transformed as log2(x + 1). Transcripts were collapsed to gene level by retaining, for each gene symbol, the transcript with the highest mean log2 expression across that cohort. This rule is deterministic and independent of the tested contrast, and avoids the selection bias inherent in choosing the transcript with the smallest </w:t>
       </w:r>
       <w:r>
         <w:rPr>
@@ -659,16 +573,30 @@
           <w:i/>
           <w:sz w:val="24"/>
         </w:rPr>
-        <w:t>P</w:t>
-      </w:r>
-      <w:r>
-        <w:rPr>
-          <w:rFonts w:ascii="Times New Roman" w:hAnsi="Times New Roman" w:eastAsia="Times New Roman" w:cs="Times New Roman"/>
-          <w:b w:val="0"/>
-          <w:i w:val="0"/>
-          <w:sz w:val="24"/>
-        </w:rPr>
-        <w:t>-values were corrected across all genes tested in that cohort by the Benjamini–Hochberg procedure [21].</w:t>
+        <w:t>p</w:t>
+      </w:r>
+      <w:r>
+        <w:rPr>
+          <w:rFonts w:ascii="Times New Roman" w:hAnsi="Times New Roman" w:eastAsia="Times New Roman" w:cs="Times New Roman"/>
+          <w:b w:val="0"/>
+          <w:i w:val="0"/>
+          <w:sz w:val="24"/>
+        </w:rPr>
+        <w:t>-value. All subsequent steps were identical across cohorts.</w:t>
+      </w:r>
+    </w:p>
+    <w:p>
+      <w:pPr>
+        <w:spacing w:before="200" w:after="120" w:line="360" w:lineRule="auto"/>
+      </w:pPr>
+      <w:r>
+        <w:rPr>
+          <w:rFonts w:ascii="Times New Roman" w:hAnsi="Times New Roman" w:eastAsia="Times New Roman" w:cs="Times New Roman"/>
+          <w:b/>
+          <w:i w:val="0"/>
+          <w:sz w:val="25"/>
+        </w:rPr>
+        <w:t>Differential expression, equivalence testing and pooling</w:t>
       </w:r>
     </w:p>
     <w:p>
@@ -683,21 +611,43 @@
           <w:i w:val="0"/>
           <w:sz w:val="24"/>
         </w:rPr>
-        <w:t>Equivalence was assessed against a bound of ±0.5 log2 (1.41-fold), fixed in the analysis code before any cohort was tested. A gene was recorded as equivalent to no change when its entire 95% confidence interval lay within ±0.5. This bound was chosen as the smallest effect that the field routinely interprets as pathway induction; it is a judgement about biological salience, not a statistical constant, and results are reported in a way that allows the reader to apply a different bound.</w:t>
-      </w:r>
-    </w:p>
-    <w:p>
-      <w:pPr>
-        <w:spacing w:before="200" w:after="120" w:line="360" w:lineRule="auto"/>
-      </w:pPr>
-      <w:r>
-        <w:rPr>
-          <w:rFonts w:ascii="Times New Roman" w:hAnsi="Times New Roman" w:eastAsia="Times New Roman" w:cs="Times New Roman"/>
-          <w:b/>
-          <w:i w:val="0"/>
-          <w:sz w:val="25"/>
-        </w:rPr>
-        <w:t>Cross-cohort meta-analysis</w:t>
+        <w:t xml:space="preserve">Each gene was tested with a two-sample Welch </w:t>
+      </w:r>
+      <w:r>
+        <w:rPr>
+          <w:rFonts w:ascii="Times New Roman" w:hAnsi="Times New Roman" w:eastAsia="Times New Roman" w:cs="Times New Roman"/>
+          <w:b w:val="0"/>
+          <w:i/>
+          <w:sz w:val="24"/>
+        </w:rPr>
+        <w:t>t</w:t>
+      </w:r>
+      <w:r>
+        <w:rPr>
+          <w:rFonts w:ascii="Times New Roman" w:hAnsi="Times New Roman" w:eastAsia="Times New Roman" w:cs="Times New Roman"/>
+          <w:b w:val="0"/>
+          <w:i w:val="0"/>
+          <w:sz w:val="24"/>
+        </w:rPr>
+        <w:t xml:space="preserve">-test on log2 values. The 95% confidence interval of the log2 fold change was constructed from the Welch standard error and Welch–Satterthwaite degrees of freedom. </w:t>
+      </w:r>
+      <w:r>
+        <w:rPr>
+          <w:rFonts w:ascii="Times New Roman" w:hAnsi="Times New Roman" w:eastAsia="Times New Roman" w:cs="Times New Roman"/>
+          <w:b w:val="0"/>
+          <w:i/>
+          <w:sz w:val="24"/>
+        </w:rPr>
+        <w:t>P</w:t>
+      </w:r>
+      <w:r>
+        <w:rPr>
+          <w:rFonts w:ascii="Times New Roman" w:hAnsi="Times New Roman" w:eastAsia="Times New Roman" w:cs="Times New Roman"/>
+          <w:b w:val="0"/>
+          <w:i w:val="0"/>
+          <w:sz w:val="24"/>
+        </w:rPr>
+        <w:t>-values were corrected across all genes tested in that cohort by the Benjamini–Hochberg procedure [26].</w:t>
       </w:r>
     </w:p>
     <w:p>
@@ -712,39 +662,7 @@
           <w:i w:val="0"/>
           <w:sz w:val="24"/>
         </w:rPr>
-        <w:t xml:space="preserve">For genes quantified in at least two cohorts, log2 fold changes were pooled by DerSimonian–Laird random-effects meta-analysis [22], with </w:t>
-      </w:r>
-      <w:r>
-        <w:rPr>
-          <w:rFonts w:ascii="Times New Roman" w:hAnsi="Times New Roman" w:eastAsia="Times New Roman" w:cs="Times New Roman"/>
-          <w:b w:val="0"/>
-          <w:i/>
-          <w:sz w:val="24"/>
-        </w:rPr>
-        <w:t>I</w:t>
-      </w:r>
-      <w:r>
-        <w:rPr>
-          <w:rFonts w:ascii="Times New Roman" w:hAnsi="Times New Roman" w:eastAsia="Times New Roman" w:cs="Times New Roman"/>
-          <w:b w:val="0"/>
-          <w:i w:val="0"/>
-          <w:sz w:val="24"/>
-        </w:rPr>
-        <w:t>² and τ² reported. A fixed-effect estimate was also computed and is used only in the sensitivity analysis described below.</w:t>
-      </w:r>
-    </w:p>
-    <w:p>
-      <w:pPr>
-        <w:spacing w:before="200" w:after="120" w:line="360" w:lineRule="auto"/>
-      </w:pPr>
-      <w:r>
-        <w:rPr>
-          <w:rFonts w:ascii="Times New Roman" w:hAnsi="Times New Roman" w:eastAsia="Times New Roman" w:cs="Times New Roman"/>
-          <w:b/>
-          <w:i w:val="0"/>
-          <w:sz w:val="25"/>
-        </w:rPr>
-        <w:t>Gene set enrichment</w:t>
+        <w:t>Equivalence was assessed against a bound of ±0.5 log2 (1.41-fold), fixed in the analysis code before any cohort was tested. A gene was recorded as equivalent to no change when its entire 95% confidence interval lay within ±0.5. The bound is a judgement about biological salience, not a statistical constant, and results are reported so that a reader can apply a different one.</w:t>
       </w:r>
     </w:p>
     <w:p>
@@ -759,7 +677,7 @@
           <w:i w:val="0"/>
           <w:sz w:val="24"/>
         </w:rPr>
-        <w:t xml:space="preserve">Preranked GSEA [23] was run separately in each cohort. Genes were ranked by Welch t statistic (case versus control), with the statistic winsorised at ±50 to prevent near-zero-variance transcripts from occupying the top of the list. Genes below the cohort's own lower-quartile mean expression were removed before ranking. This is a pre-processing choice rather than a statistical necessity, and it is a researcher degree of freedom, so its effect is quantified rather than left implicit: the same sets were re-run with the filter at the cohort median and with no filter at all (Results; Additional file 2). Enrichment scores were computed as the weighted Kolmogorov–Smirnov statistic with exponent </w:t>
+        <w:t xml:space="preserve">For genes quantified in at least two cohorts, log2 fold changes were pooled by DerSimonian–Laird random-effects meta-analysis [27], with </w:t>
       </w:r>
       <w:r>
         <w:rPr>
@@ -768,16 +686,16 @@
           <w:i/>
           <w:sz w:val="24"/>
         </w:rPr>
-        <w:t>p</w:t>
-      </w:r>
-      <w:r>
-        <w:rPr>
-          <w:rFonts w:ascii="Times New Roman" w:hAnsi="Times New Roman" w:eastAsia="Times New Roman" w:cs="Times New Roman"/>
-          <w:b w:val="0"/>
-          <w:i w:val="0"/>
-          <w:sz w:val="24"/>
-        </w:rPr>
-        <w:t xml:space="preserve"> = 1. The null distribution was generated by 10,000 random gene sets of identical size drawn from the same ranked list; the ranking itself was never permuted, because phenotype permutation is not valid for preranked data with unequal group sizes. Normalised enrichment scores (NES) were obtained by dividing the observed score by the mean of the null scores on the matching sign side. Nominal </w:t>
+        <w:t>I</w:t>
+      </w:r>
+      <w:r>
+        <w:rPr>
+          <w:rFonts w:ascii="Times New Roman" w:hAnsi="Times New Roman" w:eastAsia="Times New Roman" w:cs="Times New Roman"/>
+          <w:b w:val="0"/>
+          <w:i w:val="0"/>
+          <w:sz w:val="24"/>
+        </w:rPr>
+        <w:t xml:space="preserve">² and τ² reported. Because k = 2–3 here, the normal-quantile random-effects interval under-covers, since it treats τ² as if it were known; all pooled intervals were therefore also computed with the Hartung–Knapp–Sidik–Jonkman correction [28] (standard error rescaled by √(q/(k−1)), </w:t>
       </w:r>
       <w:r>
         <w:rPr>
@@ -786,52 +704,30 @@
           <w:i/>
           <w:sz w:val="24"/>
         </w:rPr>
-        <w:t>p</w:t>
-      </w:r>
-      <w:r>
-        <w:rPr>
-          <w:rFonts w:ascii="Times New Roman" w:hAnsi="Times New Roman" w:eastAsia="Times New Roman" w:cs="Times New Roman"/>
-          <w:b w:val="0"/>
-          <w:i w:val="0"/>
-          <w:sz w:val="24"/>
-        </w:rPr>
-        <w:t xml:space="preserve"> is one-sided in the observed direction, and </w:t>
-      </w:r>
-      <w:r>
-        <w:rPr>
-          <w:rFonts w:ascii="Times New Roman" w:hAnsi="Times New Roman" w:eastAsia="Times New Roman" w:cs="Times New Roman"/>
-          <w:b w:val="0"/>
-          <w:i/>
-          <w:sz w:val="24"/>
-        </w:rPr>
-        <w:t>q</w:t>
-      </w:r>
-      <w:r>
-        <w:rPr>
-          <w:rFonts w:ascii="Times New Roman" w:hAnsi="Times New Roman" w:eastAsia="Times New Roman" w:cs="Times New Roman"/>
-          <w:b w:val="0"/>
-          <w:i w:val="0"/>
-          <w:sz w:val="24"/>
-        </w:rPr>
-        <w:t xml:space="preserve">-values are Benjamini–Hochberg across the six gene sets tested in each cohort — not across MSigDB, and they should not be read as genome-wide Hallmark </w:t>
-      </w:r>
-      <w:r>
-        <w:rPr>
-          <w:rFonts w:ascii="Times New Roman" w:hAnsi="Times New Roman" w:eastAsia="Times New Roman" w:cs="Times New Roman"/>
-          <w:b w:val="0"/>
-          <w:i/>
-          <w:sz w:val="24"/>
-        </w:rPr>
-        <w:t>q</w:t>
-      </w:r>
-      <w:r>
-        <w:rPr>
-          <w:rFonts w:ascii="Times New Roman" w:hAnsi="Times New Roman" w:eastAsia="Times New Roman" w:cs="Times New Roman"/>
-          <w:b w:val="0"/>
-          <w:i w:val="0"/>
-          <w:sz w:val="24"/>
-        </w:rPr>
-        <w:t>-values.</w:t>
+        <w:t>t</w:t>
+      </w:r>
+      <w:r>
+        <w:rPr>
+          <w:rFonts w:ascii="Times New Roman" w:hAnsi="Times New Roman" w:eastAsia="Times New Roman" w:cs="Times New Roman"/>
+          <w:b w:val="0"/>
+          <w:i w:val="0"/>
+          <w:sz w:val="24"/>
+        </w:rPr>
+        <w:t>_{k−1} quantile). Both are reported, and equivalence counts are given under both.</w:t>
+      </w:r>
+    </w:p>
+    <w:p>
+      <w:pPr>
+        <w:spacing w:before="200" w:after="120" w:line="360" w:lineRule="auto"/>
+      </w:pPr>
+      <w:r>
+        <w:rPr>
+          <w:rFonts w:ascii="Times New Roman" w:hAnsi="Times New Roman" w:eastAsia="Times New Roman" w:cs="Times New Roman"/>
+          <w:b/>
+          <w:i w:val="0"/>
+          <w:sz w:val="25"/>
+        </w:rPr>
+        <w:t>Gene set enrichment</w:t>
       </w:r>
     </w:p>
     <w:p>
@@ -846,7 +742,98 @@
           <w:i w:val="0"/>
           <w:sz w:val="24"/>
         </w:rPr>
-        <w:t>Six gene sets were used. Two of them concern Wnt, and they are not interchangeable. Gene-level testing and equivalence assessment used a 37-gene curated Wnt/β-catenin panel spanning the core signal-transduction machinery (Frizzled receptors, the Axin–Apc–Gsk3b destruction complex, β-catenin itself and the Tcf/Lef factors), the ligands, and canonical transcriptional targets; the full list is in Additional file 1. Set-level testing used the HALLMARK_WNT_BETA_CATENIN collection as retrieved (38 symbols) [24]. The overlap between the two is only 14 genes, so they ask different questions: the curated panel tests whether the pathway's own components and its most responsive targets move, whereas the Hallmark set tests whether a target-gene programme is coordinately shifted. The remaining five were curated marker panels, not MSigDB collections: PYROPTOSIS_CORE (22 genes), INJURY_RESPONSE_POSCTRL (23 genes, the positive control), MICROGLIA_ACTIVATION (20), ASTROCYTE_REACTIVITY (19) and NFKB_CYTOKINE_SIGNALLING (22). Membership of every panel is given in Additional file 1.</w:t>
+        <w:t xml:space="preserve">Preranked GSEA [29] was run separately in each cohort. Genes were ranked by Welch </w:t>
+      </w:r>
+      <w:r>
+        <w:rPr>
+          <w:rFonts w:ascii="Times New Roman" w:hAnsi="Times New Roman" w:eastAsia="Times New Roman" w:cs="Times New Roman"/>
+          <w:b w:val="0"/>
+          <w:i/>
+          <w:sz w:val="24"/>
+        </w:rPr>
+        <w:t>t</w:t>
+      </w:r>
+      <w:r>
+        <w:rPr>
+          <w:rFonts w:ascii="Times New Roman" w:hAnsi="Times New Roman" w:eastAsia="Times New Roman" w:cs="Times New Roman"/>
+          <w:b w:val="0"/>
+          <w:i w:val="0"/>
+          <w:sz w:val="24"/>
+        </w:rPr>
+        <w:t xml:space="preserve"> (case versus control), winsorised at ±50 as a safeguard which in the event never bound after filtering (maximum |</w:t>
+      </w:r>
+      <w:r>
+        <w:rPr>
+          <w:rFonts w:ascii="Times New Roman" w:hAnsi="Times New Roman" w:eastAsia="Times New Roman" w:cs="Times New Roman"/>
+          <w:b w:val="0"/>
+          <w:i/>
+          <w:sz w:val="24"/>
+        </w:rPr>
+        <w:t>t</w:t>
+      </w:r>
+      <w:r>
+        <w:rPr>
+          <w:rFonts w:ascii="Times New Roman" w:hAnsi="Times New Roman" w:eastAsia="Times New Roman" w:cs="Times New Roman"/>
+          <w:b w:val="0"/>
+          <w:i w:val="0"/>
+          <w:sz w:val="24"/>
+        </w:rPr>
+        <w:t xml:space="preserve">| 21.8 across the three cohorts). Genes below the cohort's own lower-quartile mean expression were removed before ranking. This is a pre-processing choice and a researcher degree of freedom, so its effect is quantified rather than left implicit: the same sets were re-run with the filter at the cohort median and with no filter (Additional file 2). Enrichment scores were the weighted Kolmogorov–Smirnov statistic with exponent 1. The null distribution was 10,000 random gene sets of identical size drawn from the same ranked list under `numpy.random.default_rng(seed = 20261029)`; gene-set permutation is the only option available for a preranked list in the Broad implementation, and the reason the ranking is not permuted is that a preranked list carries no sample-level information — all three contrasts here are balanced. This null asks whether a set is more extreme than a random set of the same size on this ranking; it does not preserve gene–gene correlation and is anti-conservative as a test of phenotype association. Nominal </w:t>
+      </w:r>
+      <w:r>
+        <w:rPr>
+          <w:rFonts w:ascii="Times New Roman" w:hAnsi="Times New Roman" w:eastAsia="Times New Roman" w:cs="Times New Roman"/>
+          <w:b w:val="0"/>
+          <w:i/>
+          <w:sz w:val="24"/>
+        </w:rPr>
+        <w:t>p</w:t>
+      </w:r>
+      <w:r>
+        <w:rPr>
+          <w:rFonts w:ascii="Times New Roman" w:hAnsi="Times New Roman" w:eastAsia="Times New Roman" w:cs="Times New Roman"/>
+          <w:b w:val="0"/>
+          <w:i w:val="0"/>
+          <w:sz w:val="24"/>
+        </w:rPr>
+        <w:t xml:space="preserve"> is one-sided in the observed direction and is bounded below by 1/(10,000 + 1) = 1 × 10</w:t>
+      </w:r>
+      <w:r>
+        <w:rPr>
+          <w:rFonts w:ascii="Times New Roman" w:hAnsi="Times New Roman" w:eastAsia="Times New Roman" w:cs="Times New Roman"/>
+          <w:b w:val="0"/>
+          <w:i w:val="0"/>
+          <w:sz w:val="24"/>
+          <w:vertAlign w:val="superscript"/>
+        </w:rPr>
+        <w:t>−4</w:t>
+      </w:r>
+      <w:r>
+        <w:rPr>
+          <w:rFonts w:ascii="Times New Roman" w:hAnsi="Times New Roman" w:eastAsia="Times New Roman" w:cs="Times New Roman"/>
+          <w:b w:val="0"/>
+          <w:i w:val="0"/>
+          <w:sz w:val="24"/>
+        </w:rPr>
+        <w:t xml:space="preserve">, a bound attained by five of the six sets in C1. Normalised enrichment scores divide the observed score by the mean of the null on the matching sign side; that divisor is sign-specific and set-size-specific, so NES values are comparable only within the same cohort, sign and set size, and cross-cohort NES comparisons in this paper are descriptive. </w:t>
+      </w:r>
+      <w:r>
+        <w:rPr>
+          <w:rFonts w:ascii="Times New Roman" w:hAnsi="Times New Roman" w:eastAsia="Times New Roman" w:cs="Times New Roman"/>
+          <w:b w:val="0"/>
+          <w:i/>
+          <w:sz w:val="24"/>
+        </w:rPr>
+        <w:t>Q</w:t>
+      </w:r>
+      <w:r>
+        <w:rPr>
+          <w:rFonts w:ascii="Times New Roman" w:hAnsi="Times New Roman" w:eastAsia="Times New Roman" w:cs="Times New Roman"/>
+          <w:b w:val="0"/>
+          <w:i w:val="0"/>
+          <w:sz w:val="24"/>
+        </w:rPr>
+        <w:t>-values are Benjamini–Hochberg across the six sets tested in each cohort, not across MSigDB.</w:t>
       </w:r>
     </w:p>
     <w:p>
@@ -861,39 +848,7 @@
           <w:i w:val="0"/>
           <w:sz w:val="24"/>
         </w:rPr>
-        <w:t xml:space="preserve">Rank clustering was additionally tested without permutation. For a gene subset of size </w:t>
-      </w:r>
-      <w:r>
-        <w:rPr>
-          <w:rFonts w:ascii="Times New Roman" w:hAnsi="Times New Roman" w:eastAsia="Times New Roman" w:cs="Times New Roman"/>
-          <w:b w:val="0"/>
-          <w:i/>
-          <w:sz w:val="24"/>
-        </w:rPr>
-        <w:t>k</w:t>
-      </w:r>
-      <w:r>
-        <w:rPr>
-          <w:rFonts w:ascii="Times New Roman" w:hAnsi="Times New Roman" w:eastAsia="Times New Roman" w:cs="Times New Roman"/>
-          <w:b w:val="0"/>
-          <w:i w:val="0"/>
-          <w:sz w:val="24"/>
-        </w:rPr>
-        <w:t>, the number of members falling within the top 6% of the ranked list was compared with the hypergeometric expectation, which gives a check that does not depend on the permutation scheme.</w:t>
-      </w:r>
-    </w:p>
-    <w:p>
-      <w:pPr>
-        <w:spacing w:before="200" w:after="120" w:line="360" w:lineRule="auto"/>
-      </w:pPr>
-      <w:r>
-        <w:rPr>
-          <w:rFonts w:ascii="Times New Roman" w:hAnsi="Times New Roman" w:eastAsia="Times New Roman" w:cs="Times New Roman"/>
-          <w:b/>
-          <w:i w:val="0"/>
-          <w:sz w:val="25"/>
-        </w:rPr>
-        <w:t>Sensitivity analyses</w:t>
+        <w:t>Six gene sets were used. Two concern Wnt and are not interchangeable. Gene-level testing and equivalence assessment used a 37-gene curated Wnt/β-catenin panel spanning core signal-transduction machinery, ligands and canonical transcriptional targets. Set-level testing used HALLMARK_WNT_BETA_CATENIN as retrieved (38 symbols) [30]. The two overlap at 14 genes only, so they ask different questions, and they are reported as separate lines of evidence. The remaining five were curated marker panels: PYROPTOSIS_CORE (22 genes), INJURY_RESPONSE_POSCTRL (23), MICROGLIA_ACTIVATION (20), ASTROCYTE_REACTIVITY (19) and NFKB_CYTOKINE_SIGNALLING (22). Membership is given in Additional file 1.</w:t>
       </w:r>
     </w:p>
     <w:p>
@@ -908,7 +863,7 @@
           <w:i w:val="0"/>
           <w:sz w:val="24"/>
         </w:rPr>
-        <w:t xml:space="preserve">Five analyses probed the dependence of the conclusions on analysis choices. (i) Each of the 13 leading-edge pyroptosis genes was removed in turn and GSEA re-run (13 separate analyses). (ii) The 22-gene pyroptosis panel was split into an execution subset (NLRP3, NLRC4, AIM2, PYCARD, NEK7, CASP1, CASP4, GSDMD, GSDME; 9 genes) and a priming subset (NF-κB-inducible substrates and cytokines; 13 genes), and GSEA was run on each. (iii) GSEA was repeated under four pre-processing variants: the primary setting, log2 fold change instead of </w:t>
+        <w:t xml:space="preserve">Rank clustering was additionally tested without permutation: for a subset of size </w:t>
       </w:r>
       <w:r>
         <w:rPr>
@@ -917,16 +872,16 @@
           <w:i/>
           <w:sz w:val="24"/>
         </w:rPr>
-        <w:t>t</w:t>
-      </w:r>
-      <w:r>
-        <w:rPr>
-          <w:rFonts w:ascii="Times New Roman" w:hAnsi="Times New Roman" w:eastAsia="Times New Roman" w:cs="Times New Roman"/>
-          <w:b w:val="0"/>
-          <w:i w:val="0"/>
-          <w:sz w:val="24"/>
-        </w:rPr>
-        <w:t xml:space="preserve"> as the ranking metric, expression filtering at the cohort median instead of the lower quartile, and no expression filter at all. (iv) Wnt effects were re-pooled using C1 and C2 only, excluding the cohort whose positive control failed. (v) For the Wnt panel the pooled estimate was also computed as a fixed-effect estimate, to separate a change in point estimate from a change in precision.</w:t>
+        <w:t>k</w:t>
+      </w:r>
+      <w:r>
+        <w:rPr>
+          <w:rFonts w:ascii="Times New Roman" w:hAnsi="Times New Roman" w:eastAsia="Times New Roman" w:cs="Times New Roman"/>
+          <w:b w:val="0"/>
+          <w:i w:val="0"/>
+          <w:sz w:val="24"/>
+        </w:rPr>
+        <w:t>, the number of members within the top 6% of the ranked list was compared with the hypergeometric expectation. This is independent of the permutation scheme but not of the ranking or the filtering that produced it.</w:t>
       </w:r>
     </w:p>
     <w:p>
@@ -940,7 +895,7 @@
           <w:i w:val="0"/>
           <w:sz w:val="25"/>
         </w:rPr>
-        <w:t>Single-cell reference</w:t>
+        <w:t>Sensitivity analyses</w:t>
       </w:r>
     </w:p>
     <w:p>
@@ -955,7 +910,7 @@
           <w:i w:val="0"/>
           <w:sz w:val="24"/>
         </w:rPr>
-        <w:t>GSE134003 was processed to cell-type labels as deposited. Cell numbers and the number of contributing animals were tabulated per cell type and condition. No differential expression was performed at single-cell level, because the astrocyte compartment proved too small to support it (Results).</w:t>
+        <w:t>Six analyses probed the dependence of the conclusions on analysis choices. (i) Each of the 13 leading-edge pyroptosis genes was removed in turn and GSEA re-run; all 13 were also removed at once. (ii) The 22-gene pyroptosis panel was split into disjoint execution (9 genes) and priming (13 genes defined, 10 measurable) subsets. (iii) GSEA was repeated under four pre-processing variants. (iv) The Wnt panel was re-pooled using C1 and C2 only, excluding the cohort whose positive control failed. (v) Library normalisation was varied: raw counts, DESeq2-style median-of-ratios size factors, and upper-quartile factors, each with and without independent filtering before Benjamini–Hochberg correction (C1 and C2 only; C3 is already normalised abundance). (vi) Fixed-effect pooling was computed alongside random-effects pooling.</w:t>
       </w:r>
     </w:p>
     <w:p>
@@ -969,7 +924,7 @@
           <w:i w:val="0"/>
           <w:sz w:val="25"/>
         </w:rPr>
-        <w:t>Software and reproducibility</w:t>
+        <w:t>Power</w:t>
       </w:r>
     </w:p>
     <w:p>
@@ -984,21 +939,25 @@
           <w:i w:val="0"/>
           <w:sz w:val="24"/>
         </w:rPr>
-        <w:t>Analyses were run in Python 3.11 with NumPy and SciPy. Scripts, gene panels, per-cohort result tables and the GSEA outputs are available at https://github.com/yyx-4113/astrocytic-wnt-pyroptosis-np (tag v1.1.3), which also carries a SHA-256 manifest for every data file and result table.</w:t>
-      </w:r>
-    </w:p>
-    <w:p>
-      <w:pPr>
-        <w:spacing w:before="280" w:after="160" w:line="360" w:lineRule="auto"/>
-      </w:pPr>
-      <w:r>
-        <w:rPr>
-          <w:rFonts w:ascii="Times New Roman" w:hAnsi="Times New Roman" w:eastAsia="Times New Roman" w:cs="Times New Roman"/>
-          <w:b/>
-          <w:i w:val="0"/>
-          <w:sz w:val="28"/>
-        </w:rPr>
-        <w:t>Results</w:t>
+        <w:t xml:space="preserve">Because the paper's method claim concerns resolution, the minimum detectable effect was computed from the data rather than assumed. For each cohort the median within-group standard deviation of log2 expression was taken across all genes, and the effect detectable at 80% power with α = 0.05 was computed for the median gene, both at nominal α and at the </w:t>
+      </w:r>
+      <w:r>
+        <w:rPr>
+          <w:rFonts w:ascii="Times New Roman" w:hAnsi="Times New Roman" w:eastAsia="Times New Roman" w:cs="Times New Roman"/>
+          <w:b w:val="0"/>
+          <w:i/>
+          <w:sz w:val="24"/>
+        </w:rPr>
+        <w:t>p</w:t>
+      </w:r>
+      <w:r>
+        <w:rPr>
+          <w:rFonts w:ascii="Times New Roman" w:hAnsi="Times New Roman" w:eastAsia="Times New Roman" w:cs="Times New Roman"/>
+          <w:b w:val="0"/>
+          <w:i w:val="0"/>
+          <w:sz w:val="24"/>
+        </w:rPr>
+        <w:t>-value threshold a gene must beat to survive Benjamini–Hochberg correction in that cohort.</w:t>
       </w:r>
     </w:p>
     <w:p>
@@ -1012,7 +971,7 @@
           <w:i w:val="0"/>
           <w:sz w:val="25"/>
         </w:rPr>
-        <w:t>The assay detects injury but correction removes everything, including the positive control</w:t>
+        <w:t>Single-cell reference</w:t>
       </w:r>
     </w:p>
     <w:p>
@@ -1027,7 +986,21 @@
           <w:i w:val="0"/>
           <w:sz w:val="24"/>
         </w:rPr>
-        <w:t>The three cohorts contributed 20 libraries in total (C1: 4 sham, 4 CCI; C2: 3 control, 3 SNI; C3: 3 sham, 3 SNI). Between 17,412 and 19,864 genes were testable per cohort after gene-level collapse (Table 1).</w:t>
+        <w:t>GSE134003 was tabulated from the deposited ClusterMetadata (66 subtypes; the 735 microglia are the sum of deposited subtypes Micro1–Micro3, the 40 astrocytes the single deposited "Astrocytes" label). Cell numbers and contributing animals were counted per type and condition. No differential expression was performed at single-cell level.</w:t>
+      </w:r>
+    </w:p>
+    <w:p>
+      <w:pPr>
+        <w:spacing w:before="200" w:after="120" w:line="360" w:lineRule="auto"/>
+      </w:pPr>
+      <w:r>
+        <w:rPr>
+          <w:rFonts w:ascii="Times New Roman" w:hAnsi="Times New Roman" w:eastAsia="Times New Roman" w:cs="Times New Roman"/>
+          <w:b/>
+          <w:i w:val="0"/>
+          <w:sz w:val="25"/>
+        </w:rPr>
+        <w:t>Software and reproducibility</w:t>
       </w:r>
     </w:p>
     <w:p>
@@ -1039,109 +1012,38 @@
         <w:rPr>
           <w:rFonts w:ascii="Times New Roman" w:hAnsi="Times New Roman" w:eastAsia="Times New Roman" w:cs="Times New Roman"/>
           <w:b w:val="0"/>
-          <w:i/>
-          <w:sz w:val="24"/>
-        </w:rPr>
-        <w:t>Atf3</w:t>
-      </w:r>
-      <w:r>
-        <w:rPr>
-          <w:rFonts w:ascii="Times New Roman" w:hAnsi="Times New Roman" w:eastAsia="Times New Roman" w:cs="Times New Roman"/>
-          <w:b w:val="0"/>
-          <w:i w:val="0"/>
-          <w:sz w:val="24"/>
-        </w:rPr>
-        <w:t xml:space="preserve">, the canonical injury-induced transcription factor, behaved as required of a positive control in the discovery cohort: +4.03 log2 (16.3-fold; 95% CI 2.07 to 5.98; </w:t>
-      </w:r>
-      <w:r>
-        <w:rPr>
-          <w:rFonts w:ascii="Times New Roman" w:hAnsi="Times New Roman" w:eastAsia="Times New Roman" w:cs="Times New Roman"/>
-          <w:b w:val="0"/>
-          <w:i/>
-          <w:sz w:val="24"/>
-        </w:rPr>
-        <w:t>p</w:t>
-      </w:r>
-      <w:r>
-        <w:rPr>
-          <w:rFonts w:ascii="Times New Roman" w:hAnsi="Times New Roman" w:eastAsia="Times New Roman" w:cs="Times New Roman"/>
-          <w:b w:val="0"/>
-          <w:i w:val="0"/>
-          <w:sz w:val="24"/>
-        </w:rPr>
-        <w:t xml:space="preserve"> = 0.0044). It rose in the same direction in both other cohorts (+1.33, </w:t>
-      </w:r>
-      <w:r>
-        <w:rPr>
-          <w:rFonts w:ascii="Times New Roman" w:hAnsi="Times New Roman" w:eastAsia="Times New Roman" w:cs="Times New Roman"/>
-          <w:b w:val="0"/>
-          <w:i/>
-          <w:sz w:val="24"/>
-        </w:rPr>
-        <w:t>p</w:t>
-      </w:r>
-      <w:r>
-        <w:rPr>
-          <w:rFonts w:ascii="Times New Roman" w:hAnsi="Times New Roman" w:eastAsia="Times New Roman" w:cs="Times New Roman"/>
-          <w:b w:val="0"/>
-          <w:i w:val="0"/>
-          <w:sz w:val="24"/>
-        </w:rPr>
-        <w:t xml:space="preserve"> = 0.0053; +1.03, </w:t>
-      </w:r>
-      <w:r>
-        <w:rPr>
-          <w:rFonts w:ascii="Times New Roman" w:hAnsi="Times New Roman" w:eastAsia="Times New Roman" w:cs="Times New Roman"/>
-          <w:b w:val="0"/>
-          <w:i/>
-          <w:sz w:val="24"/>
-        </w:rPr>
-        <w:t>p</w:t>
-      </w:r>
-      <w:r>
-        <w:rPr>
-          <w:rFonts w:ascii="Times New Roman" w:hAnsi="Times New Roman" w:eastAsia="Times New Roman" w:cs="Times New Roman"/>
-          <w:b w:val="0"/>
-          <w:i w:val="0"/>
-          <w:sz w:val="24"/>
-        </w:rPr>
-        <w:t xml:space="preserve"> = 0.119), and the random-effects pooled estimate was +1.99 log2 (95% CI 0.64 to 3.33; </w:t>
-      </w:r>
-      <w:r>
-        <w:rPr>
-          <w:rFonts w:ascii="Times New Roman" w:hAnsi="Times New Roman" w:eastAsia="Times New Roman" w:cs="Times New Roman"/>
-          <w:b w:val="0"/>
-          <w:i/>
-          <w:sz w:val="24"/>
-        </w:rPr>
-        <w:t>p</w:t>
-      </w:r>
-      <w:r>
-        <w:rPr>
-          <w:rFonts w:ascii="Times New Roman" w:hAnsi="Times New Roman" w:eastAsia="Times New Roman" w:cs="Times New Roman"/>
-          <w:b w:val="0"/>
-          <w:i w:val="0"/>
-          <w:sz w:val="24"/>
-        </w:rPr>
-        <w:t xml:space="preserve"> = 0.0039) with substantial heterogeneity (</w:t>
-      </w:r>
-      <w:r>
-        <w:rPr>
-          <w:rFonts w:ascii="Times New Roman" w:hAnsi="Times New Roman" w:eastAsia="Times New Roman" w:cs="Times New Roman"/>
-          <w:b w:val="0"/>
-          <w:i/>
-          <w:sz w:val="24"/>
-        </w:rPr>
-        <w:t>I</w:t>
-      </w:r>
-      <w:r>
-        <w:rPr>
-          <w:rFonts w:ascii="Times New Roman" w:hAnsi="Times New Roman" w:eastAsia="Times New Roman" w:cs="Times New Roman"/>
-          <w:b w:val="0"/>
-          <w:i w:val="0"/>
-          <w:sz w:val="24"/>
-        </w:rPr>
-        <w:t>² = 86%). The injury response is therefore present and detectable in this material.</w:t>
+          <w:i w:val="0"/>
+          <w:sz w:val="24"/>
+        </w:rPr>
+        <w:t>Analyses were run in Python 3.11 with NumPy 1.26 and SciPy 1.11. Scripts, gene panels, per-cohort result tables, GSEA outputs and a SHA-256 manifest of every file are available at [31] (tag v1.1.4).</w:t>
+      </w:r>
+    </w:p>
+    <w:p>
+      <w:pPr>
+        <w:spacing w:before="280" w:after="160" w:line="360" w:lineRule="auto"/>
+      </w:pPr>
+      <w:r>
+        <w:rPr>
+          <w:rFonts w:ascii="Times New Roman" w:hAnsi="Times New Roman" w:eastAsia="Times New Roman" w:cs="Times New Roman"/>
+          <w:b/>
+          <w:i w:val="0"/>
+          <w:sz w:val="28"/>
+        </w:rPr>
+        <w:t>Results</w:t>
+      </w:r>
+    </w:p>
+    <w:p>
+      <w:pPr>
+        <w:spacing w:before="200" w:after="120" w:line="360" w:lineRule="auto"/>
+      </w:pPr>
+      <w:r>
+        <w:rPr>
+          <w:rFonts w:ascii="Times New Roman" w:hAnsi="Times New Roman" w:eastAsia="Times New Roman" w:cs="Times New Roman"/>
+          <w:b/>
+          <w:i w:val="0"/>
+          <w:sz w:val="25"/>
+        </w:rPr>
+        <w:t>The assay detects injury, but the design lacks the resolution to declare it</w:t>
       </w:r>
     </w:p>
     <w:p>
@@ -1156,116 +1058,7 @@
           <w:i w:val="0"/>
           <w:sz w:val="24"/>
         </w:rPr>
-        <w:t xml:space="preserve">Benjamini–Hochberg correction nonetheless removed it. </w:t>
-      </w:r>
-      <w:r>
-        <w:rPr>
-          <w:rFonts w:ascii="Times New Roman" w:hAnsi="Times New Roman" w:eastAsia="Times New Roman" w:cs="Times New Roman"/>
-          <w:b w:val="0"/>
-          <w:i/>
-          <w:sz w:val="24"/>
-        </w:rPr>
-        <w:t>Atf3</w:t>
-      </w:r>
-      <w:r>
-        <w:rPr>
-          <w:rFonts w:ascii="Times New Roman" w:hAnsi="Times New Roman" w:eastAsia="Times New Roman" w:cs="Times New Roman"/>
-          <w:b w:val="0"/>
-          <w:i w:val="0"/>
-          <w:sz w:val="24"/>
-        </w:rPr>
-        <w:t xml:space="preserve"> reached </w:t>
-      </w:r>
-      <w:r>
-        <w:rPr>
-          <w:rFonts w:ascii="Times New Roman" w:hAnsi="Times New Roman" w:eastAsia="Times New Roman" w:cs="Times New Roman"/>
-          <w:b w:val="0"/>
-          <w:i/>
-          <w:sz w:val="24"/>
-        </w:rPr>
-        <w:t>q</w:t>
-      </w:r>
-      <w:r>
-        <w:rPr>
-          <w:rFonts w:ascii="Times New Roman" w:hAnsi="Times New Roman" w:eastAsia="Times New Roman" w:cs="Times New Roman"/>
-          <w:b w:val="0"/>
-          <w:i w:val="0"/>
-          <w:sz w:val="24"/>
-        </w:rPr>
-        <w:t xml:space="preserve"> = 0.466 in C1, 0.700 in C2 and 0.761 in C3. Across the whole transcriptome, 1,371 of 19,009 genes reached nominal </w:t>
-      </w:r>
-      <w:r>
-        <w:rPr>
-          <w:rFonts w:ascii="Times New Roman" w:hAnsi="Times New Roman" w:eastAsia="Times New Roman" w:cs="Times New Roman"/>
-          <w:b w:val="0"/>
-          <w:i/>
-          <w:sz w:val="24"/>
-        </w:rPr>
-        <w:t>p</w:t>
-      </w:r>
-      <w:r>
-        <w:rPr>
-          <w:rFonts w:ascii="Times New Roman" w:hAnsi="Times New Roman" w:eastAsia="Times New Roman" w:cs="Times New Roman"/>
-          <w:b w:val="0"/>
-          <w:i w:val="0"/>
-          <w:sz w:val="24"/>
-        </w:rPr>
-        <w:t xml:space="preserve"> &lt; 0.05 in C1, 1,210 of 17,412 in C2 and 734 of 19,864 in C3; the numbers surviving </w:t>
-      </w:r>
-      <w:r>
-        <w:rPr>
-          <w:rFonts w:ascii="Times New Roman" w:hAnsi="Times New Roman" w:eastAsia="Times New Roman" w:cs="Times New Roman"/>
-          <w:b w:val="0"/>
-          <w:i/>
-          <w:sz w:val="24"/>
-        </w:rPr>
-        <w:t>q</w:t>
-      </w:r>
-      <w:r>
-        <w:rPr>
-          <w:rFonts w:ascii="Times New Roman" w:hAnsi="Times New Roman" w:eastAsia="Times New Roman" w:cs="Times New Roman"/>
-          <w:b w:val="0"/>
-          <w:i w:val="0"/>
-          <w:sz w:val="24"/>
-        </w:rPr>
-        <w:t xml:space="preserve"> &lt; 0.05 were 0, 0 and 1 (Table 1). The single survivor (LOC688442 in C3) is a zero-variance transcript with a fold change of 1.09 and a </w:t>
-      </w:r>
-      <w:r>
-        <w:rPr>
-          <w:rFonts w:ascii="Times New Roman" w:hAnsi="Times New Roman" w:eastAsia="Times New Roman" w:cs="Times New Roman"/>
-          <w:b w:val="0"/>
-          <w:i/>
-          <w:sz w:val="24"/>
-        </w:rPr>
-        <w:t>t</w:t>
-      </w:r>
-      <w:r>
-        <w:rPr>
-          <w:rFonts w:ascii="Times New Roman" w:hAnsi="Times New Roman" w:eastAsia="Times New Roman" w:cs="Times New Roman"/>
-          <w:b w:val="0"/>
-          <w:i w:val="0"/>
-          <w:sz w:val="24"/>
-        </w:rPr>
-        <w:t xml:space="preserve"> statistic of 1.27 × 10</w:t>
-      </w:r>
-      <w:r>
-        <w:rPr>
-          <w:rFonts w:ascii="Times New Roman" w:hAnsi="Times New Roman" w:eastAsia="Times New Roman" w:cs="Times New Roman"/>
-          <w:b w:val="0"/>
-          <w:i w:val="0"/>
-          <w:sz w:val="24"/>
-          <w:vertAlign w:val="superscript"/>
-        </w:rPr>
-        <w:t>16</w:t>
-      </w:r>
-      <w:r>
-        <w:rPr>
-          <w:rFonts w:ascii="Times New Roman" w:hAnsi="Times New Roman" w:eastAsia="Times New Roman" w:cs="Times New Roman"/>
-          <w:b w:val="0"/>
-          <w:i w:val="0"/>
-          <w:sz w:val="24"/>
-        </w:rPr>
-        <w:t>; it carries no biological information.</w:t>
+        <w:t>The three cohorts contributed 20 libraries in total (C1: 4 sham, 4 CCI; C2: 3 control, 3 SNI; C3: 3 sham, 3 SNI). Between 17,412 and 19,864 genes were testable per cohort after gene-level collapse (Table 1).</w:t>
       </w:r>
     </w:p>
     <w:p>
@@ -1277,18 +1070,27 @@
         <w:rPr>
           <w:rFonts w:ascii="Times New Roman" w:hAnsi="Times New Roman" w:eastAsia="Times New Roman" w:cs="Times New Roman"/>
           <w:b w:val="0"/>
-          <w:i w:val="0"/>
-          <w:sz w:val="24"/>
-        </w:rPr>
-        <w:t xml:space="preserve">This is the first substantive result, and it is methodological rather than biological: at n = 3–4, a 16-fold change in a gene that is unambiguously regulated does not survive correction across ~19,000 tests. Any claim about a pathway in this literature that rests on nominal </w:t>
-      </w:r>
-      <w:r>
-        <w:rPr>
-          <w:rFonts w:ascii="Times New Roman" w:hAnsi="Times New Roman" w:eastAsia="Times New Roman" w:cs="Times New Roman"/>
-          <w:b w:val="0"/>
           <w:i/>
           <w:sz w:val="24"/>
         </w:rPr>
+        <w:t>Atf3</w:t>
+      </w:r>
+      <w:r>
+        <w:rPr>
+          <w:rFonts w:ascii="Times New Roman" w:hAnsi="Times New Roman" w:eastAsia="Times New Roman" w:cs="Times New Roman"/>
+          <w:b w:val="0"/>
+          <w:i w:val="0"/>
+          <w:sz w:val="24"/>
+        </w:rPr>
+        <w:t xml:space="preserve">, the canonical injury-induced transcription factor, behaved as required of a positive control in the discovery cohort: +4.03 log2 (16.3-fold; 95% CI 2.07 to 5.98; </w:t>
+      </w:r>
+      <w:r>
+        <w:rPr>
+          <w:rFonts w:ascii="Times New Roman" w:hAnsi="Times New Roman" w:eastAsia="Times New Roman" w:cs="Times New Roman"/>
+          <w:b w:val="0"/>
+          <w:i/>
+          <w:sz w:val="24"/>
+        </w:rPr>
         <w:t>p</w:t>
       </w:r>
       <w:r>
@@ -1298,21 +1100,79 @@
           <w:i w:val="0"/>
           <w:sz w:val="24"/>
         </w:rPr>
-        <w:t xml:space="preserve"> is therefore a claim made below the detection threshold of the design.</w:t>
-      </w:r>
-    </w:p>
-    <w:p>
-      <w:pPr>
-        <w:spacing w:before="200" w:after="120" w:line="360" w:lineRule="auto"/>
-      </w:pPr>
-      <w:r>
-        <w:rPr>
-          <w:rFonts w:ascii="Times New Roman" w:hAnsi="Times New Roman" w:eastAsia="Times New Roman" w:cs="Times New Roman"/>
-          <w:b/>
-          <w:i w:val="0"/>
-          <w:sz w:val="25"/>
-        </w:rPr>
-        <w:t>The Wnt/β-catenin transcriptional programme is not induced</w:t>
+        <w:t xml:space="preserve"> = 0.0044). It rose in the same direction in both other cohorts (+1.33, </w:t>
+      </w:r>
+      <w:r>
+        <w:rPr>
+          <w:rFonts w:ascii="Times New Roman" w:hAnsi="Times New Roman" w:eastAsia="Times New Roman" w:cs="Times New Roman"/>
+          <w:b w:val="0"/>
+          <w:i/>
+          <w:sz w:val="24"/>
+        </w:rPr>
+        <w:t>p</w:t>
+      </w:r>
+      <w:r>
+        <w:rPr>
+          <w:rFonts w:ascii="Times New Roman" w:hAnsi="Times New Roman" w:eastAsia="Times New Roman" w:cs="Times New Roman"/>
+          <w:b w:val="0"/>
+          <w:i w:val="0"/>
+          <w:sz w:val="24"/>
+        </w:rPr>
+        <w:t xml:space="preserve"> = 0.0053; +1.03, </w:t>
+      </w:r>
+      <w:r>
+        <w:rPr>
+          <w:rFonts w:ascii="Times New Roman" w:hAnsi="Times New Roman" w:eastAsia="Times New Roman" w:cs="Times New Roman"/>
+          <w:b w:val="0"/>
+          <w:i/>
+          <w:sz w:val="24"/>
+        </w:rPr>
+        <w:t>p</w:t>
+      </w:r>
+      <w:r>
+        <w:rPr>
+          <w:rFonts w:ascii="Times New Roman" w:hAnsi="Times New Roman" w:eastAsia="Times New Roman" w:cs="Times New Roman"/>
+          <w:b w:val="0"/>
+          <w:i w:val="0"/>
+          <w:sz w:val="24"/>
+        </w:rPr>
+        <w:t xml:space="preserve"> = 0.119), and the pooled random-effects estimate was +1.99 log2 (95% CI 0.64 to 3.33; </w:t>
+      </w:r>
+      <w:r>
+        <w:rPr>
+          <w:rFonts w:ascii="Times New Roman" w:hAnsi="Times New Roman" w:eastAsia="Times New Roman" w:cs="Times New Roman"/>
+          <w:b w:val="0"/>
+          <w:i/>
+          <w:sz w:val="24"/>
+        </w:rPr>
+        <w:t>p</w:t>
+      </w:r>
+      <w:r>
+        <w:rPr>
+          <w:rFonts w:ascii="Times New Roman" w:hAnsi="Times New Roman" w:eastAsia="Times New Roman" w:cs="Times New Roman"/>
+          <w:b w:val="0"/>
+          <w:i w:val="0"/>
+          <w:sz w:val="24"/>
+        </w:rPr>
+        <w:t xml:space="preserve"> = 0.0039) with substantial heterogeneity (</w:t>
+      </w:r>
+      <w:r>
+        <w:rPr>
+          <w:rFonts w:ascii="Times New Roman" w:hAnsi="Times New Roman" w:eastAsia="Times New Roman" w:cs="Times New Roman"/>
+          <w:b w:val="0"/>
+          <w:i/>
+          <w:sz w:val="24"/>
+        </w:rPr>
+        <w:t>I</w:t>
+      </w:r>
+      <w:r>
+        <w:rPr>
+          <w:rFonts w:ascii="Times New Roman" w:hAnsi="Times New Roman" w:eastAsia="Times New Roman" w:cs="Times New Roman"/>
+          <w:b w:val="0"/>
+          <w:i w:val="0"/>
+          <w:sz w:val="24"/>
+        </w:rPr>
+        <w:t>² = 86%). Injury-induced transcription is therefore present and detectable in this material.</w:t>
       </w:r>
     </w:p>
     <w:p>
@@ -1327,7 +1187,7 @@
           <w:i w:val="0"/>
           <w:sz w:val="24"/>
         </w:rPr>
-        <w:t xml:space="preserve">Of the 37 genes in the curated Wnt panel, 36 were quantified in at least two cohorts (30 in all three) and could be pooled. The largest pooled effect in either direction was +0.27 log2 for </w:t>
+        <w:t xml:space="preserve">Correction nonetheless removed it. </w:t>
       </w:r>
       <w:r>
         <w:rPr>
@@ -1336,16 +1196,16 @@
           <w:i/>
           <w:sz w:val="24"/>
         </w:rPr>
-        <w:t>Ccnd2</w:t>
-      </w:r>
-      <w:r>
-        <w:rPr>
-          <w:rFonts w:ascii="Times New Roman" w:hAnsi="Times New Roman" w:eastAsia="Times New Roman" w:cs="Times New Roman"/>
-          <w:b w:val="0"/>
-          <w:i w:val="0"/>
-          <w:sz w:val="24"/>
-        </w:rPr>
-        <w:t xml:space="preserve"> (1.20-fold; 95% CI 0.00 to 0.53); its interval crosses the equivalence bound and it is the one gene in the panel for which equivalence cannot be claimed. </w:t>
+        <w:t>Atf3</w:t>
+      </w:r>
+      <w:r>
+        <w:rPr>
+          <w:rFonts w:ascii="Times New Roman" w:hAnsi="Times New Roman" w:eastAsia="Times New Roman" w:cs="Times New Roman"/>
+          <w:b w:val="0"/>
+          <w:i w:val="0"/>
+          <w:sz w:val="24"/>
+        </w:rPr>
+        <w:t xml:space="preserve"> reached </w:t>
       </w:r>
       <w:r>
         <w:rPr>
@@ -1354,16 +1214,16 @@
           <w:i/>
           <w:sz w:val="24"/>
         </w:rPr>
-        <w:t>Jun</w:t>
-      </w:r>
-      <w:r>
-        <w:rPr>
-          <w:rFonts w:ascii="Times New Roman" w:hAnsi="Times New Roman" w:eastAsia="Times New Roman" w:cs="Times New Roman"/>
-          <w:b w:val="0"/>
-          <w:i w:val="0"/>
-          <w:sz w:val="24"/>
-        </w:rPr>
-        <w:t xml:space="preserve"> (+0.26), </w:t>
+        <w:t>q</w:t>
+      </w:r>
+      <w:r>
+        <w:rPr>
+          <w:rFonts w:ascii="Times New Roman" w:hAnsi="Times New Roman" w:eastAsia="Times New Roman" w:cs="Times New Roman"/>
+          <w:b w:val="0"/>
+          <w:i w:val="0"/>
+          <w:sz w:val="24"/>
+        </w:rPr>
+        <w:t xml:space="preserve"> = 0.466 in C1, 0.700 in C2 and 0.761 in C3. Across the transcriptome, 1,371 of 19,009 genes reached nominal </w:t>
       </w:r>
       <w:r>
         <w:rPr>
@@ -1372,16 +1232,16 @@
           <w:i/>
           <w:sz w:val="24"/>
         </w:rPr>
-        <w:t>Birc5</w:t>
-      </w:r>
-      <w:r>
-        <w:rPr>
-          <w:rFonts w:ascii="Times New Roman" w:hAnsi="Times New Roman" w:eastAsia="Times New Roman" w:cs="Times New Roman"/>
-          <w:b w:val="0"/>
-          <w:i w:val="0"/>
-          <w:sz w:val="24"/>
-        </w:rPr>
-        <w:t xml:space="preserve"> (+0.24) and </w:t>
+        <w:t>p</w:t>
+      </w:r>
+      <w:r>
+        <w:rPr>
+          <w:rFonts w:ascii="Times New Roman" w:hAnsi="Times New Roman" w:eastAsia="Times New Roman" w:cs="Times New Roman"/>
+          <w:b w:val="0"/>
+          <w:i w:val="0"/>
+          <w:sz w:val="24"/>
+        </w:rPr>
+        <w:t xml:space="preserve"> &lt; 0.05 in C1, 1,210 of 17,412 in C2 and 734 of 19,864 in C3; the numbers surviving </w:t>
       </w:r>
       <w:r>
         <w:rPr>
@@ -1390,16 +1250,53 @@
           <w:i/>
           <w:sz w:val="24"/>
         </w:rPr>
-        <w:t>Cd44</w:t>
-      </w:r>
-      <w:r>
-        <w:rPr>
-          <w:rFonts w:ascii="Times New Roman" w:hAnsi="Times New Roman" w:eastAsia="Times New Roman" w:cs="Times New Roman"/>
-          <w:b w:val="0"/>
-          <w:i w:val="0"/>
-          <w:sz w:val="24"/>
-        </w:rPr>
-        <w:t xml:space="preserve"> (+0.19) followed. Thirty-one of the 36 pooled intervals lay wholly within ±0.5 log2, which excludes an induction of 1.41-fold or more for those genes (Fig. 1C).</w:t>
+        <w:t>q</w:t>
+      </w:r>
+      <w:r>
+        <w:rPr>
+          <w:rFonts w:ascii="Times New Roman" w:hAnsi="Times New Roman" w:eastAsia="Times New Roman" w:cs="Times New Roman"/>
+          <w:b w:val="0"/>
+          <w:i w:val="0"/>
+          <w:sz w:val="24"/>
+        </w:rPr>
+        <w:t xml:space="preserve"> &lt; 0.05 were 0, 0 and 1 (Table 1). The single survivor (LOC688442 in C3) has a fold change of 1.09 with a </w:t>
+      </w:r>
+      <w:r>
+        <w:rPr>
+          <w:rFonts w:ascii="Times New Roman" w:hAnsi="Times New Roman" w:eastAsia="Times New Roman" w:cs="Times New Roman"/>
+          <w:b w:val="0"/>
+          <w:i/>
+          <w:sz w:val="24"/>
+        </w:rPr>
+        <w:t>t</w:t>
+      </w:r>
+      <w:r>
+        <w:rPr>
+          <w:rFonts w:ascii="Times New Roman" w:hAnsi="Times New Roman" w:eastAsia="Times New Roman" w:cs="Times New Roman"/>
+          <w:b w:val="0"/>
+          <w:i w:val="0"/>
+          <w:sz w:val="24"/>
+        </w:rPr>
+        <w:t xml:space="preserve"> statistic of 1.27 × 10</w:t>
+      </w:r>
+      <w:r>
+        <w:rPr>
+          <w:rFonts w:ascii="Times New Roman" w:hAnsi="Times New Roman" w:eastAsia="Times New Roman" w:cs="Times New Roman"/>
+          <w:b w:val="0"/>
+          <w:i w:val="0"/>
+          <w:sz w:val="24"/>
+          <w:vertAlign w:val="superscript"/>
+        </w:rPr>
+        <w:t>16</w:t>
+      </w:r>
+      <w:r>
+        <w:rPr>
+          <w:rFonts w:ascii="Times New Roman" w:hAnsi="Times New Roman" w:eastAsia="Times New Roman" w:cs="Times New Roman"/>
+          <w:b w:val="0"/>
+          <w:i w:val="0"/>
+          <w:sz w:val="24"/>
+        </w:rPr>
+        <w:t xml:space="preserve"> — a near-zero-variance transcript carrying no biological information.</w:t>
       </w:r>
     </w:p>
     <w:p>
@@ -1414,7 +1311,7 @@
           <w:i w:val="0"/>
           <w:sz w:val="24"/>
         </w:rPr>
-        <w:t xml:space="preserve">The core pathway components were flat. </w:t>
+        <w:t xml:space="preserve">Two readings of this are possible and must be separated. One is that the pipeline is at fault: it applies log2(x + 1) to raw counts with no library-size normalisation and no independent filtering, both of which are standard and both of which increase power. It is not. Re-running C1 and C2 from raw counts under median-of-ratios and upper-quartile normalisation, with and without independent filtering, gave between 0 and 6 survivors out of ~19,000 genes in C1, 0 in C2 and 0–1 in C3, and </w:t>
       </w:r>
       <w:r>
         <w:rPr>
@@ -1423,16 +1320,16 @@
           <w:i/>
           <w:sz w:val="24"/>
         </w:rPr>
-        <w:t>Ctnnb1</w:t>
-      </w:r>
-      <w:r>
-        <w:rPr>
-          <w:rFonts w:ascii="Times New Roman" w:hAnsi="Times New Roman" w:eastAsia="Times New Roman" w:cs="Times New Roman"/>
-          <w:b w:val="0"/>
-          <w:i w:val="0"/>
-          <w:sz w:val="24"/>
-        </w:rPr>
-        <w:t xml:space="preserve"> (β-catenin) itself was +0.08 log2 (pooled, three cohorts; </w:t>
+        <w:t>Atf3</w:t>
+      </w:r>
+      <w:r>
+        <w:rPr>
+          <w:rFonts w:ascii="Times New Roman" w:hAnsi="Times New Roman" w:eastAsia="Times New Roman" w:cs="Times New Roman"/>
+          <w:b w:val="0"/>
+          <w:i w:val="0"/>
+          <w:sz w:val="24"/>
+        </w:rPr>
+        <w:t xml:space="preserve"> remained non-significant under every regime (16.3- to 17.2-fold; </w:t>
       </w:r>
       <w:r>
         <w:rPr>
@@ -1441,6 +1338,24 @@
           <w:i/>
           <w:sz w:val="24"/>
         </w:rPr>
+        <w:t>q</w:t>
+      </w:r>
+      <w:r>
+        <w:rPr>
+          <w:rFonts w:ascii="Times New Roman" w:hAnsi="Times New Roman" w:eastAsia="Times New Roman" w:cs="Times New Roman"/>
+          <w:b w:val="0"/>
+          <w:i w:val="0"/>
+          <w:sz w:val="24"/>
+        </w:rPr>
+        <w:t xml:space="preserve"> = 0.34–0.47) (Additional file 2). The other reading is that the design is at fault, and the power calculation supports it: for the median gene, the smallest effect detectable at 80% power is 1.38-fold at nominal </w:t>
+      </w:r>
+      <w:r>
+        <w:rPr>
+          <w:rFonts w:ascii="Times New Roman" w:hAnsi="Times New Roman" w:eastAsia="Times New Roman" w:cs="Times New Roman"/>
+          <w:b w:val="0"/>
+          <w:i/>
+          <w:sz w:val="24"/>
+        </w:rPr>
         <w:t>p</w:t>
       </w:r>
       <w:r>
@@ -1450,7 +1365,7 @@
           <w:i w:val="0"/>
           <w:sz w:val="24"/>
         </w:rPr>
-        <w:t xml:space="preserve"> = 0.16), </w:t>
+        <w:t xml:space="preserve"> &lt; 0.05 in C1 but 5.6-fold after correction, and 1.79-fold rising to 428-fold in C2 (Table 1). The limiting factor is sensitivity, not a failure of false-discovery control [11]. It follows that any claim about a pathway in this literature resting on nominal </w:t>
       </w:r>
       <w:r>
         <w:rPr>
@@ -1459,88 +1374,30 @@
           <w:i/>
           <w:sz w:val="24"/>
         </w:rPr>
-        <w:t>Axin2</w:t>
-      </w:r>
-      <w:r>
-        <w:rPr>
-          <w:rFonts w:ascii="Times New Roman" w:hAnsi="Times New Roman" w:eastAsia="Times New Roman" w:cs="Times New Roman"/>
-          <w:b w:val="0"/>
-          <w:i w:val="0"/>
-          <w:sz w:val="24"/>
-        </w:rPr>
-        <w:t xml:space="preserve"> — the most responsive canonical target gene — was −0.02, </w:t>
-      </w:r>
-      <w:r>
-        <w:rPr>
-          <w:rFonts w:ascii="Times New Roman" w:hAnsi="Times New Roman" w:eastAsia="Times New Roman" w:cs="Times New Roman"/>
-          <w:b w:val="0"/>
-          <w:i/>
-          <w:sz w:val="24"/>
-        </w:rPr>
-        <w:t>Lef1</w:t>
-      </w:r>
-      <w:r>
-        <w:rPr>
-          <w:rFonts w:ascii="Times New Roman" w:hAnsi="Times New Roman" w:eastAsia="Times New Roman" w:cs="Times New Roman"/>
-          <w:b w:val="0"/>
-          <w:i w:val="0"/>
-          <w:sz w:val="24"/>
-        </w:rPr>
-        <w:t xml:space="preserve"> −0.01, </w:t>
-      </w:r>
-      <w:r>
-        <w:rPr>
-          <w:rFonts w:ascii="Times New Roman" w:hAnsi="Times New Roman" w:eastAsia="Times New Roman" w:cs="Times New Roman"/>
-          <w:b w:val="0"/>
-          <w:i/>
-          <w:sz w:val="24"/>
-        </w:rPr>
-        <w:t>Tcf4</w:t>
-      </w:r>
-      <w:r>
-        <w:rPr>
-          <w:rFonts w:ascii="Times New Roman" w:hAnsi="Times New Roman" w:eastAsia="Times New Roman" w:cs="Times New Roman"/>
-          <w:b w:val="0"/>
-          <w:i w:val="0"/>
-          <w:sz w:val="24"/>
-        </w:rPr>
-        <w:t xml:space="preserve"> −0.12 and </w:t>
-      </w:r>
-      <w:r>
-        <w:rPr>
-          <w:rFonts w:ascii="Times New Roman" w:hAnsi="Times New Roman" w:eastAsia="Times New Roman" w:cs="Times New Roman"/>
-          <w:b w:val="0"/>
-          <w:i/>
-          <w:sz w:val="24"/>
-        </w:rPr>
-        <w:t>Gsk3b</w:t>
-      </w:r>
-      <w:r>
-        <w:rPr>
-          <w:rFonts w:ascii="Times New Roman" w:hAnsi="Times New Roman" w:eastAsia="Times New Roman" w:cs="Times New Roman"/>
-          <w:b w:val="0"/>
-          <w:i w:val="0"/>
-          <w:sz w:val="24"/>
-        </w:rPr>
-        <w:t xml:space="preserve"> −0.05. The largest decrease in the panel was </w:t>
-      </w:r>
-      <w:r>
-        <w:rPr>
-          <w:rFonts w:ascii="Times New Roman" w:hAnsi="Times New Roman" w:eastAsia="Times New Roman" w:cs="Times New Roman"/>
-          <w:b w:val="0"/>
-          <w:i/>
-          <w:sz w:val="24"/>
-        </w:rPr>
-        <w:t>Wnt2</w:t>
-      </w:r>
-      <w:r>
-        <w:rPr>
-          <w:rFonts w:ascii="Times New Roman" w:hAnsi="Times New Roman" w:eastAsia="Times New Roman" w:cs="Times New Roman"/>
-          <w:b w:val="0"/>
-          <w:i w:val="0"/>
-          <w:sz w:val="24"/>
-        </w:rPr>
-        <w:t xml:space="preserve"> at −0.17, whose interval (−0.75 to 0.41) is too wide to support equivalence in either direction; no Wnt gene was equivalent to a decrease.</w:t>
+        <w:t>p</w:t>
+      </w:r>
+      <w:r>
+        <w:rPr>
+          <w:rFonts w:ascii="Times New Roman" w:hAnsi="Times New Roman" w:eastAsia="Times New Roman" w:cs="Times New Roman"/>
+          <w:b w:val="0"/>
+          <w:i w:val="0"/>
+          <w:sz w:val="24"/>
+        </w:rPr>
+        <w:t xml:space="preserve"> is a claim made below the detection threshold of the design.</w:t>
+      </w:r>
+    </w:p>
+    <w:p>
+      <w:pPr>
+        <w:spacing w:before="200" w:after="120" w:line="360" w:lineRule="auto"/>
+      </w:pPr>
+      <w:r>
+        <w:rPr>
+          <w:rFonts w:ascii="Times New Roman" w:hAnsi="Times New Roman" w:eastAsia="Times New Roman" w:cs="Times New Roman"/>
+          <w:b/>
+          <w:i w:val="0"/>
+          <w:sz w:val="25"/>
+        </w:rPr>
+        <w:t>The Wnt/β-catenin transcriptional programme is not induced</w:t>
       </w:r>
     </w:p>
     <w:p>
@@ -1555,7 +1412,7 @@
           <w:i w:val="0"/>
           <w:sz w:val="24"/>
         </w:rPr>
-        <w:t>At the set level the result was the same. For HALLMARK_WNT_BETA_CATENIN (29 to 33 of its 38 symbols passing the expression filter, depending on cohort) GSEA gave NES −1.29 (</w:t>
+        <w:t xml:space="preserve">Of the 37 genes in the curated Wnt panel, 36 were quantified in at least two cohorts (30 in all three) and could be pooled. The largest pooled effect in either direction was +0.27 log2 for </w:t>
       </w:r>
       <w:r>
         <w:rPr>
@@ -1564,16 +1421,16 @@
           <w:i/>
           <w:sz w:val="24"/>
         </w:rPr>
-        <w:t>p</w:t>
-      </w:r>
-      <w:r>
-        <w:rPr>
-          <w:rFonts w:ascii="Times New Roman" w:hAnsi="Times New Roman" w:eastAsia="Times New Roman" w:cs="Times New Roman"/>
-          <w:b w:val="0"/>
-          <w:i w:val="0"/>
-          <w:sz w:val="24"/>
-        </w:rPr>
-        <w:t xml:space="preserve"> = 0.100, </w:t>
+        <w:t>Ccnd2</w:t>
+      </w:r>
+      <w:r>
+        <w:rPr>
+          <w:rFonts w:ascii="Times New Roman" w:hAnsi="Times New Roman" w:eastAsia="Times New Roman" w:cs="Times New Roman"/>
+          <w:b w:val="0"/>
+          <w:i w:val="0"/>
+          <w:sz w:val="24"/>
+        </w:rPr>
+        <w:t xml:space="preserve"> (1.20-fold; 95% CI 0.00 to 0.53; pooled from C2 and C3 only, as it is absent from C1). </w:t>
       </w:r>
       <w:r>
         <w:rPr>
@@ -1582,16 +1439,16 @@
           <w:i/>
           <w:sz w:val="24"/>
         </w:rPr>
-        <w:t>q</w:t>
-      </w:r>
-      <w:r>
-        <w:rPr>
-          <w:rFonts w:ascii="Times New Roman" w:hAnsi="Times New Roman" w:eastAsia="Times New Roman" w:cs="Times New Roman"/>
-          <w:b w:val="0"/>
-          <w:i w:val="0"/>
-          <w:sz w:val="24"/>
-        </w:rPr>
-        <w:t xml:space="preserve"> = 0.100) in C1, +1.02 (</w:t>
+        <w:t>Jun</w:t>
+      </w:r>
+      <w:r>
+        <w:rPr>
+          <w:rFonts w:ascii="Times New Roman" w:hAnsi="Times New Roman" w:eastAsia="Times New Roman" w:cs="Times New Roman"/>
+          <w:b w:val="0"/>
+          <w:i w:val="0"/>
+          <w:sz w:val="24"/>
+        </w:rPr>
+        <w:t xml:space="preserve"> (+0.26), </w:t>
       </w:r>
       <w:r>
         <w:rPr>
@@ -1600,16 +1457,16 @@
           <w:i/>
           <w:sz w:val="24"/>
         </w:rPr>
-        <w:t>p</w:t>
-      </w:r>
-      <w:r>
-        <w:rPr>
-          <w:rFonts w:ascii="Times New Roman" w:hAnsi="Times New Roman" w:eastAsia="Times New Roman" w:cs="Times New Roman"/>
-          <w:b w:val="0"/>
-          <w:i w:val="0"/>
-          <w:sz w:val="24"/>
-        </w:rPr>
-        <w:t xml:space="preserve"> = 0.304, </w:t>
+        <w:t>Birc5</w:t>
+      </w:r>
+      <w:r>
+        <w:rPr>
+          <w:rFonts w:ascii="Times New Roman" w:hAnsi="Times New Roman" w:eastAsia="Times New Roman" w:cs="Times New Roman"/>
+          <w:b w:val="0"/>
+          <w:i w:val="0"/>
+          <w:sz w:val="24"/>
+        </w:rPr>
+        <w:t xml:space="preserve"> (+0.24) and </w:t>
       </w:r>
       <w:r>
         <w:rPr>
@@ -1618,178 +1475,16 @@
           <w:i/>
           <w:sz w:val="24"/>
         </w:rPr>
-        <w:t>q</w:t>
-      </w:r>
-      <w:r>
-        <w:rPr>
-          <w:rFonts w:ascii="Times New Roman" w:hAnsi="Times New Roman" w:eastAsia="Times New Roman" w:cs="Times New Roman"/>
-          <w:b w:val="0"/>
-          <w:i w:val="0"/>
-          <w:sz w:val="24"/>
-        </w:rPr>
-        <w:t xml:space="preserve"> = 0.370) in C2 and +0.48 (</w:t>
-      </w:r>
-      <w:r>
-        <w:rPr>
-          <w:rFonts w:ascii="Times New Roman" w:hAnsi="Times New Roman" w:eastAsia="Times New Roman" w:cs="Times New Roman"/>
-          <w:b w:val="0"/>
-          <w:i/>
-          <w:sz w:val="24"/>
-        </w:rPr>
-        <w:t>p</w:t>
-      </w:r>
-      <w:r>
-        <w:rPr>
-          <w:rFonts w:ascii="Times New Roman" w:hAnsi="Times New Roman" w:eastAsia="Times New Roman" w:cs="Times New Roman"/>
-          <w:b w:val="0"/>
-          <w:i w:val="0"/>
-          <w:sz w:val="24"/>
-        </w:rPr>
-        <w:t xml:space="preserve"> = 0.931, </w:t>
-      </w:r>
-      <w:r>
-        <w:rPr>
-          <w:rFonts w:ascii="Times New Roman" w:hAnsi="Times New Roman" w:eastAsia="Times New Roman" w:cs="Times New Roman"/>
-          <w:b w:val="0"/>
-          <w:i/>
-          <w:sz w:val="24"/>
-        </w:rPr>
-        <w:t>q</w:t>
-      </w:r>
-      <w:r>
-        <w:rPr>
-          <w:rFonts w:ascii="Times New Roman" w:hAnsi="Times New Roman" w:eastAsia="Times New Roman" w:cs="Times New Roman"/>
-          <w:b w:val="0"/>
-          <w:i w:val="0"/>
-          <w:sz w:val="24"/>
-        </w:rPr>
-        <w:t xml:space="preserve"> = 0.931) in C3 (Fig. 2A). None reached significance, and the sign reversed between cohorts. In C1 the negative score was produced by mild depletion of </w:t>
-      </w:r>
-      <w:r>
-        <w:rPr>
-          <w:rFonts w:ascii="Times New Roman" w:hAnsi="Times New Roman" w:eastAsia="Times New Roman" w:cs="Times New Roman"/>
-          <w:b w:val="0"/>
-          <w:i/>
-          <w:sz w:val="24"/>
-        </w:rPr>
-        <w:t>AXIN2</w:t>
-      </w:r>
-      <w:r>
-        <w:rPr>
-          <w:rFonts w:ascii="Times New Roman" w:hAnsi="Times New Roman" w:eastAsia="Times New Roman" w:cs="Times New Roman"/>
-          <w:b w:val="0"/>
-          <w:i w:val="0"/>
-          <w:sz w:val="24"/>
-        </w:rPr>
-        <w:t xml:space="preserve">, </w:t>
-      </w:r>
-      <w:r>
-        <w:rPr>
-          <w:rFonts w:ascii="Times New Roman" w:hAnsi="Times New Roman" w:eastAsia="Times New Roman" w:cs="Times New Roman"/>
-          <w:b w:val="0"/>
-          <w:i/>
-          <w:sz w:val="24"/>
-        </w:rPr>
-        <w:t>TCF7</w:t>
-      </w:r>
-      <w:r>
-        <w:rPr>
-          <w:rFonts w:ascii="Times New Roman" w:hAnsi="Times New Roman" w:eastAsia="Times New Roman" w:cs="Times New Roman"/>
-          <w:b w:val="0"/>
-          <w:i w:val="0"/>
-          <w:sz w:val="24"/>
-        </w:rPr>
-        <w:t xml:space="preserve">, </w:t>
-      </w:r>
-      <w:r>
-        <w:rPr>
-          <w:rFonts w:ascii="Times New Roman" w:hAnsi="Times New Roman" w:eastAsia="Times New Roman" w:cs="Times New Roman"/>
-          <w:b w:val="0"/>
-          <w:i/>
-          <w:sz w:val="24"/>
-        </w:rPr>
-        <w:t>TCF7L1</w:t>
-      </w:r>
-      <w:r>
-        <w:rPr>
-          <w:rFonts w:ascii="Times New Roman" w:hAnsi="Times New Roman" w:eastAsia="Times New Roman" w:cs="Times New Roman"/>
-          <w:b w:val="0"/>
-          <w:i w:val="0"/>
-          <w:sz w:val="24"/>
-        </w:rPr>
-        <w:t xml:space="preserve">, </w:t>
-      </w:r>
-      <w:r>
-        <w:rPr>
-          <w:rFonts w:ascii="Times New Roman" w:hAnsi="Times New Roman" w:eastAsia="Times New Roman" w:cs="Times New Roman"/>
-          <w:b w:val="0"/>
-          <w:i/>
-          <w:sz w:val="24"/>
-        </w:rPr>
-        <w:t>LEF1</w:t>
-      </w:r>
-      <w:r>
-        <w:rPr>
-          <w:rFonts w:ascii="Times New Roman" w:hAnsi="Times New Roman" w:eastAsia="Times New Roman" w:cs="Times New Roman"/>
-          <w:b w:val="0"/>
-          <w:i w:val="0"/>
-          <w:sz w:val="24"/>
-        </w:rPr>
-        <w:t xml:space="preserve">, </w:t>
-      </w:r>
-      <w:r>
-        <w:rPr>
-          <w:rFonts w:ascii="Times New Roman" w:hAnsi="Times New Roman" w:eastAsia="Times New Roman" w:cs="Times New Roman"/>
-          <w:b w:val="0"/>
-          <w:i/>
-          <w:sz w:val="24"/>
-        </w:rPr>
-        <w:t>PAX2</w:t>
-      </w:r>
-      <w:r>
-        <w:rPr>
-          <w:rFonts w:ascii="Times New Roman" w:hAnsi="Times New Roman" w:eastAsia="Times New Roman" w:cs="Times New Roman"/>
-          <w:b w:val="0"/>
-          <w:i w:val="0"/>
-          <w:sz w:val="24"/>
-        </w:rPr>
-        <w:t xml:space="preserve">, </w:t>
-      </w:r>
-      <w:r>
-        <w:rPr>
-          <w:rFonts w:ascii="Times New Roman" w:hAnsi="Times New Roman" w:eastAsia="Times New Roman" w:cs="Times New Roman"/>
-          <w:b w:val="0"/>
-          <w:i/>
-          <w:sz w:val="24"/>
-        </w:rPr>
-        <w:t>WIF1</w:t>
-      </w:r>
-      <w:r>
-        <w:rPr>
-          <w:rFonts w:ascii="Times New Roman" w:hAnsi="Times New Roman" w:eastAsia="Times New Roman" w:cs="Times New Roman"/>
-          <w:b w:val="0"/>
-          <w:i w:val="0"/>
-          <w:sz w:val="24"/>
-        </w:rPr>
-        <w:t xml:space="preserve"> and </w:t>
-      </w:r>
-      <w:r>
-        <w:rPr>
-          <w:rFonts w:ascii="Times New Roman" w:hAnsi="Times New Roman" w:eastAsia="Times New Roman" w:cs="Times New Roman"/>
-          <w:b w:val="0"/>
-          <w:i/>
-          <w:sz w:val="24"/>
-        </w:rPr>
-        <w:t>CXXC4</w:t>
-      </w:r>
-      <w:r>
-        <w:rPr>
-          <w:rFonts w:ascii="Times New Roman" w:hAnsi="Times New Roman" w:eastAsia="Times New Roman" w:cs="Times New Roman"/>
-          <w:b w:val="0"/>
-          <w:i w:val="0"/>
-          <w:sz w:val="24"/>
-        </w:rPr>
-        <w:t xml:space="preserve"> (leading edge 13 of 33 genes): the direction is depletion, not activation (Fig. 2B).</w:t>
+        <w:t>Cd44</w:t>
+      </w:r>
+      <w:r>
+        <w:rPr>
+          <w:rFonts w:ascii="Times New Roman" w:hAnsi="Times New Roman" w:eastAsia="Times New Roman" w:cs="Times New Roman"/>
+          <w:b w:val="0"/>
+          <w:i w:val="0"/>
+          <w:sz w:val="24"/>
+        </w:rPr>
+        <w:t xml:space="preserve"> (+0.19) followed. No pooled point estimate exceeded 0.3 log2 in either direction.</w:t>
       </w:r>
     </w:p>
     <w:p>
@@ -1804,7 +1499,7 @@
           <w:i w:val="0"/>
           <w:sz w:val="24"/>
         </w:rPr>
-        <w:t xml:space="preserve">Because the Wnt null is the paper's main claim, its dependence on pre-processing was examined directly. Across four variants in C1 — the primary setting, log2 fold change instead of </w:t>
+        <w:t xml:space="preserve">How far this supports equivalence depends on the interval, and at k = 2–3 the choice matters. Thirty-one of the 36 pooled intervals lay wholly within ±0.5 log2 under the normal-quantile DerSimonian–Laird interval, but only 18 of 36 did so under the Hartung–Knapp–Sidik–Jonkman correction (Table 1, Fig. 1C). We treat 31/36 as an upper bound and report both: for 18 genes an induction of 1.41-fold or more is excluded, and the remaining 18 are indeterminate rather than null. Five genes — </w:t>
       </w:r>
       <w:r>
         <w:rPr>
@@ -1813,16 +1508,16 @@
           <w:i/>
           <w:sz w:val="24"/>
         </w:rPr>
-        <w:t>t</w:t>
-      </w:r>
-      <w:r>
-        <w:rPr>
-          <w:rFonts w:ascii="Times New Roman" w:hAnsi="Times New Roman" w:eastAsia="Times New Roman" w:cs="Times New Roman"/>
-          <w:b w:val="0"/>
-          <w:i w:val="0"/>
-          <w:sz w:val="24"/>
-        </w:rPr>
-        <w:t xml:space="preserve"> as the ranking metric, expression filtering at the cohort median instead of the lower quartile, and no expression filter at all — the NES ranged from −1.29 to −1.01 with </w:t>
+        <w:t>Apc</w:t>
+      </w:r>
+      <w:r>
+        <w:rPr>
+          <w:rFonts w:ascii="Times New Roman" w:hAnsi="Times New Roman" w:eastAsia="Times New Roman" w:cs="Times New Roman"/>
+          <w:b w:val="0"/>
+          <w:i w:val="0"/>
+          <w:sz w:val="24"/>
+        </w:rPr>
+        <w:t xml:space="preserve">, </w:t>
       </w:r>
       <w:r>
         <w:rPr>
@@ -1831,16 +1526,16 @@
           <w:i/>
           <w:sz w:val="24"/>
         </w:rPr>
-        <w:t>p</w:t>
-      </w:r>
-      <w:r>
-        <w:rPr>
-          <w:rFonts w:ascii="Times New Roman" w:hAnsi="Times New Roman" w:eastAsia="Times New Roman" w:cs="Times New Roman"/>
-          <w:b w:val="0"/>
-          <w:i w:val="0"/>
-          <w:sz w:val="24"/>
-        </w:rPr>
-        <w:t xml:space="preserve"> between 0.10 and 0.25, and never approached significance (Additional file 2). The variant most likely to move a </w:t>
+        <w:t>Ccnd2</w:t>
+      </w:r>
+      <w:r>
+        <w:rPr>
+          <w:rFonts w:ascii="Times New Roman" w:hAnsi="Times New Roman" w:eastAsia="Times New Roman" w:cs="Times New Roman"/>
+          <w:b w:val="0"/>
+          <w:i w:val="0"/>
+          <w:sz w:val="24"/>
+        </w:rPr>
+        <w:t xml:space="preserve">, </w:t>
       </w:r>
       <w:r>
         <w:rPr>
@@ -1849,16 +1544,16 @@
           <w:i/>
           <w:sz w:val="24"/>
         </w:rPr>
-        <w:t>t</w:t>
-      </w:r>
-      <w:r>
-        <w:rPr>
-          <w:rFonts w:ascii="Times New Roman" w:hAnsi="Times New Roman" w:eastAsia="Times New Roman" w:cs="Times New Roman"/>
-          <w:b w:val="0"/>
-          <w:i w:val="0"/>
-          <w:sz w:val="24"/>
-        </w:rPr>
-        <w:t>-based ranking is the last one, because near-zero-variance transcripts then enter the list; removing the filter moved NES only from −1.29 to −1.28 (</w:t>
+        <w:t>Birc5</w:t>
+      </w:r>
+      <w:r>
+        <w:rPr>
+          <w:rFonts w:ascii="Times New Roman" w:hAnsi="Times New Roman" w:eastAsia="Times New Roman" w:cs="Times New Roman"/>
+          <w:b w:val="0"/>
+          <w:i w:val="0"/>
+          <w:sz w:val="24"/>
+        </w:rPr>
+        <w:t xml:space="preserve">, </w:t>
       </w:r>
       <w:r>
         <w:rPr>
@@ -1867,30 +1562,34 @@
           <w:i/>
           <w:sz w:val="24"/>
         </w:rPr>
-        <w:t>p</w:t>
-      </w:r>
-      <w:r>
-        <w:rPr>
-          <w:rFonts w:ascii="Times New Roman" w:hAnsi="Times New Roman" w:eastAsia="Times New Roman" w:cs="Times New Roman"/>
-          <w:b w:val="0"/>
-          <w:i w:val="0"/>
-          <w:sz w:val="24"/>
-        </w:rPr>
-        <w:t xml:space="preserve"> = 0.105). The null is therefore not a product of the pre-processing choices that were varied.</w:t>
-      </w:r>
-    </w:p>
-    <w:p>
-      <w:pPr>
-        <w:spacing w:before="200" w:after="120" w:line="360" w:lineRule="auto"/>
-      </w:pPr>
-      <w:r>
-        <w:rPr>
-          <w:rFonts w:ascii="Times New Roman" w:hAnsi="Times New Roman" w:eastAsia="Times New Roman" w:cs="Times New Roman"/>
-          <w:b/>
-          <w:i w:val="0"/>
-          <w:sz w:val="25"/>
-        </w:rPr>
-        <w:t>Excluding the cohort with a failed positive control does not change the Wnt result</w:t>
+        <w:t>Wnt2</w:t>
+      </w:r>
+      <w:r>
+        <w:rPr>
+          <w:rFonts w:ascii="Times New Roman" w:hAnsi="Times New Roman" w:eastAsia="Times New Roman" w:cs="Times New Roman"/>
+          <w:b w:val="0"/>
+          <w:i w:val="0"/>
+          <w:sz w:val="24"/>
+        </w:rPr>
+        <w:t xml:space="preserve"> and </w:t>
+      </w:r>
+      <w:r>
+        <w:rPr>
+          <w:rFonts w:ascii="Times New Roman" w:hAnsi="Times New Roman" w:eastAsia="Times New Roman" w:cs="Times New Roman"/>
+          <w:b w:val="0"/>
+          <w:i/>
+          <w:sz w:val="24"/>
+        </w:rPr>
+        <w:t>Wnt3a</w:t>
+      </w:r>
+      <w:r>
+        <w:rPr>
+          <w:rFonts w:ascii="Times New Roman" w:hAnsi="Times New Roman" w:eastAsia="Times New Roman" w:cs="Times New Roman"/>
+          <w:b w:val="0"/>
+          <w:i w:val="0"/>
+          <w:sz w:val="24"/>
+        </w:rPr>
+        <w:t xml:space="preserve"> — fail the criterion under either interval.</w:t>
       </w:r>
     </w:p>
     <w:p>
@@ -1905,7 +1604,7 @@
           <w:i w:val="0"/>
           <w:sz w:val="24"/>
         </w:rPr>
-        <w:t xml:space="preserve">C3 did not behave as a replication cohort. Its injury programme showed a </w:t>
+        <w:t xml:space="preserve">The core components were flat. </w:t>
       </w:r>
       <w:r>
         <w:rPr>
@@ -1914,16 +1613,16 @@
           <w:i/>
           <w:sz w:val="24"/>
         </w:rPr>
-        <w:t>negative</w:t>
-      </w:r>
-      <w:r>
-        <w:rPr>
-          <w:rFonts w:ascii="Times New Roman" w:hAnsi="Times New Roman" w:eastAsia="Times New Roman" w:cs="Times New Roman"/>
-          <w:b w:val="0"/>
-          <w:i w:val="0"/>
-          <w:sz w:val="24"/>
-        </w:rPr>
-        <w:t xml:space="preserve"> enrichment score (INJURY_RESPONSE_POSCTRL NES −1.30, </w:t>
+        <w:t>Ctnnb1</w:t>
+      </w:r>
+      <w:r>
+        <w:rPr>
+          <w:rFonts w:ascii="Times New Roman" w:hAnsi="Times New Roman" w:eastAsia="Times New Roman" w:cs="Times New Roman"/>
+          <w:b w:val="0"/>
+          <w:i w:val="0"/>
+          <w:sz w:val="24"/>
+        </w:rPr>
+        <w:t xml:space="preserve"> (β-catenin) itself was +0.08 log2 (pooled; </w:t>
       </w:r>
       <w:r>
         <w:rPr>
@@ -1932,16 +1631,16 @@
           <w:i/>
           <w:sz w:val="24"/>
         </w:rPr>
-        <w:t>q</w:t>
-      </w:r>
-      <w:r>
-        <w:rPr>
-          <w:rFonts w:ascii="Times New Roman" w:hAnsi="Times New Roman" w:eastAsia="Times New Roman" w:cs="Times New Roman"/>
-          <w:b w:val="0"/>
-          <w:i w:val="0"/>
-          <w:sz w:val="24"/>
-        </w:rPr>
-        <w:t xml:space="preserve"> = 0.018), and its glial markers were at or below sham levels (</w:t>
+        <w:t>p</w:t>
+      </w:r>
+      <w:r>
+        <w:rPr>
+          <w:rFonts w:ascii="Times New Roman" w:hAnsi="Times New Roman" w:eastAsia="Times New Roman" w:cs="Times New Roman"/>
+          <w:b w:val="0"/>
+          <w:i w:val="0"/>
+          <w:sz w:val="24"/>
+        </w:rPr>
+        <w:t xml:space="preserve"> = 0.16), </w:t>
       </w:r>
       <w:r>
         <w:rPr>
@@ -1950,16 +1649,16 @@
           <w:i/>
           <w:sz w:val="24"/>
         </w:rPr>
-        <w:t>Aif1</w:t>
-      </w:r>
-      <w:r>
-        <w:rPr>
-          <w:rFonts w:ascii="Times New Roman" w:hAnsi="Times New Roman" w:eastAsia="Times New Roman" w:cs="Times New Roman"/>
-          <w:b w:val="0"/>
-          <w:i w:val="0"/>
-          <w:sz w:val="24"/>
-        </w:rPr>
-        <w:t xml:space="preserve"> 0.78-fold, </w:t>
+        <w:t>Axin2</w:t>
+      </w:r>
+      <w:r>
+        <w:rPr>
+          <w:rFonts w:ascii="Times New Roman" w:hAnsi="Times New Roman" w:eastAsia="Times New Roman" w:cs="Times New Roman"/>
+          <w:b w:val="0"/>
+          <w:i w:val="0"/>
+          <w:sz w:val="24"/>
+        </w:rPr>
+        <w:t xml:space="preserve">, the most responsive canonical target, −0.02, </w:t>
       </w:r>
       <w:r>
         <w:rPr>
@@ -1968,16 +1667,16 @@
           <w:i/>
           <w:sz w:val="24"/>
         </w:rPr>
-        <w:t>C1qa</w:t>
-      </w:r>
-      <w:r>
-        <w:rPr>
-          <w:rFonts w:ascii="Times New Roman" w:hAnsi="Times New Roman" w:eastAsia="Times New Roman" w:cs="Times New Roman"/>
-          <w:b w:val="0"/>
-          <w:i w:val="0"/>
-          <w:sz w:val="24"/>
-        </w:rPr>
-        <w:t xml:space="preserve"> 0.89-fold, </w:t>
+        <w:t>Lef1</w:t>
+      </w:r>
+      <w:r>
+        <w:rPr>
+          <w:rFonts w:ascii="Times New Roman" w:hAnsi="Times New Roman" w:eastAsia="Times New Roman" w:cs="Times New Roman"/>
+          <w:b w:val="0"/>
+          <w:i w:val="0"/>
+          <w:sz w:val="24"/>
+        </w:rPr>
+        <w:t xml:space="preserve"> −0.01, </w:t>
       </w:r>
       <w:r>
         <w:rPr>
@@ -1986,16 +1685,16 @@
           <w:i/>
           <w:sz w:val="24"/>
         </w:rPr>
-        <w:t>Gfap</w:t>
-      </w:r>
-      <w:r>
-        <w:rPr>
-          <w:rFonts w:ascii="Times New Roman" w:hAnsi="Times New Roman" w:eastAsia="Times New Roman" w:cs="Times New Roman"/>
-          <w:b w:val="0"/>
-          <w:i w:val="0"/>
-          <w:sz w:val="24"/>
-        </w:rPr>
-        <w:t xml:space="preserve"> 0.97-fold). Its </w:t>
+        <w:t>Tcf4</w:t>
+      </w:r>
+      <w:r>
+        <w:rPr>
+          <w:rFonts w:ascii="Times New Roman" w:hAnsi="Times New Roman" w:eastAsia="Times New Roman" w:cs="Times New Roman"/>
+          <w:b w:val="0"/>
+          <w:i w:val="0"/>
+          <w:sz w:val="24"/>
+        </w:rPr>
+        <w:t xml:space="preserve"> −0.12 and </w:t>
       </w:r>
       <w:r>
         <w:rPr>
@@ -2004,16 +1703,16 @@
           <w:i/>
           <w:sz w:val="24"/>
         </w:rPr>
-        <w:t>Atf3</w:t>
-      </w:r>
-      <w:r>
-        <w:rPr>
-          <w:rFonts w:ascii="Times New Roman" w:hAnsi="Times New Roman" w:eastAsia="Times New Roman" w:cs="Times New Roman"/>
-          <w:b w:val="0"/>
-          <w:i w:val="0"/>
-          <w:sz w:val="24"/>
-        </w:rPr>
-        <w:t xml:space="preserve"> response was 2.27-fold and did not reach significance (</w:t>
+        <w:t>Gsk3b</w:t>
+      </w:r>
+      <w:r>
+        <w:rPr>
+          <w:rFonts w:ascii="Times New Roman" w:hAnsi="Times New Roman" w:eastAsia="Times New Roman" w:cs="Times New Roman"/>
+          <w:b w:val="0"/>
+          <w:i w:val="0"/>
+          <w:sz w:val="24"/>
+        </w:rPr>
+        <w:t xml:space="preserve"> −0.05 (Fig. 1C). The largest decrease was </w:t>
       </w:r>
       <w:r>
         <w:rPr>
@@ -2022,16 +1721,16 @@
           <w:i/>
           <w:sz w:val="24"/>
         </w:rPr>
-        <w:t>p</w:t>
-      </w:r>
-      <w:r>
-        <w:rPr>
-          <w:rFonts w:ascii="Times New Roman" w:hAnsi="Times New Roman" w:eastAsia="Times New Roman" w:cs="Times New Roman"/>
-          <w:b w:val="0"/>
-          <w:i w:val="0"/>
-          <w:sz w:val="24"/>
-        </w:rPr>
-        <w:t xml:space="preserve"> = 0.119). A cohort in which the canonical injury programme runs in the opposite direction cannot function as confirmation of anything, and we therefore re-pooled the Wnt panel using C1 and C2 only.</w:t>
+        <w:t>Wnt2</w:t>
+      </w:r>
+      <w:r>
+        <w:rPr>
+          <w:rFonts w:ascii="Times New Roman" w:hAnsi="Times New Roman" w:eastAsia="Times New Roman" w:cs="Times New Roman"/>
+          <w:b w:val="0"/>
+          <w:i w:val="0"/>
+          <w:sz w:val="24"/>
+        </w:rPr>
+        <w:t xml:space="preserve"> at −0.17, whose interval (−0.75 to 0.41) is too wide to support equivalence in either direction.</w:t>
       </w:r>
     </w:p>
     <w:p>
@@ -2046,7 +1745,7 @@
           <w:i w:val="0"/>
           <w:sz w:val="24"/>
         </w:rPr>
-        <w:t xml:space="preserve">The point estimates barely moved: 31 genes were poolable, the largest induction was </w:t>
+        <w:t>At the set level the result was the same. For HALLMARK_WNT_BETA_CATENIN (29 to 33 of 38 symbols passing the expression filter) GSEA gave NES −1.29 (</w:t>
       </w:r>
       <w:r>
         <w:rPr>
@@ -2055,16 +1754,16 @@
           <w:i/>
           <w:sz w:val="24"/>
         </w:rPr>
-        <w:t>Tcf3</w:t>
-      </w:r>
-      <w:r>
-        <w:rPr>
-          <w:rFonts w:ascii="Times New Roman" w:hAnsi="Times New Roman" w:eastAsia="Times New Roman" w:cs="Times New Roman"/>
-          <w:b w:val="0"/>
-          <w:i w:val="0"/>
-          <w:sz w:val="24"/>
-        </w:rPr>
-        <w:t xml:space="preserve"> at +0.30 log2 (1.23-fold), and the only gene whose point estimate exceeded 0.5 was </w:t>
+        <w:t>p</w:t>
+      </w:r>
+      <w:r>
+        <w:rPr>
+          <w:rFonts w:ascii="Times New Roman" w:hAnsi="Times New Roman" w:eastAsia="Times New Roman" w:cs="Times New Roman"/>
+          <w:b w:val="0"/>
+          <w:i w:val="0"/>
+          <w:sz w:val="24"/>
+        </w:rPr>
+        <w:t xml:space="preserve"> = 0.100, </w:t>
       </w:r>
       <w:r>
         <w:rPr>
@@ -2073,16 +1772,16 @@
           <w:i/>
           <w:sz w:val="24"/>
         </w:rPr>
-        <w:t>Wnt2</w:t>
-      </w:r>
-      <w:r>
-        <w:rPr>
-          <w:rFonts w:ascii="Times New Roman" w:hAnsi="Times New Roman" w:eastAsia="Times New Roman" w:cs="Times New Roman"/>
-          <w:b w:val="0"/>
-          <w:i w:val="0"/>
-          <w:sz w:val="24"/>
-        </w:rPr>
-        <w:t xml:space="preserve">, which moved </w:t>
+        <w:t>q</w:t>
+      </w:r>
+      <w:r>
+        <w:rPr>
+          <w:rFonts w:ascii="Times New Roman" w:hAnsi="Times New Roman" w:eastAsia="Times New Roman" w:cs="Times New Roman"/>
+          <w:b w:val="0"/>
+          <w:i w:val="0"/>
+          <w:sz w:val="24"/>
+        </w:rPr>
+        <w:t xml:space="preserve"> = 0.100) in C1, +1.02 (</w:t>
       </w:r>
       <w:r>
         <w:rPr>
@@ -2091,16 +1790,196 @@
           <w:i/>
           <w:sz w:val="24"/>
         </w:rPr>
-        <w:t>down</w:t>
-      </w:r>
-      <w:r>
-        <w:rPr>
-          <w:rFonts w:ascii="Times New Roman" w:hAnsi="Times New Roman" w:eastAsia="Times New Roman" w:cs="Times New Roman"/>
-          <w:b w:val="0"/>
-          <w:i w:val="0"/>
-          <w:sz w:val="24"/>
-        </w:rPr>
-        <w:t xml:space="preserve"> (−0.50). The number of genes meeting the equivalence criterion fell from 31 of 36 to 20 of 31, but this reflects wider confidence intervals from having one fewer cohort, not a larger effect: no point estimate crossed the bound. This distinction matters, because a fall in the equivalence count is easily misread as instability of the result.</w:t>
+        <w:t>p</w:t>
+      </w:r>
+      <w:r>
+        <w:rPr>
+          <w:rFonts w:ascii="Times New Roman" w:hAnsi="Times New Roman" w:eastAsia="Times New Roman" w:cs="Times New Roman"/>
+          <w:b w:val="0"/>
+          <w:i w:val="0"/>
+          <w:sz w:val="24"/>
+        </w:rPr>
+        <w:t xml:space="preserve"> = 0.304, </w:t>
+      </w:r>
+      <w:r>
+        <w:rPr>
+          <w:rFonts w:ascii="Times New Roman" w:hAnsi="Times New Roman" w:eastAsia="Times New Roman" w:cs="Times New Roman"/>
+          <w:b w:val="0"/>
+          <w:i/>
+          <w:sz w:val="24"/>
+        </w:rPr>
+        <w:t>q</w:t>
+      </w:r>
+      <w:r>
+        <w:rPr>
+          <w:rFonts w:ascii="Times New Roman" w:hAnsi="Times New Roman" w:eastAsia="Times New Roman" w:cs="Times New Roman"/>
+          <w:b w:val="0"/>
+          <w:i w:val="0"/>
+          <w:sz w:val="24"/>
+        </w:rPr>
+        <w:t xml:space="preserve"> = 0.370) in C2 and +0.48 (</w:t>
+      </w:r>
+      <w:r>
+        <w:rPr>
+          <w:rFonts w:ascii="Times New Roman" w:hAnsi="Times New Roman" w:eastAsia="Times New Roman" w:cs="Times New Roman"/>
+          <w:b w:val="0"/>
+          <w:i/>
+          <w:sz w:val="24"/>
+        </w:rPr>
+        <w:t>p</w:t>
+      </w:r>
+      <w:r>
+        <w:rPr>
+          <w:rFonts w:ascii="Times New Roman" w:hAnsi="Times New Roman" w:eastAsia="Times New Roman" w:cs="Times New Roman"/>
+          <w:b w:val="0"/>
+          <w:i w:val="0"/>
+          <w:sz w:val="24"/>
+        </w:rPr>
+        <w:t xml:space="preserve"> = 0.931, </w:t>
+      </w:r>
+      <w:r>
+        <w:rPr>
+          <w:rFonts w:ascii="Times New Roman" w:hAnsi="Times New Roman" w:eastAsia="Times New Roman" w:cs="Times New Roman"/>
+          <w:b w:val="0"/>
+          <w:i/>
+          <w:sz w:val="24"/>
+        </w:rPr>
+        <w:t>q</w:t>
+      </w:r>
+      <w:r>
+        <w:rPr>
+          <w:rFonts w:ascii="Times New Roman" w:hAnsi="Times New Roman" w:eastAsia="Times New Roman" w:cs="Times New Roman"/>
+          <w:b w:val="0"/>
+          <w:i w:val="0"/>
+          <w:sz w:val="24"/>
+        </w:rPr>
+        <w:t xml:space="preserve"> = 0.931) in C3 (Fig. 2A). None reached significance and the sign differed between cohorts; because the null distributions themselves differ between cohorts (mean −0.18 in C1, +0.12 in C2, +0.30 in C3), these three values are descriptive rather than strictly comparable. In C1 the negative score was produced by mild depletion of </w:t>
+      </w:r>
+      <w:r>
+        <w:rPr>
+          <w:rFonts w:ascii="Times New Roman" w:hAnsi="Times New Roman" w:eastAsia="Times New Roman" w:cs="Times New Roman"/>
+          <w:b w:val="0"/>
+          <w:i/>
+          <w:sz w:val="24"/>
+        </w:rPr>
+        <w:t>Axin2</w:t>
+      </w:r>
+      <w:r>
+        <w:rPr>
+          <w:rFonts w:ascii="Times New Roman" w:hAnsi="Times New Roman" w:eastAsia="Times New Roman" w:cs="Times New Roman"/>
+          <w:b w:val="0"/>
+          <w:i w:val="0"/>
+          <w:sz w:val="24"/>
+        </w:rPr>
+        <w:t xml:space="preserve">, </w:t>
+      </w:r>
+      <w:r>
+        <w:rPr>
+          <w:rFonts w:ascii="Times New Roman" w:hAnsi="Times New Roman" w:eastAsia="Times New Roman" w:cs="Times New Roman"/>
+          <w:b w:val="0"/>
+          <w:i/>
+          <w:sz w:val="24"/>
+        </w:rPr>
+        <w:t>Tcf7</w:t>
+      </w:r>
+      <w:r>
+        <w:rPr>
+          <w:rFonts w:ascii="Times New Roman" w:hAnsi="Times New Roman" w:eastAsia="Times New Roman" w:cs="Times New Roman"/>
+          <w:b w:val="0"/>
+          <w:i w:val="0"/>
+          <w:sz w:val="24"/>
+        </w:rPr>
+        <w:t xml:space="preserve">, </w:t>
+      </w:r>
+      <w:r>
+        <w:rPr>
+          <w:rFonts w:ascii="Times New Roman" w:hAnsi="Times New Roman" w:eastAsia="Times New Roman" w:cs="Times New Roman"/>
+          <w:b w:val="0"/>
+          <w:i/>
+          <w:sz w:val="24"/>
+        </w:rPr>
+        <w:t>Tcf7l1</w:t>
+      </w:r>
+      <w:r>
+        <w:rPr>
+          <w:rFonts w:ascii="Times New Roman" w:hAnsi="Times New Roman" w:eastAsia="Times New Roman" w:cs="Times New Roman"/>
+          <w:b w:val="0"/>
+          <w:i w:val="0"/>
+          <w:sz w:val="24"/>
+        </w:rPr>
+        <w:t xml:space="preserve">, </w:t>
+      </w:r>
+      <w:r>
+        <w:rPr>
+          <w:rFonts w:ascii="Times New Roman" w:hAnsi="Times New Roman" w:eastAsia="Times New Roman" w:cs="Times New Roman"/>
+          <w:b w:val="0"/>
+          <w:i/>
+          <w:sz w:val="24"/>
+        </w:rPr>
+        <w:t>Lef1</w:t>
+      </w:r>
+      <w:r>
+        <w:rPr>
+          <w:rFonts w:ascii="Times New Roman" w:hAnsi="Times New Roman" w:eastAsia="Times New Roman" w:cs="Times New Roman"/>
+          <w:b w:val="0"/>
+          <w:i w:val="0"/>
+          <w:sz w:val="24"/>
+        </w:rPr>
+        <w:t xml:space="preserve">, </w:t>
+      </w:r>
+      <w:r>
+        <w:rPr>
+          <w:rFonts w:ascii="Times New Roman" w:hAnsi="Times New Roman" w:eastAsia="Times New Roman" w:cs="Times New Roman"/>
+          <w:b w:val="0"/>
+          <w:i/>
+          <w:sz w:val="24"/>
+        </w:rPr>
+        <w:t>Pax2</w:t>
+      </w:r>
+      <w:r>
+        <w:rPr>
+          <w:rFonts w:ascii="Times New Roman" w:hAnsi="Times New Roman" w:eastAsia="Times New Roman" w:cs="Times New Roman"/>
+          <w:b w:val="0"/>
+          <w:i w:val="0"/>
+          <w:sz w:val="24"/>
+        </w:rPr>
+        <w:t xml:space="preserve">, </w:t>
+      </w:r>
+      <w:r>
+        <w:rPr>
+          <w:rFonts w:ascii="Times New Roman" w:hAnsi="Times New Roman" w:eastAsia="Times New Roman" w:cs="Times New Roman"/>
+          <w:b w:val="0"/>
+          <w:i/>
+          <w:sz w:val="24"/>
+        </w:rPr>
+        <w:t>Wif1</w:t>
+      </w:r>
+      <w:r>
+        <w:rPr>
+          <w:rFonts w:ascii="Times New Roman" w:hAnsi="Times New Roman" w:eastAsia="Times New Roman" w:cs="Times New Roman"/>
+          <w:b w:val="0"/>
+          <w:i w:val="0"/>
+          <w:sz w:val="24"/>
+        </w:rPr>
+        <w:t xml:space="preserve"> and </w:t>
+      </w:r>
+      <w:r>
+        <w:rPr>
+          <w:rFonts w:ascii="Times New Roman" w:hAnsi="Times New Roman" w:eastAsia="Times New Roman" w:cs="Times New Roman"/>
+          <w:b w:val="0"/>
+          <w:i/>
+          <w:sz w:val="24"/>
+        </w:rPr>
+        <w:t>Cxxc4</w:t>
+      </w:r>
+      <w:r>
+        <w:rPr>
+          <w:rFonts w:ascii="Times New Roman" w:hAnsi="Times New Roman" w:eastAsia="Times New Roman" w:cs="Times New Roman"/>
+          <w:b w:val="0"/>
+          <w:i w:val="0"/>
+          <w:sz w:val="24"/>
+        </w:rPr>
+        <w:t xml:space="preserve"> among 13 leading-edge genes: the direction is depletion, not activation (Fig. 2B).</w:t>
       </w:r>
     </w:p>
     <w:p>
@@ -2115,7 +1994,61 @@
           <w:i w:val="0"/>
           <w:sz w:val="24"/>
         </w:rPr>
-        <w:t>C3 is retained in the manuscript for two purposes only: as a demonstration that a public dataset can fail its own positive control, and as the source of the single zero-variance gene that passed correction. It is not counted as independent support.</w:t>
+        <w:t xml:space="preserve">Because the Wnt null is the paper's main claim, its dependence on pre-processing was examined directly. Across four variants in C1 the NES ranged from −1.29 to −1.01 with </w:t>
+      </w:r>
+      <w:r>
+        <w:rPr>
+          <w:rFonts w:ascii="Times New Roman" w:hAnsi="Times New Roman" w:eastAsia="Times New Roman" w:cs="Times New Roman"/>
+          <w:b w:val="0"/>
+          <w:i/>
+          <w:sz w:val="24"/>
+        </w:rPr>
+        <w:t>p</w:t>
+      </w:r>
+      <w:r>
+        <w:rPr>
+          <w:rFonts w:ascii="Times New Roman" w:hAnsi="Times New Roman" w:eastAsia="Times New Roman" w:cs="Times New Roman"/>
+          <w:b w:val="0"/>
+          <w:i w:val="0"/>
+          <w:sz w:val="24"/>
+        </w:rPr>
+        <w:t xml:space="preserve"> between 0.10 and 0.25; the variant most likely to move a </w:t>
+      </w:r>
+      <w:r>
+        <w:rPr>
+          <w:rFonts w:ascii="Times New Roman" w:hAnsi="Times New Roman" w:eastAsia="Times New Roman" w:cs="Times New Roman"/>
+          <w:b w:val="0"/>
+          <w:i/>
+          <w:sz w:val="24"/>
+        </w:rPr>
+        <w:t>t</w:t>
+      </w:r>
+      <w:r>
+        <w:rPr>
+          <w:rFonts w:ascii="Times New Roman" w:hAnsi="Times New Roman" w:eastAsia="Times New Roman" w:cs="Times New Roman"/>
+          <w:b w:val="0"/>
+          <w:i w:val="0"/>
+          <w:sz w:val="24"/>
+        </w:rPr>
+        <w:t>-based ranking, removing the expression filter altogether, moved NES only from −1.29 to −1.28 (</w:t>
+      </w:r>
+      <w:r>
+        <w:rPr>
+          <w:rFonts w:ascii="Times New Roman" w:hAnsi="Times New Roman" w:eastAsia="Times New Roman" w:cs="Times New Roman"/>
+          <w:b w:val="0"/>
+          <w:i/>
+          <w:sz w:val="24"/>
+        </w:rPr>
+        <w:t>p</w:t>
+      </w:r>
+      <w:r>
+        <w:rPr>
+          <w:rFonts w:ascii="Times New Roman" w:hAnsi="Times New Roman" w:eastAsia="Times New Roman" w:cs="Times New Roman"/>
+          <w:b w:val="0"/>
+          <w:i w:val="0"/>
+          <w:sz w:val="24"/>
+        </w:rPr>
+        <w:t xml:space="preserve"> = 0.105) (Additional file 2). The null is not a product of the pre-processing choices that were varied.</w:t>
       </w:r>
     </w:p>
     <w:p>
@@ -2129,7 +2062,7 @@
           <w:i w:val="0"/>
           <w:sz w:val="25"/>
         </w:rPr>
-        <w:t>Pyroptosis transcripts are primed but the execution machinery is not engaged</w:t>
+        <w:t>Excluding the cohort that failed its positive control does not change the Wnt result</w:t>
       </w:r>
     </w:p>
     <w:p>
@@ -2144,7 +2077,7 @@
           <w:i w:val="0"/>
           <w:sz w:val="24"/>
         </w:rPr>
-        <w:t xml:space="preserve">The pyroptosis panel behaved differently from Wnt, and not in the direction we expected. In C1 the panel was strongly enriched (NES +2.68, </w:t>
+        <w:t xml:space="preserve">C3 did not behave as a replication cohort. Five of the six gene sets were negative at </w:t>
       </w:r>
       <w:r>
         <w:rPr>
@@ -2153,6 +2086,132 @@
           <w:i/>
           <w:sz w:val="24"/>
         </w:rPr>
+        <w:t>q</w:t>
+      </w:r>
+      <w:r>
+        <w:rPr>
+          <w:rFonts w:ascii="Times New Roman" w:hAnsi="Times New Roman" w:eastAsia="Times New Roman" w:cs="Times New Roman"/>
+          <w:b w:val="0"/>
+          <w:i w:val="0"/>
+          <w:sz w:val="24"/>
+        </w:rPr>
+        <w:t xml:space="preserve"> &lt; 0.05 (INJURY_RESPONSE_POSCTRL NES −1.30, </w:t>
+      </w:r>
+      <w:r>
+        <w:rPr>
+          <w:rFonts w:ascii="Times New Roman" w:hAnsi="Times New Roman" w:eastAsia="Times New Roman" w:cs="Times New Roman"/>
+          <w:b w:val="0"/>
+          <w:i/>
+          <w:sz w:val="24"/>
+        </w:rPr>
+        <w:t>q</w:t>
+      </w:r>
+      <w:r>
+        <w:rPr>
+          <w:rFonts w:ascii="Times New Roman" w:hAnsi="Times New Roman" w:eastAsia="Times New Roman" w:cs="Times New Roman"/>
+          <w:b w:val="0"/>
+          <w:i w:val="0"/>
+          <w:sz w:val="24"/>
+        </w:rPr>
+        <w:t xml:space="preserve"> = 0.018; MICROGLIA_ACTIVATION −2.42, </w:t>
+      </w:r>
+      <w:r>
+        <w:rPr>
+          <w:rFonts w:ascii="Times New Roman" w:hAnsi="Times New Roman" w:eastAsia="Times New Roman" w:cs="Times New Roman"/>
+          <w:b w:val="0"/>
+          <w:i/>
+          <w:sz w:val="24"/>
+        </w:rPr>
+        <w:t>q</w:t>
+      </w:r>
+      <w:r>
+        <w:rPr>
+          <w:rFonts w:ascii="Times New Roman" w:hAnsi="Times New Roman" w:eastAsia="Times New Roman" w:cs="Times New Roman"/>
+          <w:b w:val="0"/>
+          <w:i w:val="0"/>
+          <w:sz w:val="24"/>
+        </w:rPr>
+        <w:t xml:space="preserve"> = 0.001; NFKB_CYTOKINE −1.63, </w:t>
+      </w:r>
+      <w:r>
+        <w:rPr>
+          <w:rFonts w:ascii="Times New Roman" w:hAnsi="Times New Roman" w:eastAsia="Times New Roman" w:cs="Times New Roman"/>
+          <w:b w:val="0"/>
+          <w:i/>
+          <w:sz w:val="24"/>
+        </w:rPr>
+        <w:t>q</w:t>
+      </w:r>
+      <w:r>
+        <w:rPr>
+          <w:rFonts w:ascii="Times New Roman" w:hAnsi="Times New Roman" w:eastAsia="Times New Roman" w:cs="Times New Roman"/>
+          <w:b w:val="0"/>
+          <w:i w:val="0"/>
+          <w:sz w:val="24"/>
+        </w:rPr>
+        <w:t xml:space="preserve"> = 0.010; ASTROCYTE_REACTIVITY −1.39, </w:t>
+      </w:r>
+      <w:r>
+        <w:rPr>
+          <w:rFonts w:ascii="Times New Roman" w:hAnsi="Times New Roman" w:eastAsia="Times New Roman" w:cs="Times New Roman"/>
+          <w:b w:val="0"/>
+          <w:i/>
+          <w:sz w:val="24"/>
+        </w:rPr>
+        <w:t>q</w:t>
+      </w:r>
+      <w:r>
+        <w:rPr>
+          <w:rFonts w:ascii="Times New Roman" w:hAnsi="Times New Roman" w:eastAsia="Times New Roman" w:cs="Times New Roman"/>
+          <w:b w:val="0"/>
+          <w:i w:val="0"/>
+          <w:sz w:val="24"/>
+        </w:rPr>
+        <w:t xml:space="preserve"> = 0.018; PYROPTOSIS_CORE −1.11, </w:t>
+      </w:r>
+      <w:r>
+        <w:rPr>
+          <w:rFonts w:ascii="Times New Roman" w:hAnsi="Times New Roman" w:eastAsia="Times New Roman" w:cs="Times New Roman"/>
+          <w:b w:val="0"/>
+          <w:i/>
+          <w:sz w:val="24"/>
+        </w:rPr>
+        <w:t>q</w:t>
+      </w:r>
+      <w:r>
+        <w:rPr>
+          <w:rFonts w:ascii="Times New Roman" w:hAnsi="Times New Roman" w:eastAsia="Times New Roman" w:cs="Times New Roman"/>
+          <w:b w:val="0"/>
+          <w:i w:val="0"/>
+          <w:sz w:val="24"/>
+        </w:rPr>
+        <w:t xml:space="preserve"> = 0.040), its </w:t>
+      </w:r>
+      <w:r>
+        <w:rPr>
+          <w:rFonts w:ascii="Times New Roman" w:hAnsi="Times New Roman" w:eastAsia="Times New Roman" w:cs="Times New Roman"/>
+          <w:b w:val="0"/>
+          <w:i/>
+          <w:sz w:val="24"/>
+        </w:rPr>
+        <w:t>Atf3</w:t>
+      </w:r>
+      <w:r>
+        <w:rPr>
+          <w:rFonts w:ascii="Times New Roman" w:hAnsi="Times New Roman" w:eastAsia="Times New Roman" w:cs="Times New Roman"/>
+          <w:b w:val="0"/>
+          <w:i w:val="0"/>
+          <w:sz w:val="24"/>
+        </w:rPr>
+        <w:t xml:space="preserve"> response was 2.04-fold and did not reach significance (</w:t>
+      </w:r>
+      <w:r>
+        <w:rPr>
+          <w:rFonts w:ascii="Times New Roman" w:hAnsi="Times New Roman" w:eastAsia="Times New Roman" w:cs="Times New Roman"/>
+          <w:b w:val="0"/>
+          <w:i/>
+          <w:sz w:val="24"/>
+        </w:rPr>
         <w:t>p</w:t>
       </w:r>
       <w:r>
@@ -2162,26 +2221,7 @@
           <w:i w:val="0"/>
           <w:sz w:val="24"/>
         </w:rPr>
-        <w:t xml:space="preserve"> = 1 × 10</w:t>
-      </w:r>
-      <w:r>
-        <w:rPr>
-          <w:rFonts w:ascii="Times New Roman" w:hAnsi="Times New Roman" w:eastAsia="Times New Roman" w:cs="Times New Roman"/>
-          <w:b w:val="0"/>
-          <w:i w:val="0"/>
-          <w:sz w:val="24"/>
-          <w:vertAlign w:val="superscript"/>
-        </w:rPr>
-        <w:t>−4</w:t>
-      </w:r>
-      <w:r>
-        <w:rPr>
-          <w:rFonts w:ascii="Times New Roman" w:hAnsi="Times New Roman" w:eastAsia="Times New Roman" w:cs="Times New Roman"/>
-          <w:b w:val="0"/>
-          <w:i w:val="0"/>
-          <w:sz w:val="24"/>
-        </w:rPr>
-        <w:t xml:space="preserve">, </w:t>
+        <w:t xml:space="preserve"> = 0.119), and its glial markers were at or below sham (</w:t>
       </w:r>
       <w:r>
         <w:rPr>
@@ -2190,16 +2230,16 @@
           <w:i/>
           <w:sz w:val="24"/>
         </w:rPr>
-        <w:t>q</w:t>
-      </w:r>
-      <w:r>
-        <w:rPr>
-          <w:rFonts w:ascii="Times New Roman" w:hAnsi="Times New Roman" w:eastAsia="Times New Roman" w:cs="Times New Roman"/>
-          <w:b w:val="0"/>
-          <w:i w:val="0"/>
-          <w:sz w:val="24"/>
-        </w:rPr>
-        <w:t xml:space="preserve"> &lt; 0.001), with 13 of 19 quantified members in the leading edge, all within the top 844 of 14,257 ranked genes. Rank clustering was far beyond chance: 13 of 19 in the top 6% (expected 1.14; hypergeometric </w:t>
+        <w:t>Aif1</w:t>
+      </w:r>
+      <w:r>
+        <w:rPr>
+          <w:rFonts w:ascii="Times New Roman" w:hAnsi="Times New Roman" w:eastAsia="Times New Roman" w:cs="Times New Roman"/>
+          <w:b w:val="0"/>
+          <w:i w:val="0"/>
+          <w:sz w:val="24"/>
+        </w:rPr>
+        <w:t xml:space="preserve"> 0.80-fold, </w:t>
       </w:r>
       <w:r>
         <w:rPr>
@@ -2208,35 +2248,52 @@
           <w:i/>
           <w:sz w:val="24"/>
         </w:rPr>
-        <w:t>p</w:t>
-      </w:r>
-      <w:r>
-        <w:rPr>
-          <w:rFonts w:ascii="Times New Roman" w:hAnsi="Times New Roman" w:eastAsia="Times New Roman" w:cs="Times New Roman"/>
-          <w:b w:val="0"/>
-          <w:i w:val="0"/>
-          <w:sz w:val="24"/>
-        </w:rPr>
-        <w:t xml:space="preserve"> = 2.4 × 10</w:t>
-      </w:r>
-      <w:r>
-        <w:rPr>
-          <w:rFonts w:ascii="Times New Roman" w:hAnsi="Times New Roman" w:eastAsia="Times New Roman" w:cs="Times New Roman"/>
-          <w:b w:val="0"/>
-          <w:i w:val="0"/>
-          <w:sz w:val="24"/>
-          <w:vertAlign w:val="superscript"/>
-        </w:rPr>
-        <w:t>−12</w:t>
-      </w:r>
-      <w:r>
-        <w:rPr>
-          <w:rFonts w:ascii="Times New Roman" w:hAnsi="Times New Roman" w:eastAsia="Times New Roman" w:cs="Times New Roman"/>
-          <w:b w:val="0"/>
-          <w:i w:val="0"/>
-          <w:sz w:val="24"/>
-        </w:rPr>
-        <w:t>). The enrichment was not carried by one or two genes — removing each leading-edge gene in turn reduced NES from 2.68 to no lower than 2.60, and all 13 leave-one-out analyses remained significant (Additional file 2).</w:t>
+        <w:t>C1qa</w:t>
+      </w:r>
+      <w:r>
+        <w:rPr>
+          <w:rFonts w:ascii="Times New Roman" w:hAnsi="Times New Roman" w:eastAsia="Times New Roman" w:cs="Times New Roman"/>
+          <w:b w:val="0"/>
+          <w:i w:val="0"/>
+          <w:sz w:val="24"/>
+        </w:rPr>
+        <w:t xml:space="preserve"> 0.90-fold, </w:t>
+      </w:r>
+      <w:r>
+        <w:rPr>
+          <w:rFonts w:ascii="Times New Roman" w:hAnsi="Times New Roman" w:eastAsia="Times New Roman" w:cs="Times New Roman"/>
+          <w:b w:val="0"/>
+          <w:i/>
+          <w:sz w:val="24"/>
+        </w:rPr>
+        <w:t>Gfap</w:t>
+      </w:r>
+      <w:r>
+        <w:rPr>
+          <w:rFonts w:ascii="Times New Roman" w:hAnsi="Times New Roman" w:eastAsia="Times New Roman" w:cs="Times New Roman"/>
+          <w:b w:val="0"/>
+          <w:i w:val="0"/>
+          <w:sz w:val="24"/>
+        </w:rPr>
+        <w:t xml:space="preserve"> 1.01-fold, </w:t>
+      </w:r>
+      <w:r>
+        <w:rPr>
+          <w:rFonts w:ascii="Times New Roman" w:hAnsi="Times New Roman" w:eastAsia="Times New Roman" w:cs="Times New Roman"/>
+          <w:b w:val="0"/>
+          <w:i/>
+          <w:sz w:val="24"/>
+        </w:rPr>
+        <w:t>Nlrp3</w:t>
+      </w:r>
+      <w:r>
+        <w:rPr>
+          <w:rFonts w:ascii="Times New Roman" w:hAnsi="Times New Roman" w:eastAsia="Times New Roman" w:cs="Times New Roman"/>
+          <w:b w:val="0"/>
+          <w:i w:val="0"/>
+          <w:sz w:val="24"/>
+        </w:rPr>
+        <w:t xml:space="preserve"> 0.97-fold). The panels share members, and the gene-set-permutation null in C3 is itself displaced positive (mean +0.30, 89% of draws positive, so that a set with ES = 0 already lies at the 11th percentile). We therefore read this as a global property of the C3 ranking rather than as five independent biological findings, and do not interpret the direction of individual sets in C3. Two independent metadata defects support treating it as non-confirmatory on grounds that do not depend on its results: the GEO record states "Assembly: GRCh38.p13", a human assembly, for a rat dataset, and the post-injury interval is not recorded for C3 whereas it is day 10 for C1.</w:t>
       </w:r>
     </w:p>
     <w:p>
@@ -2251,7 +2308,7 @@
           <w:i w:val="0"/>
           <w:sz w:val="24"/>
         </w:rPr>
-        <w:t xml:space="preserve">The composition of that signal is the informative part. The leading edge consisted of </w:t>
+        <w:t xml:space="preserve">Re-pooling the Wnt panel over C1 and C2 left the conclusion unchanged in point estimate but not in precision: 31 genes were poolable, the largest induction was </w:t>
       </w:r>
       <w:r>
         <w:rPr>
@@ -2260,16 +2317,16 @@
           <w:i/>
           <w:sz w:val="24"/>
         </w:rPr>
-        <w:t>Pycard</w:t>
-      </w:r>
-      <w:r>
-        <w:rPr>
-          <w:rFonts w:ascii="Times New Roman" w:hAnsi="Times New Roman" w:eastAsia="Times New Roman" w:cs="Times New Roman"/>
-          <w:b w:val="0"/>
-          <w:i w:val="0"/>
-          <w:sz w:val="24"/>
-        </w:rPr>
-        <w:t xml:space="preserve">, </w:t>
+        <w:t>Tcf3</w:t>
+      </w:r>
+      <w:r>
+        <w:rPr>
+          <w:rFonts w:ascii="Times New Roman" w:hAnsi="Times New Roman" w:eastAsia="Times New Roman" w:cs="Times New Roman"/>
+          <w:b w:val="0"/>
+          <w:i w:val="0"/>
+          <w:sz w:val="24"/>
+        </w:rPr>
+        <w:t xml:space="preserve"> at +0.30 log2 (1.23-fold), and the only gene whose point estimate exceeded 0.5 was </w:t>
       </w:r>
       <w:r>
         <w:rPr>
@@ -2278,16 +2335,16 @@
           <w:i/>
           <w:sz w:val="24"/>
         </w:rPr>
-        <w:t>Nlrc4</w:t>
-      </w:r>
-      <w:r>
-        <w:rPr>
-          <w:rFonts w:ascii="Times New Roman" w:hAnsi="Times New Roman" w:eastAsia="Times New Roman" w:cs="Times New Roman"/>
-          <w:b w:val="0"/>
-          <w:i w:val="0"/>
-          <w:sz w:val="24"/>
-        </w:rPr>
-        <w:t xml:space="preserve">, </w:t>
+        <w:t>Wnt2</w:t>
+      </w:r>
+      <w:r>
+        <w:rPr>
+          <w:rFonts w:ascii="Times New Roman" w:hAnsi="Times New Roman" w:eastAsia="Times New Roman" w:cs="Times New Roman"/>
+          <w:b w:val="0"/>
+          <w:i w:val="0"/>
+          <w:sz w:val="24"/>
+        </w:rPr>
+        <w:t xml:space="preserve">, which moved </w:t>
       </w:r>
       <w:r>
         <w:rPr>
@@ -2296,16 +2353,16 @@
           <w:i/>
           <w:sz w:val="24"/>
         </w:rPr>
-        <w:t>Tlr4</w:t>
-      </w:r>
-      <w:r>
-        <w:rPr>
-          <w:rFonts w:ascii="Times New Roman" w:hAnsi="Times New Roman" w:eastAsia="Times New Roman" w:cs="Times New Roman"/>
-          <w:b w:val="0"/>
-          <w:i w:val="0"/>
-          <w:sz w:val="24"/>
-        </w:rPr>
-        <w:t xml:space="preserve">, </w:t>
+        <w:t>down</w:t>
+      </w:r>
+      <w:r>
+        <w:rPr>
+          <w:rFonts w:ascii="Times New Roman" w:hAnsi="Times New Roman" w:eastAsia="Times New Roman" w:cs="Times New Roman"/>
+          <w:b w:val="0"/>
+          <w:i w:val="0"/>
+          <w:sz w:val="24"/>
+        </w:rPr>
+        <w:t xml:space="preserve"> (−0.50; 95% CI −0.86 to −0.15, </w:t>
       </w:r>
       <w:r>
         <w:rPr>
@@ -2314,16 +2371,16 @@
           <w:i/>
           <w:sz w:val="24"/>
         </w:rPr>
-        <w:t>Il6</w:t>
-      </w:r>
-      <w:r>
-        <w:rPr>
-          <w:rFonts w:ascii="Times New Roman" w:hAnsi="Times New Roman" w:eastAsia="Times New Roman" w:cs="Times New Roman"/>
-          <w:b w:val="0"/>
-          <w:i w:val="0"/>
-          <w:sz w:val="24"/>
-        </w:rPr>
-        <w:t xml:space="preserve">, </w:t>
+        <w:t>p</w:t>
+      </w:r>
+      <w:r>
+        <w:rPr>
+          <w:rFonts w:ascii="Times New Roman" w:hAnsi="Times New Roman" w:eastAsia="Times New Roman" w:cs="Times New Roman"/>
+          <w:b w:val="0"/>
+          <w:i w:val="0"/>
+          <w:sz w:val="24"/>
+        </w:rPr>
+        <w:t xml:space="preserve"> = 0.0056). Under the normal-quantile interval 20 of 31 genes met the equivalence criterion, but under the Hartung–Knapp correction only 2 of 31 did. The drop is a loss of precision from having one fewer cohort and a </w:t>
       </w:r>
       <w:r>
         <w:rPr>
@@ -2332,250 +2389,30 @@
           <w:i/>
           <w:sz w:val="24"/>
         </w:rPr>
-        <w:t>Il1b</w:t>
-      </w:r>
-      <w:r>
-        <w:rPr>
-          <w:rFonts w:ascii="Times New Roman" w:hAnsi="Times New Roman" w:eastAsia="Times New Roman" w:cs="Times New Roman"/>
-          <w:b w:val="0"/>
-          <w:i w:val="0"/>
-          <w:sz w:val="24"/>
-        </w:rPr>
-        <w:t xml:space="preserve">, </w:t>
-      </w:r>
-      <w:r>
-        <w:rPr>
-          <w:rFonts w:ascii="Times New Roman" w:hAnsi="Times New Roman" w:eastAsia="Times New Roman" w:cs="Times New Roman"/>
-          <w:b w:val="0"/>
-          <w:i/>
-          <w:sz w:val="24"/>
-        </w:rPr>
-        <w:t>Gsdmd</w:t>
-      </w:r>
-      <w:r>
-        <w:rPr>
-          <w:rFonts w:ascii="Times New Roman" w:hAnsi="Times New Roman" w:eastAsia="Times New Roman" w:cs="Times New Roman"/>
-          <w:b w:val="0"/>
-          <w:i w:val="0"/>
-          <w:sz w:val="24"/>
-        </w:rPr>
-        <w:t xml:space="preserve">, </w:t>
-      </w:r>
-      <w:r>
-        <w:rPr>
-          <w:rFonts w:ascii="Times New Roman" w:hAnsi="Times New Roman" w:eastAsia="Times New Roman" w:cs="Times New Roman"/>
-          <w:b w:val="0"/>
-          <w:i/>
-          <w:sz w:val="24"/>
-        </w:rPr>
-        <w:t>Casp1</w:t>
-      </w:r>
-      <w:r>
-        <w:rPr>
-          <w:rFonts w:ascii="Times New Roman" w:hAnsi="Times New Roman" w:eastAsia="Times New Roman" w:cs="Times New Roman"/>
-          <w:b w:val="0"/>
-          <w:i w:val="0"/>
-          <w:sz w:val="24"/>
-        </w:rPr>
-        <w:t xml:space="preserve">, </w:t>
-      </w:r>
-      <w:r>
-        <w:rPr>
-          <w:rFonts w:ascii="Times New Roman" w:hAnsi="Times New Roman" w:eastAsia="Times New Roman" w:cs="Times New Roman"/>
-          <w:b w:val="0"/>
-          <w:i/>
-          <w:sz w:val="24"/>
-        </w:rPr>
-        <w:t>Txnip</w:t>
-      </w:r>
-      <w:r>
-        <w:rPr>
-          <w:rFonts w:ascii="Times New Roman" w:hAnsi="Times New Roman" w:eastAsia="Times New Roman" w:cs="Times New Roman"/>
-          <w:b w:val="0"/>
-          <w:i w:val="0"/>
-          <w:sz w:val="24"/>
-        </w:rPr>
-        <w:t xml:space="preserve">, </w:t>
-      </w:r>
-      <w:r>
-        <w:rPr>
-          <w:rFonts w:ascii="Times New Roman" w:hAnsi="Times New Roman" w:eastAsia="Times New Roman" w:cs="Times New Roman"/>
-          <w:b w:val="0"/>
-          <w:i/>
-          <w:sz w:val="24"/>
-        </w:rPr>
-        <w:t>Casp4</w:t>
-      </w:r>
-      <w:r>
-        <w:rPr>
-          <w:rFonts w:ascii="Times New Roman" w:hAnsi="Times New Roman" w:eastAsia="Times New Roman" w:cs="Times New Roman"/>
-          <w:b w:val="0"/>
-          <w:i w:val="0"/>
-          <w:sz w:val="24"/>
-        </w:rPr>
-        <w:t xml:space="preserve">, </w:t>
-      </w:r>
-      <w:r>
-        <w:rPr>
-          <w:rFonts w:ascii="Times New Roman" w:hAnsi="Times New Roman" w:eastAsia="Times New Roman" w:cs="Times New Roman"/>
-          <w:b w:val="0"/>
-          <w:i/>
-          <w:sz w:val="24"/>
-        </w:rPr>
-        <w:t>Il18</w:t>
-      </w:r>
-      <w:r>
-        <w:rPr>
-          <w:rFonts w:ascii="Times New Roman" w:hAnsi="Times New Roman" w:eastAsia="Times New Roman" w:cs="Times New Roman"/>
-          <w:b w:val="0"/>
-          <w:i w:val="0"/>
-          <w:sz w:val="24"/>
-        </w:rPr>
-        <w:t xml:space="preserve">, </w:t>
-      </w:r>
-      <w:r>
-        <w:rPr>
-          <w:rFonts w:ascii="Times New Roman" w:hAnsi="Times New Roman" w:eastAsia="Times New Roman" w:cs="Times New Roman"/>
-          <w:b w:val="0"/>
-          <w:i/>
-          <w:sz w:val="24"/>
-        </w:rPr>
-        <w:t>Rela</w:t>
-      </w:r>
-      <w:r>
-        <w:rPr>
-          <w:rFonts w:ascii="Times New Roman" w:hAnsi="Times New Roman" w:eastAsia="Times New Roman" w:cs="Times New Roman"/>
-          <w:b w:val="0"/>
-          <w:i w:val="0"/>
-          <w:sz w:val="24"/>
-        </w:rPr>
-        <w:t xml:space="preserve">, </w:t>
-      </w:r>
-      <w:r>
-        <w:rPr>
-          <w:rFonts w:ascii="Times New Roman" w:hAnsi="Times New Roman" w:eastAsia="Times New Roman" w:cs="Times New Roman"/>
-          <w:b w:val="0"/>
-          <w:i/>
-          <w:sz w:val="24"/>
-        </w:rPr>
-        <w:t>Aim2</w:t>
-      </w:r>
-      <w:r>
-        <w:rPr>
-          <w:rFonts w:ascii="Times New Roman" w:hAnsi="Times New Roman" w:eastAsia="Times New Roman" w:cs="Times New Roman"/>
-          <w:b w:val="0"/>
-          <w:i w:val="0"/>
-          <w:sz w:val="24"/>
-        </w:rPr>
-        <w:t xml:space="preserve"> and </w:t>
-      </w:r>
-      <w:r>
-        <w:rPr>
-          <w:rFonts w:ascii="Times New Roman" w:hAnsi="Times New Roman" w:eastAsia="Times New Roman" w:cs="Times New Roman"/>
-          <w:b w:val="0"/>
-          <w:i/>
-          <w:sz w:val="24"/>
-        </w:rPr>
-        <w:t>Casp8</w:t>
-      </w:r>
-      <w:r>
-        <w:rPr>
-          <w:rFonts w:ascii="Times New Roman" w:hAnsi="Times New Roman" w:eastAsia="Times New Roman" w:cs="Times New Roman"/>
-          <w:b w:val="0"/>
-          <w:i w:val="0"/>
-          <w:sz w:val="24"/>
-        </w:rPr>
-        <w:t xml:space="preserve">. </w:t>
-      </w:r>
-      <w:r>
-        <w:rPr>
-          <w:rFonts w:ascii="Times New Roman" w:hAnsi="Times New Roman" w:eastAsia="Times New Roman" w:cs="Times New Roman"/>
-          <w:b w:val="0"/>
-          <w:i/>
-          <w:sz w:val="24"/>
-        </w:rPr>
-        <w:t>Nlrp3</w:t>
-      </w:r>
-      <w:r>
-        <w:rPr>
-          <w:rFonts w:ascii="Times New Roman" w:hAnsi="Times New Roman" w:eastAsia="Times New Roman" w:cs="Times New Roman"/>
-          <w:b w:val="0"/>
-          <w:i w:val="0"/>
-          <w:sz w:val="24"/>
-        </w:rPr>
-        <w:t xml:space="preserve"> was absent from it. Gene by gene, the rate-limiting nodes were unchanged: NLRP3 +0.01 log2 (</w:t>
-      </w:r>
-      <w:r>
-        <w:rPr>
-          <w:rFonts w:ascii="Times New Roman" w:hAnsi="Times New Roman" w:eastAsia="Times New Roman" w:cs="Times New Roman"/>
-          <w:b w:val="0"/>
-          <w:i/>
-          <w:sz w:val="24"/>
-        </w:rPr>
-        <w:t>p</w:t>
-      </w:r>
-      <w:r>
-        <w:rPr>
-          <w:rFonts w:ascii="Times New Roman" w:hAnsi="Times New Roman" w:eastAsia="Times New Roman" w:cs="Times New Roman"/>
-          <w:b w:val="0"/>
-          <w:i w:val="0"/>
-          <w:sz w:val="24"/>
-        </w:rPr>
-        <w:t xml:space="preserve"> = 0.97), NEK7 −0.01 (0.95), CASP1 +0.28 (0.11), GSDMD +0.22 (0.06) and GSDME +0.06 (0.69), against +0.58 for </w:t>
-      </w:r>
-      <w:r>
-        <w:rPr>
-          <w:rFonts w:ascii="Times New Roman" w:hAnsi="Times New Roman" w:eastAsia="Times New Roman" w:cs="Times New Roman"/>
-          <w:b w:val="0"/>
-          <w:i/>
-          <w:sz w:val="24"/>
-        </w:rPr>
-        <w:t>Pycard</w:t>
-      </w:r>
-      <w:r>
-        <w:rPr>
-          <w:rFonts w:ascii="Times New Roman" w:hAnsi="Times New Roman" w:eastAsia="Times New Roman" w:cs="Times New Roman"/>
-          <w:b w:val="0"/>
-          <w:i w:val="0"/>
-          <w:sz w:val="24"/>
-        </w:rPr>
-        <w:t xml:space="preserve"> (0.003), +1.73 for </w:t>
-      </w:r>
-      <w:r>
-        <w:rPr>
-          <w:rFonts w:ascii="Times New Roman" w:hAnsi="Times New Roman" w:eastAsia="Times New Roman" w:cs="Times New Roman"/>
-          <w:b w:val="0"/>
-          <w:i/>
-          <w:sz w:val="24"/>
-        </w:rPr>
-        <w:t>Il1b</w:t>
-      </w:r>
-      <w:r>
-        <w:rPr>
-          <w:rFonts w:ascii="Times New Roman" w:hAnsi="Times New Roman" w:eastAsia="Times New Roman" w:cs="Times New Roman"/>
-          <w:b w:val="0"/>
-          <w:i w:val="0"/>
-          <w:sz w:val="24"/>
-        </w:rPr>
-        <w:t xml:space="preserve"> (0.063) and +1.98 for </w:t>
-      </w:r>
-      <w:r>
-        <w:rPr>
-          <w:rFonts w:ascii="Times New Roman" w:hAnsi="Times New Roman" w:eastAsia="Times New Roman" w:cs="Times New Roman"/>
-          <w:b w:val="0"/>
-          <w:i/>
-          <w:sz w:val="24"/>
-        </w:rPr>
-        <w:t>Il6</w:t>
-      </w:r>
-      <w:r>
-        <w:rPr>
-          <w:rFonts w:ascii="Times New Roman" w:hAnsi="Times New Roman" w:eastAsia="Times New Roman" w:cs="Times New Roman"/>
-          <w:b w:val="0"/>
-          <w:i w:val="0"/>
-          <w:sz w:val="24"/>
-        </w:rPr>
-        <w:t xml:space="preserve"> (0.021).</w:t>
+        <w:t>k</w:t>
+      </w:r>
+      <w:r>
+        <w:rPr>
+          <w:rFonts w:ascii="Times New Roman" w:hAnsi="Times New Roman" w:eastAsia="Times New Roman" w:cs="Times New Roman"/>
+          <w:b w:val="0"/>
+          <w:i w:val="0"/>
+          <w:sz w:val="24"/>
+        </w:rPr>
+        <w:t xml:space="preserve"> of 2 throughout, not a larger effect: no point estimate crossed the bound. C3 is retained in the analysis because the design was fixed in advance and is reported in full; it is not counted as independent support.</w:t>
+      </w:r>
+    </w:p>
+    <w:p>
+      <w:pPr>
+        <w:spacing w:before="200" w:after="120" w:line="360" w:lineRule="auto"/>
+      </w:pPr>
+      <w:r>
+        <w:rPr>
+          <w:rFonts w:ascii="Times New Roman" w:hAnsi="Times New Roman" w:eastAsia="Times New Roman" w:cs="Times New Roman"/>
+          <w:b/>
+          <w:i w:val="0"/>
+          <w:sz w:val="25"/>
+        </w:rPr>
+        <w:t>Pyroptosis transcripts are coordinately up-regulated in one cohort only</w:t>
       </w:r>
     </w:p>
     <w:p>
@@ -2590,7 +2427,7 @@
           <w:i w:val="0"/>
           <w:sz w:val="24"/>
         </w:rPr>
-        <w:t xml:space="preserve">We tested whether the set-level statistic could distinguish the two stages of the pathway by splitting the panel into an execution subset and a priming subset. It could not: NES was +2.34 for the execution subset and +2.12 for the priming subset, a difference with no statistical content. The set-level statistic therefore does not support a claim about which stage is engaged; the gene-level effect sizes do. Eight of nine execution genes nevertheless fell in the top 6% of the ranking (hypergeometric </w:t>
+        <w:t xml:space="preserve">The pyroptosis panel behaved differently from Wnt. In C1 it was strongly enriched (NES +2.68, </w:t>
       </w:r>
       <w:r>
         <w:rPr>
@@ -2608,7 +2445,7 @@
           <w:i w:val="0"/>
           <w:sz w:val="24"/>
         </w:rPr>
-        <w:t xml:space="preserve"> = 1.4 × 10</w:t>
+        <w:t xml:space="preserve"> ≤ 1 × 10</w:t>
       </w:r>
       <w:r>
         <w:rPr>
@@ -2618,16 +2455,126 @@
           <w:sz w:val="24"/>
           <w:vertAlign w:val="superscript"/>
         </w:rPr>
-        <w:t>−9</w:t>
-      </w:r>
-      <w:r>
-        <w:rPr>
-          <w:rFonts w:ascii="Times New Roman" w:hAnsi="Times New Roman" w:eastAsia="Times New Roman" w:cs="Times New Roman"/>
-          <w:b w:val="0"/>
-          <w:i w:val="0"/>
-          <w:sz w:val="24"/>
-        </w:rPr>
-        <w:t>), which is consistent with coordinated, low-amplitude induction of the whole panel rather than selective activation of the terminal step.</w:t>
+        <w:t>−4</w:t>
+      </w:r>
+      <w:r>
+        <w:rPr>
+          <w:rFonts w:ascii="Times New Roman" w:hAnsi="Times New Roman" w:eastAsia="Times New Roman" w:cs="Times New Roman"/>
+          <w:b w:val="0"/>
+          <w:i w:val="0"/>
+          <w:sz w:val="24"/>
+        </w:rPr>
+        <w:t xml:space="preserve">, the permutation floor: no one of 10,000 random gene sets of size 19 reached the observed score, so the </w:t>
+      </w:r>
+      <w:r>
+        <w:rPr>
+          <w:rFonts w:ascii="Times New Roman" w:hAnsi="Times New Roman" w:eastAsia="Times New Roman" w:cs="Times New Roman"/>
+          <w:b w:val="0"/>
+          <w:i/>
+          <w:sz w:val="24"/>
+        </w:rPr>
+        <w:t>p</w:t>
+      </w:r>
+      <w:r>
+        <w:rPr>
+          <w:rFonts w:ascii="Times New Roman" w:hAnsi="Times New Roman" w:eastAsia="Times New Roman" w:cs="Times New Roman"/>
+          <w:b w:val="0"/>
+          <w:i w:val="0"/>
+          <w:sz w:val="24"/>
+        </w:rPr>
+        <w:t xml:space="preserve">-value is right-censored and must not be read as a measured magnitude). Thirteen of 19 quantified members were in the leading edge, all within the top 844 of 14,257 ranked genes; rank clustering was far beyond chance (13 of 19 in the top 5.9%, expected 1.14; hypergeometric </w:t>
+      </w:r>
+      <w:r>
+        <w:rPr>
+          <w:rFonts w:ascii="Times New Roman" w:hAnsi="Times New Roman" w:eastAsia="Times New Roman" w:cs="Times New Roman"/>
+          <w:b w:val="0"/>
+          <w:i/>
+          <w:sz w:val="24"/>
+        </w:rPr>
+        <w:t>p</w:t>
+      </w:r>
+      <w:r>
+        <w:rPr>
+          <w:rFonts w:ascii="Times New Roman" w:hAnsi="Times New Roman" w:eastAsia="Times New Roman" w:cs="Times New Roman"/>
+          <w:b w:val="0"/>
+          <w:i w:val="0"/>
+          <w:sz w:val="24"/>
+        </w:rPr>
+        <w:t xml:space="preserve"> = 2.3 × 10</w:t>
+      </w:r>
+      <w:r>
+        <w:rPr>
+          <w:rFonts w:ascii="Times New Roman" w:hAnsi="Times New Roman" w:eastAsia="Times New Roman" w:cs="Times New Roman"/>
+          <w:b w:val="0"/>
+          <w:i w:val="0"/>
+          <w:sz w:val="24"/>
+          <w:vertAlign w:val="superscript"/>
+        </w:rPr>
+        <w:t>−12</w:t>
+      </w:r>
+      <w:r>
+        <w:rPr>
+          <w:rFonts w:ascii="Times New Roman" w:hAnsi="Times New Roman" w:eastAsia="Times New Roman" w:cs="Times New Roman"/>
+          <w:b w:val="0"/>
+          <w:i w:val="0"/>
+          <w:sz w:val="24"/>
+        </w:rPr>
+        <w:t>, and 3.7 × 10</w:t>
+      </w:r>
+      <w:r>
+        <w:rPr>
+          <w:rFonts w:ascii="Times New Roman" w:hAnsi="Times New Roman" w:eastAsia="Times New Roman" w:cs="Times New Roman"/>
+          <w:b w:val="0"/>
+          <w:i w:val="0"/>
+          <w:sz w:val="24"/>
+          <w:vertAlign w:val="superscript"/>
+        </w:rPr>
+        <w:t>−11</w:t>
+      </w:r>
+      <w:r>
+        <w:rPr>
+          <w:rFonts w:ascii="Times New Roman" w:hAnsi="Times New Roman" w:eastAsia="Times New Roman" w:cs="Times New Roman"/>
+          <w:b w:val="0"/>
+          <w:i w:val="0"/>
+          <w:sz w:val="24"/>
+        </w:rPr>
+        <w:t xml:space="preserve"> after Bonferroni correction over the 19 cut-points examined). Removing each leading-edge gene in turn reduced NES from 2.68 to no lower than 2.60, and all 13 remained at the permutation floor. Because the </w:t>
+      </w:r>
+      <w:r>
+        <w:rPr>
+          <w:rFonts w:ascii="Times New Roman" w:hAnsi="Times New Roman" w:eastAsia="Times New Roman" w:cs="Times New Roman"/>
+          <w:b w:val="0"/>
+          <w:i/>
+          <w:sz w:val="24"/>
+        </w:rPr>
+        <w:t>p</w:t>
+      </w:r>
+      <w:r>
+        <w:rPr>
+          <w:rFonts w:ascii="Times New Roman" w:hAnsi="Times New Roman" w:eastAsia="Times New Roman" w:cs="Times New Roman"/>
+          <w:b w:val="0"/>
+          <w:i w:val="0"/>
+          <w:sz w:val="24"/>
+        </w:rPr>
+        <w:t>-value cannot fall below that floor, this shows only that no single gene is necessary for an enrichment score of this magnitude. The enrichment is nevertheless carried by the leading edge as a block: removing all 13 at once leaves six genes with NES −0.48 (</w:t>
+      </w:r>
+      <w:r>
+        <w:rPr>
+          <w:rFonts w:ascii="Times New Roman" w:hAnsi="Times New Roman" w:eastAsia="Times New Roman" w:cs="Times New Roman"/>
+          <w:b w:val="0"/>
+          <w:i/>
+          <w:sz w:val="24"/>
+        </w:rPr>
+        <w:t>p</w:t>
+      </w:r>
+      <w:r>
+        <w:rPr>
+          <w:rFonts w:ascii="Times New Roman" w:hAnsi="Times New Roman" w:eastAsia="Times New Roman" w:cs="Times New Roman"/>
+          <w:b w:val="0"/>
+          <w:i w:val="0"/>
+          <w:sz w:val="24"/>
+        </w:rPr>
+        <w:t xml:space="preserve"> = 0.69) (Additional file 2).</w:t>
       </w:r>
     </w:p>
     <w:p>
@@ -2642,7 +2589,585 @@
           <w:i w:val="0"/>
           <w:sz w:val="24"/>
         </w:rPr>
-        <w:t>The reading we adopt is priming without execution: the NF-κB-dependent inducible components are modestly and coordinately up-regulated, while the sensor (NLRP3) and the effectors that require post-translational activation (CASP1, GSDMD) are not. This is a statement about transcription, and it cannot exclude inflammasome assembly or gasdermin cleavage, both of which occur after and independently of transcription.</w:t>
+        <w:t xml:space="preserve">What the gene-level estimates show is narrower than any statement about pathway stage. The leading edge consisted of </w:t>
+      </w:r>
+      <w:r>
+        <w:rPr>
+          <w:rFonts w:ascii="Times New Roman" w:hAnsi="Times New Roman" w:eastAsia="Times New Roman" w:cs="Times New Roman"/>
+          <w:b w:val="0"/>
+          <w:i/>
+          <w:sz w:val="24"/>
+        </w:rPr>
+        <w:t>Pycard</w:t>
+      </w:r>
+      <w:r>
+        <w:rPr>
+          <w:rFonts w:ascii="Times New Roman" w:hAnsi="Times New Roman" w:eastAsia="Times New Roman" w:cs="Times New Roman"/>
+          <w:b w:val="0"/>
+          <w:i w:val="0"/>
+          <w:sz w:val="24"/>
+        </w:rPr>
+        <w:t xml:space="preserve">, </w:t>
+      </w:r>
+      <w:r>
+        <w:rPr>
+          <w:rFonts w:ascii="Times New Roman" w:hAnsi="Times New Roman" w:eastAsia="Times New Roman" w:cs="Times New Roman"/>
+          <w:b w:val="0"/>
+          <w:i/>
+          <w:sz w:val="24"/>
+        </w:rPr>
+        <w:t>Nlrc4</w:t>
+      </w:r>
+      <w:r>
+        <w:rPr>
+          <w:rFonts w:ascii="Times New Roman" w:hAnsi="Times New Roman" w:eastAsia="Times New Roman" w:cs="Times New Roman"/>
+          <w:b w:val="0"/>
+          <w:i w:val="0"/>
+          <w:sz w:val="24"/>
+        </w:rPr>
+        <w:t xml:space="preserve">, </w:t>
+      </w:r>
+      <w:r>
+        <w:rPr>
+          <w:rFonts w:ascii="Times New Roman" w:hAnsi="Times New Roman" w:eastAsia="Times New Roman" w:cs="Times New Roman"/>
+          <w:b w:val="0"/>
+          <w:i/>
+          <w:sz w:val="24"/>
+        </w:rPr>
+        <w:t>Tlr4</w:t>
+      </w:r>
+      <w:r>
+        <w:rPr>
+          <w:rFonts w:ascii="Times New Roman" w:hAnsi="Times New Roman" w:eastAsia="Times New Roman" w:cs="Times New Roman"/>
+          <w:b w:val="0"/>
+          <w:i w:val="0"/>
+          <w:sz w:val="24"/>
+        </w:rPr>
+        <w:t xml:space="preserve">, </w:t>
+      </w:r>
+      <w:r>
+        <w:rPr>
+          <w:rFonts w:ascii="Times New Roman" w:hAnsi="Times New Roman" w:eastAsia="Times New Roman" w:cs="Times New Roman"/>
+          <w:b w:val="0"/>
+          <w:i/>
+          <w:sz w:val="24"/>
+        </w:rPr>
+        <w:t>Il6</w:t>
+      </w:r>
+      <w:r>
+        <w:rPr>
+          <w:rFonts w:ascii="Times New Roman" w:hAnsi="Times New Roman" w:eastAsia="Times New Roman" w:cs="Times New Roman"/>
+          <w:b w:val="0"/>
+          <w:i w:val="0"/>
+          <w:sz w:val="24"/>
+        </w:rPr>
+        <w:t xml:space="preserve">, </w:t>
+      </w:r>
+      <w:r>
+        <w:rPr>
+          <w:rFonts w:ascii="Times New Roman" w:hAnsi="Times New Roman" w:eastAsia="Times New Roman" w:cs="Times New Roman"/>
+          <w:b w:val="0"/>
+          <w:i/>
+          <w:sz w:val="24"/>
+        </w:rPr>
+        <w:t>Il1b</w:t>
+      </w:r>
+      <w:r>
+        <w:rPr>
+          <w:rFonts w:ascii="Times New Roman" w:hAnsi="Times New Roman" w:eastAsia="Times New Roman" w:cs="Times New Roman"/>
+          <w:b w:val="0"/>
+          <w:i w:val="0"/>
+          <w:sz w:val="24"/>
+        </w:rPr>
+        <w:t xml:space="preserve">, </w:t>
+      </w:r>
+      <w:r>
+        <w:rPr>
+          <w:rFonts w:ascii="Times New Roman" w:hAnsi="Times New Roman" w:eastAsia="Times New Roman" w:cs="Times New Roman"/>
+          <w:b w:val="0"/>
+          <w:i/>
+          <w:sz w:val="24"/>
+        </w:rPr>
+        <w:t>Gsdmd</w:t>
+      </w:r>
+      <w:r>
+        <w:rPr>
+          <w:rFonts w:ascii="Times New Roman" w:hAnsi="Times New Roman" w:eastAsia="Times New Roman" w:cs="Times New Roman"/>
+          <w:b w:val="0"/>
+          <w:i w:val="0"/>
+          <w:sz w:val="24"/>
+        </w:rPr>
+        <w:t xml:space="preserve">, </w:t>
+      </w:r>
+      <w:r>
+        <w:rPr>
+          <w:rFonts w:ascii="Times New Roman" w:hAnsi="Times New Roman" w:eastAsia="Times New Roman" w:cs="Times New Roman"/>
+          <w:b w:val="0"/>
+          <w:i/>
+          <w:sz w:val="24"/>
+        </w:rPr>
+        <w:t>Casp1</w:t>
+      </w:r>
+      <w:r>
+        <w:rPr>
+          <w:rFonts w:ascii="Times New Roman" w:hAnsi="Times New Roman" w:eastAsia="Times New Roman" w:cs="Times New Roman"/>
+          <w:b w:val="0"/>
+          <w:i w:val="0"/>
+          <w:sz w:val="24"/>
+        </w:rPr>
+        <w:t xml:space="preserve">, </w:t>
+      </w:r>
+      <w:r>
+        <w:rPr>
+          <w:rFonts w:ascii="Times New Roman" w:hAnsi="Times New Roman" w:eastAsia="Times New Roman" w:cs="Times New Roman"/>
+          <w:b w:val="0"/>
+          <w:i/>
+          <w:sz w:val="24"/>
+        </w:rPr>
+        <w:t>Txnip</w:t>
+      </w:r>
+      <w:r>
+        <w:rPr>
+          <w:rFonts w:ascii="Times New Roman" w:hAnsi="Times New Roman" w:eastAsia="Times New Roman" w:cs="Times New Roman"/>
+          <w:b w:val="0"/>
+          <w:i w:val="0"/>
+          <w:sz w:val="24"/>
+        </w:rPr>
+        <w:t xml:space="preserve">, </w:t>
+      </w:r>
+      <w:r>
+        <w:rPr>
+          <w:rFonts w:ascii="Times New Roman" w:hAnsi="Times New Roman" w:eastAsia="Times New Roman" w:cs="Times New Roman"/>
+          <w:b w:val="0"/>
+          <w:i/>
+          <w:sz w:val="24"/>
+        </w:rPr>
+        <w:t>Casp4</w:t>
+      </w:r>
+      <w:r>
+        <w:rPr>
+          <w:rFonts w:ascii="Times New Roman" w:hAnsi="Times New Roman" w:eastAsia="Times New Roman" w:cs="Times New Roman"/>
+          <w:b w:val="0"/>
+          <w:i w:val="0"/>
+          <w:sz w:val="24"/>
+        </w:rPr>
+        <w:t xml:space="preserve">, </w:t>
+      </w:r>
+      <w:r>
+        <w:rPr>
+          <w:rFonts w:ascii="Times New Roman" w:hAnsi="Times New Roman" w:eastAsia="Times New Roman" w:cs="Times New Roman"/>
+          <w:b w:val="0"/>
+          <w:i/>
+          <w:sz w:val="24"/>
+        </w:rPr>
+        <w:t>Il18</w:t>
+      </w:r>
+      <w:r>
+        <w:rPr>
+          <w:rFonts w:ascii="Times New Roman" w:hAnsi="Times New Roman" w:eastAsia="Times New Roman" w:cs="Times New Roman"/>
+          <w:b w:val="0"/>
+          <w:i w:val="0"/>
+          <w:sz w:val="24"/>
+        </w:rPr>
+        <w:t xml:space="preserve">, </w:t>
+      </w:r>
+      <w:r>
+        <w:rPr>
+          <w:rFonts w:ascii="Times New Roman" w:hAnsi="Times New Roman" w:eastAsia="Times New Roman" w:cs="Times New Roman"/>
+          <w:b w:val="0"/>
+          <w:i/>
+          <w:sz w:val="24"/>
+        </w:rPr>
+        <w:t>Rela</w:t>
+      </w:r>
+      <w:r>
+        <w:rPr>
+          <w:rFonts w:ascii="Times New Roman" w:hAnsi="Times New Roman" w:eastAsia="Times New Roman" w:cs="Times New Roman"/>
+          <w:b w:val="0"/>
+          <w:i w:val="0"/>
+          <w:sz w:val="24"/>
+        </w:rPr>
+        <w:t xml:space="preserve">, </w:t>
+      </w:r>
+      <w:r>
+        <w:rPr>
+          <w:rFonts w:ascii="Times New Roman" w:hAnsi="Times New Roman" w:eastAsia="Times New Roman" w:cs="Times New Roman"/>
+          <w:b w:val="0"/>
+          <w:i/>
+          <w:sz w:val="24"/>
+        </w:rPr>
+        <w:t>Aim2</w:t>
+      </w:r>
+      <w:r>
+        <w:rPr>
+          <w:rFonts w:ascii="Times New Roman" w:hAnsi="Times New Roman" w:eastAsia="Times New Roman" w:cs="Times New Roman"/>
+          <w:b w:val="0"/>
+          <w:i w:val="0"/>
+          <w:sz w:val="24"/>
+        </w:rPr>
+        <w:t xml:space="preserve"> and </w:t>
+      </w:r>
+      <w:r>
+        <w:rPr>
+          <w:rFonts w:ascii="Times New Roman" w:hAnsi="Times New Roman" w:eastAsia="Times New Roman" w:cs="Times New Roman"/>
+          <w:b w:val="0"/>
+          <w:i/>
+          <w:sz w:val="24"/>
+        </w:rPr>
+        <w:t>Casp8</w:t>
+      </w:r>
+      <w:r>
+        <w:rPr>
+          <w:rFonts w:ascii="Times New Roman" w:hAnsi="Times New Roman" w:eastAsia="Times New Roman" w:cs="Times New Roman"/>
+          <w:b w:val="0"/>
+          <w:i w:val="0"/>
+          <w:sz w:val="24"/>
+        </w:rPr>
+        <w:t xml:space="preserve">; </w:t>
+      </w:r>
+      <w:r>
+        <w:rPr>
+          <w:rFonts w:ascii="Times New Roman" w:hAnsi="Times New Roman" w:eastAsia="Times New Roman" w:cs="Times New Roman"/>
+          <w:b w:val="0"/>
+          <w:i/>
+          <w:sz w:val="24"/>
+        </w:rPr>
+        <w:t>Nlrp3</w:t>
+      </w:r>
+      <w:r>
+        <w:rPr>
+          <w:rFonts w:ascii="Times New Roman" w:hAnsi="Times New Roman" w:eastAsia="Times New Roman" w:cs="Times New Roman"/>
+          <w:b w:val="0"/>
+          <w:i w:val="0"/>
+          <w:sz w:val="24"/>
+        </w:rPr>
+        <w:t xml:space="preserve"> was absent from it. The inducible components moved most (</w:t>
+      </w:r>
+      <w:r>
+        <w:rPr>
+          <w:rFonts w:ascii="Times New Roman" w:hAnsi="Times New Roman" w:eastAsia="Times New Roman" w:cs="Times New Roman"/>
+          <w:b w:val="0"/>
+          <w:i/>
+          <w:sz w:val="24"/>
+        </w:rPr>
+        <w:t>Il6</w:t>
+      </w:r>
+      <w:r>
+        <w:rPr>
+          <w:rFonts w:ascii="Times New Roman" w:hAnsi="Times New Roman" w:eastAsia="Times New Roman" w:cs="Times New Roman"/>
+          <w:b w:val="0"/>
+          <w:i w:val="0"/>
+          <w:sz w:val="24"/>
+        </w:rPr>
+        <w:t xml:space="preserve"> +1.98, </w:t>
+      </w:r>
+      <w:r>
+        <w:rPr>
+          <w:rFonts w:ascii="Times New Roman" w:hAnsi="Times New Roman" w:eastAsia="Times New Roman" w:cs="Times New Roman"/>
+          <w:b w:val="0"/>
+          <w:i/>
+          <w:sz w:val="24"/>
+        </w:rPr>
+        <w:t>p</w:t>
+      </w:r>
+      <w:r>
+        <w:rPr>
+          <w:rFonts w:ascii="Times New Roman" w:hAnsi="Times New Roman" w:eastAsia="Times New Roman" w:cs="Times New Roman"/>
+          <w:b w:val="0"/>
+          <w:i w:val="0"/>
+          <w:sz w:val="24"/>
+        </w:rPr>
+        <w:t xml:space="preserve"> = 0.021; </w:t>
+      </w:r>
+      <w:r>
+        <w:rPr>
+          <w:rFonts w:ascii="Times New Roman" w:hAnsi="Times New Roman" w:eastAsia="Times New Roman" w:cs="Times New Roman"/>
+          <w:b w:val="0"/>
+          <w:i/>
+          <w:sz w:val="24"/>
+        </w:rPr>
+        <w:t>Il1b</w:t>
+      </w:r>
+      <w:r>
+        <w:rPr>
+          <w:rFonts w:ascii="Times New Roman" w:hAnsi="Times New Roman" w:eastAsia="Times New Roman" w:cs="Times New Roman"/>
+          <w:b w:val="0"/>
+          <w:i w:val="0"/>
+          <w:sz w:val="24"/>
+        </w:rPr>
+        <w:t xml:space="preserve"> +1.73, </w:t>
+      </w:r>
+      <w:r>
+        <w:rPr>
+          <w:rFonts w:ascii="Times New Roman" w:hAnsi="Times New Roman" w:eastAsia="Times New Roman" w:cs="Times New Roman"/>
+          <w:b w:val="0"/>
+          <w:i/>
+          <w:sz w:val="24"/>
+        </w:rPr>
+        <w:t>p</w:t>
+      </w:r>
+      <w:r>
+        <w:rPr>
+          <w:rFonts w:ascii="Times New Roman" w:hAnsi="Times New Roman" w:eastAsia="Times New Roman" w:cs="Times New Roman"/>
+          <w:b w:val="0"/>
+          <w:i w:val="0"/>
+          <w:sz w:val="24"/>
+        </w:rPr>
+        <w:t xml:space="preserve"> = 0.063; </w:t>
+      </w:r>
+      <w:r>
+        <w:rPr>
+          <w:rFonts w:ascii="Times New Roman" w:hAnsi="Times New Roman" w:eastAsia="Times New Roman" w:cs="Times New Roman"/>
+          <w:b w:val="0"/>
+          <w:i/>
+          <w:sz w:val="24"/>
+        </w:rPr>
+        <w:t>Pycard</w:t>
+      </w:r>
+      <w:r>
+        <w:rPr>
+          <w:rFonts w:ascii="Times New Roman" w:hAnsi="Times New Roman" w:eastAsia="Times New Roman" w:cs="Times New Roman"/>
+          <w:b w:val="0"/>
+          <w:i w:val="0"/>
+          <w:sz w:val="24"/>
+        </w:rPr>
+        <w:t xml:space="preserve"> +0.58, </w:t>
+      </w:r>
+      <w:r>
+        <w:rPr>
+          <w:rFonts w:ascii="Times New Roman" w:hAnsi="Times New Roman" w:eastAsia="Times New Roman" w:cs="Times New Roman"/>
+          <w:b w:val="0"/>
+          <w:i/>
+          <w:sz w:val="24"/>
+        </w:rPr>
+        <w:t>p</w:t>
+      </w:r>
+      <w:r>
+        <w:rPr>
+          <w:rFonts w:ascii="Times New Roman" w:hAnsi="Times New Roman" w:eastAsia="Times New Roman" w:cs="Times New Roman"/>
+          <w:b w:val="0"/>
+          <w:i w:val="0"/>
+          <w:sz w:val="24"/>
+        </w:rPr>
+        <w:t xml:space="preserve"> = 0.003), while the sensor and one effector did not move at all (NLRP3 +0.01, </w:t>
+      </w:r>
+      <w:r>
+        <w:rPr>
+          <w:rFonts w:ascii="Times New Roman" w:hAnsi="Times New Roman" w:eastAsia="Times New Roman" w:cs="Times New Roman"/>
+          <w:b w:val="0"/>
+          <w:i/>
+          <w:sz w:val="24"/>
+        </w:rPr>
+        <w:t>p</w:t>
+      </w:r>
+      <w:r>
+        <w:rPr>
+          <w:rFonts w:ascii="Times New Roman" w:hAnsi="Times New Roman" w:eastAsia="Times New Roman" w:cs="Times New Roman"/>
+          <w:b w:val="0"/>
+          <w:i w:val="0"/>
+          <w:sz w:val="24"/>
+        </w:rPr>
+        <w:t xml:space="preserve"> = 0.97; NEK7 −0.01, </w:t>
+      </w:r>
+      <w:r>
+        <w:rPr>
+          <w:rFonts w:ascii="Times New Roman" w:hAnsi="Times New Roman" w:eastAsia="Times New Roman" w:cs="Times New Roman"/>
+          <w:b w:val="0"/>
+          <w:i/>
+          <w:sz w:val="24"/>
+        </w:rPr>
+        <w:t>p</w:t>
+      </w:r>
+      <w:r>
+        <w:rPr>
+          <w:rFonts w:ascii="Times New Roman" w:hAnsi="Times New Roman" w:eastAsia="Times New Roman" w:cs="Times New Roman"/>
+          <w:b w:val="0"/>
+          <w:i w:val="0"/>
+          <w:sz w:val="24"/>
+        </w:rPr>
+        <w:t xml:space="preserve"> = 0.95) and the effectors showed small changes (CASP1 +0.28, </w:t>
+      </w:r>
+      <w:r>
+        <w:rPr>
+          <w:rFonts w:ascii="Times New Roman" w:hAnsi="Times New Roman" w:eastAsia="Times New Roman" w:cs="Times New Roman"/>
+          <w:b w:val="0"/>
+          <w:i/>
+          <w:sz w:val="24"/>
+        </w:rPr>
+        <w:t>p</w:t>
+      </w:r>
+      <w:r>
+        <w:rPr>
+          <w:rFonts w:ascii="Times New Roman" w:hAnsi="Times New Roman" w:eastAsia="Times New Roman" w:cs="Times New Roman"/>
+          <w:b w:val="0"/>
+          <w:i w:val="0"/>
+          <w:sz w:val="24"/>
+        </w:rPr>
+        <w:t xml:space="preserve"> = 0.11; GSDMD +0.22, </w:t>
+      </w:r>
+      <w:r>
+        <w:rPr>
+          <w:rFonts w:ascii="Times New Roman" w:hAnsi="Times New Roman" w:eastAsia="Times New Roman" w:cs="Times New Roman"/>
+          <w:b w:val="0"/>
+          <w:i/>
+          <w:sz w:val="24"/>
+        </w:rPr>
+        <w:t>p</w:t>
+      </w:r>
+      <w:r>
+        <w:rPr>
+          <w:rFonts w:ascii="Times New Roman" w:hAnsi="Times New Roman" w:eastAsia="Times New Roman" w:cs="Times New Roman"/>
+          <w:b w:val="0"/>
+          <w:i w:val="0"/>
+          <w:sz w:val="24"/>
+        </w:rPr>
+        <w:t xml:space="preserve"> = 0.06; GSDME +0.06, </w:t>
+      </w:r>
+      <w:r>
+        <w:rPr>
+          <w:rFonts w:ascii="Times New Roman" w:hAnsi="Times New Roman" w:eastAsia="Times New Roman" w:cs="Times New Roman"/>
+          <w:b w:val="0"/>
+          <w:i/>
+          <w:sz w:val="24"/>
+        </w:rPr>
+        <w:t>p</w:t>
+      </w:r>
+      <w:r>
+        <w:rPr>
+          <w:rFonts w:ascii="Times New Roman" w:hAnsi="Times New Roman" w:eastAsia="Times New Roman" w:cs="Times New Roman"/>
+          <w:b w:val="0"/>
+          <w:i w:val="0"/>
+          <w:sz w:val="24"/>
+        </w:rPr>
+        <w:t xml:space="preserve"> = 0.69). We attempted to formalise the distinction by splitting the panel into execution and priming subsets; it did not separate them (NES +2.34 for 9 execution genes versus +2.12 for 10 priming genes), and 6 of the 9 execution genes also fell within the top 6% of the ranking (expected 0.54; hypergeometric </w:t>
+      </w:r>
+      <w:r>
+        <w:rPr>
+          <w:rFonts w:ascii="Times New Roman" w:hAnsi="Times New Roman" w:eastAsia="Times New Roman" w:cs="Times New Roman"/>
+          <w:b w:val="0"/>
+          <w:i/>
+          <w:sz w:val="24"/>
+        </w:rPr>
+        <w:t>p</w:t>
+      </w:r>
+      <w:r>
+        <w:rPr>
+          <w:rFonts w:ascii="Times New Roman" w:hAnsi="Times New Roman" w:eastAsia="Times New Roman" w:cs="Times New Roman"/>
+          <w:b w:val="0"/>
+          <w:i w:val="0"/>
+          <w:sz w:val="24"/>
+        </w:rPr>
+        <w:t xml:space="preserve"> = 3.3 × 10</w:t>
+      </w:r>
+      <w:r>
+        <w:rPr>
+          <w:rFonts w:ascii="Times New Roman" w:hAnsi="Times New Roman" w:eastAsia="Times New Roman" w:cs="Times New Roman"/>
+          <w:b w:val="0"/>
+          <w:i w:val="0"/>
+          <w:sz w:val="24"/>
+          <w:vertAlign w:val="superscript"/>
+        </w:rPr>
+        <w:t>−6</w:t>
+      </w:r>
+      <w:r>
+        <w:rPr>
+          <w:rFonts w:ascii="Times New Roman" w:hAnsi="Times New Roman" w:eastAsia="Times New Roman" w:cs="Times New Roman"/>
+          <w:b w:val="0"/>
+          <w:i w:val="0"/>
+          <w:sz w:val="24"/>
+        </w:rPr>
+        <w:t xml:space="preserve">; 5 of 9, </w:t>
+      </w:r>
+      <w:r>
+        <w:rPr>
+          <w:rFonts w:ascii="Times New Roman" w:hAnsi="Times New Roman" w:eastAsia="Times New Roman" w:cs="Times New Roman"/>
+          <w:b w:val="0"/>
+          <w:i/>
+          <w:sz w:val="24"/>
+        </w:rPr>
+        <w:t>p</w:t>
+      </w:r>
+      <w:r>
+        <w:rPr>
+          <w:rFonts w:ascii="Times New Roman" w:hAnsi="Times New Roman" w:eastAsia="Times New Roman" w:cs="Times New Roman"/>
+          <w:b w:val="0"/>
+          <w:i w:val="0"/>
+          <w:sz w:val="24"/>
+        </w:rPr>
+        <w:t xml:space="preserve"> = 7.9 × 10</w:t>
+      </w:r>
+      <w:r>
+        <w:rPr>
+          <w:rFonts w:ascii="Times New Roman" w:hAnsi="Times New Roman" w:eastAsia="Times New Roman" w:cs="Times New Roman"/>
+          <w:b w:val="0"/>
+          <w:i w:val="0"/>
+          <w:sz w:val="24"/>
+          <w:vertAlign w:val="superscript"/>
+        </w:rPr>
+        <w:t>−5</w:t>
+      </w:r>
+      <w:r>
+        <w:rPr>
+          <w:rFonts w:ascii="Times New Roman" w:hAnsi="Times New Roman" w:eastAsia="Times New Roman" w:cs="Times New Roman"/>
+          <w:b w:val="0"/>
+          <w:i w:val="0"/>
+          <w:sz w:val="24"/>
+        </w:rPr>
+        <w:t xml:space="preserve">, without the expression filter). The three that did not were </w:t>
+      </w:r>
+      <w:r>
+        <w:rPr>
+          <w:rFonts w:ascii="Times New Roman" w:hAnsi="Times New Roman" w:eastAsia="Times New Roman" w:cs="Times New Roman"/>
+          <w:b w:val="0"/>
+          <w:i/>
+          <w:sz w:val="24"/>
+        </w:rPr>
+        <w:t>Gsdme</w:t>
+      </w:r>
+      <w:r>
+        <w:rPr>
+          <w:rFonts w:ascii="Times New Roman" w:hAnsi="Times New Roman" w:eastAsia="Times New Roman" w:cs="Times New Roman"/>
+          <w:b w:val="0"/>
+          <w:i w:val="0"/>
+          <w:sz w:val="24"/>
+        </w:rPr>
+        <w:t xml:space="preserve"> (17th percentile), </w:t>
+      </w:r>
+      <w:r>
+        <w:rPr>
+          <w:rFonts w:ascii="Times New Roman" w:hAnsi="Times New Roman" w:eastAsia="Times New Roman" w:cs="Times New Roman"/>
+          <w:b w:val="0"/>
+          <w:i/>
+          <w:sz w:val="24"/>
+        </w:rPr>
+        <w:t>Nlrp3</w:t>
+      </w:r>
+      <w:r>
+        <w:rPr>
+          <w:rFonts w:ascii="Times New Roman" w:hAnsi="Times New Roman" w:eastAsia="Times New Roman" w:cs="Times New Roman"/>
+          <w:b w:val="0"/>
+          <w:i w:val="0"/>
+          <w:sz w:val="24"/>
+        </w:rPr>
+        <w:t xml:space="preserve"> (25th) and </w:t>
+      </w:r>
+      <w:r>
+        <w:rPr>
+          <w:rFonts w:ascii="Times New Roman" w:hAnsi="Times New Roman" w:eastAsia="Times New Roman" w:cs="Times New Roman"/>
+          <w:b w:val="0"/>
+          <w:i/>
+          <w:sz w:val="24"/>
+        </w:rPr>
+        <w:t>Nek7</w:t>
+      </w:r>
+      <w:r>
+        <w:rPr>
+          <w:rFonts w:ascii="Times New Roman" w:hAnsi="Times New Roman" w:eastAsia="Times New Roman" w:cs="Times New Roman"/>
+          <w:b w:val="0"/>
+          <w:i w:val="0"/>
+          <w:sz w:val="24"/>
+        </w:rPr>
+        <w:t xml:space="preserve"> (28th). The set-level statistic therefore carries no information about which stage of the pathway is engaged, and we draw no conclusion about that.</w:t>
       </w:r>
     </w:p>
     <w:p>
@@ -2657,57 +3182,7 @@
           <w:i w:val="0"/>
           <w:sz w:val="24"/>
         </w:rPr>
-        <w:t>The pattern did not replicate. In C2 the pyroptosis panel gave NES +0.76 (</w:t>
-      </w:r>
-      <w:r>
-        <w:rPr>
-          <w:rFonts w:ascii="Times New Roman" w:hAnsi="Times New Roman" w:eastAsia="Times New Roman" w:cs="Times New Roman"/>
-          <w:b w:val="0"/>
-          <w:i/>
-          <w:sz w:val="24"/>
-        </w:rPr>
-        <w:t>p</w:t>
-      </w:r>
-      <w:r>
-        <w:rPr>
-          <w:rFonts w:ascii="Times New Roman" w:hAnsi="Times New Roman" w:eastAsia="Times New Roman" w:cs="Times New Roman"/>
-          <w:b w:val="0"/>
-          <w:i w:val="0"/>
-          <w:sz w:val="24"/>
-        </w:rPr>
-        <w:t xml:space="preserve"> = 0.514) and in C3 −1.11 (</w:t>
-      </w:r>
-      <w:r>
-        <w:rPr>
-          <w:rFonts w:ascii="Times New Roman" w:hAnsi="Times New Roman" w:eastAsia="Times New Roman" w:cs="Times New Roman"/>
-          <w:b w:val="0"/>
-          <w:i/>
-          <w:sz w:val="24"/>
-        </w:rPr>
-        <w:t>p</w:t>
-      </w:r>
-      <w:r>
-        <w:rPr>
-          <w:rFonts w:ascii="Times New Roman" w:hAnsi="Times New Roman" w:eastAsia="Times New Roman" w:cs="Times New Roman"/>
-          <w:b w:val="0"/>
-          <w:i w:val="0"/>
-          <w:sz w:val="24"/>
-        </w:rPr>
-        <w:t xml:space="preserve"> = 0.033, i.e. opposite in sign). The priming signal is therefore a property of the CCI cohort, not a general feature of neuropathic pain models in this dataset collection.</w:t>
-      </w:r>
-    </w:p>
-    <w:p>
-      <w:pPr>
-        <w:spacing w:before="200" w:after="120" w:line="360" w:lineRule="auto"/>
-      </w:pPr>
-      <w:r>
-        <w:rPr>
-          <w:rFonts w:ascii="Times New Roman" w:hAnsi="Times New Roman" w:eastAsia="Times New Roman" w:cs="Times New Roman"/>
-          <w:b/>
-          <w:i w:val="0"/>
-          <w:sz w:val="25"/>
-        </w:rPr>
-        <w:t>The single-cell reference cannot localise the signal to astrocytes</w:t>
+        <w:t>Two further points keep this result within its evidence. First, by the equivalence criterion used elsewhere in this paper only GSDMD ([−0.02, +0.45]) is equivalent to no change; NLRP3 ([−0.86, +0.89]), NEK7 ([−0.50, +0.48]) and CASP1 ([−0.09, +0.65]) have intervals too wide to support equivalence, and CASP1's does not exclude an induction of 1.41-fold. Second, inflammasome activation is rate-limited by post-translational events — assembly, caspase-1 autoprocessing and gasdermin D cleavage — that follow a second signal and are largely independent of transcript abundance [32]. Transcript levels index the priming step, not execution.</w:t>
       </w:r>
     </w:p>
     <w:p>
@@ -2722,21 +3197,43 @@
           <w:i w:val="0"/>
           <w:sz w:val="24"/>
         </w:rPr>
-        <w:t>GSE134003 contains 18,856 cells, of which 735 are microglia (385 sham, 350 SNI; 10 and 9 animals) and 40 are astrocytes (27 sham, 13 SNI; 9 and 5 animals). The astrocyte compartment averages 2.5 cells per animal in the injured group. Single-cell atlases of the injured spinal cord have documented glial heterogeneity and myelin pathology after injury [25, 26], but none of them resolves the astrocyte compartment at the depth required to attribute a bulk signal. No cell-type attribution of the pyroptosis signal is possible at this depth, and we make none. The claim that Wnt and pyroptosis converge in spinal astrocytes cannot be tested in the available single-cell material irrespective of what the bulk data show.</w:t>
-      </w:r>
-    </w:p>
-    <w:p>
-      <w:pPr>
-        <w:spacing w:before="280" w:after="160" w:line="360" w:lineRule="auto"/>
-      </w:pPr>
-      <w:r>
-        <w:rPr>
-          <w:rFonts w:ascii="Times New Roman" w:hAnsi="Times New Roman" w:eastAsia="Times New Roman" w:cs="Times New Roman"/>
-          <w:b/>
-          <w:i w:val="0"/>
-          <w:sz w:val="28"/>
-        </w:rPr>
-        <w:t>Discussion</w:t>
+        <w:t>The pattern did not replicate. In C2 the panel gave NES +0.76 (</w:t>
+      </w:r>
+      <w:r>
+        <w:rPr>
+          <w:rFonts w:ascii="Times New Roman" w:hAnsi="Times New Roman" w:eastAsia="Times New Roman" w:cs="Times New Roman"/>
+          <w:b w:val="0"/>
+          <w:i/>
+          <w:sz w:val="24"/>
+        </w:rPr>
+        <w:t>p</w:t>
+      </w:r>
+      <w:r>
+        <w:rPr>
+          <w:rFonts w:ascii="Times New Roman" w:hAnsi="Times New Roman" w:eastAsia="Times New Roman" w:cs="Times New Roman"/>
+          <w:b w:val="0"/>
+          <w:i w:val="0"/>
+          <w:sz w:val="24"/>
+        </w:rPr>
+        <w:t xml:space="preserve"> = 0.514) and in C3 −1.11 (</w:t>
+      </w:r>
+      <w:r>
+        <w:rPr>
+          <w:rFonts w:ascii="Times New Roman" w:hAnsi="Times New Roman" w:eastAsia="Times New Roman" w:cs="Times New Roman"/>
+          <w:b w:val="0"/>
+          <w:i/>
+          <w:sz w:val="24"/>
+        </w:rPr>
+        <w:t>p</w:t>
+      </w:r>
+      <w:r>
+        <w:rPr>
+          <w:rFonts w:ascii="Times New Roman" w:hAnsi="Times New Roman" w:eastAsia="Times New Roman" w:cs="Times New Roman"/>
+          <w:b w:val="0"/>
+          <w:i w:val="0"/>
+          <w:sz w:val="24"/>
+        </w:rPr>
+        <w:t xml:space="preserve"> = 0.033, opposite in sign, within a globally displaced ranking). The coordinated up-regulation is a property of the CCI cohort, not a general feature of these models.</w:t>
       </w:r>
     </w:p>
     <w:p>
@@ -2750,7 +3247,7 @@
           <w:i w:val="0"/>
           <w:sz w:val="25"/>
         </w:rPr>
-        <w:t>Principal findings</w:t>
+        <w:t>The single-cell reference cannot localise the signal to astrocytes</w:t>
       </w:r>
     </w:p>
     <w:p>
@@ -2765,25 +3262,21 @@
           <w:i w:val="0"/>
           <w:sz w:val="24"/>
         </w:rPr>
-        <w:t xml:space="preserve">In three independent rat spinal cord cohorts, the Wnt/β-catenin transcriptional programme was not induced after nerve injury. The largest pooled effect across 36 genes was 1.20-fold, 31 of 36 intervals excluded an effect of 1.41-fold or more, and set-level enrichment was non-significant in all three cohorts and under all four pre-processing variants. At the same time, a gene that is unambiguously induced — </w:t>
-      </w:r>
-      <w:r>
-        <w:rPr>
-          <w:rFonts w:ascii="Times New Roman" w:hAnsi="Times New Roman" w:eastAsia="Times New Roman" w:cs="Times New Roman"/>
-          <w:b w:val="0"/>
-          <w:i/>
-          <w:sz w:val="24"/>
-        </w:rPr>
-        <w:t>Atf3</w:t>
-      </w:r>
-      <w:r>
-        <w:rPr>
-          <w:rFonts w:ascii="Times New Roman" w:hAnsi="Times New Roman" w:eastAsia="Times New Roman" w:cs="Times New Roman"/>
-          <w:b w:val="0"/>
-          <w:i w:val="0"/>
-          <w:sz w:val="24"/>
-        </w:rPr>
-        <w:t>, 16-fold — failed correction, and no gene in two of three cohorts survived false-discovery control. The second finding explains the first: in this literature, a pathway can be reported as "activated" on evidence that would not survive the multiple-testing burden the same data impose.</w:t>
+        <w:t>GSE134003 is a mouse atlas (18,856 cells, lumbar L1–6, Drop-seq, ~1,200 transcripts per cell, 14 days after injury) [24–25]. It contains 735 microglia (385 SI, 350 SNI; 10 and 9 animals) and 40 astrocytes (27 SI, 13 SNI; 9 and 5 animals); one SNI sample was excluded by the original authors for dorsal-root-ganglion contamination, which is why the injured group has 9 animals. The astrocyte compartment averages 2.6 cells per injured animal. At that sampling depth — low-depth Drop-seq over whole-segment dissociations — the compartment is too shallow to support cell-type attribution, and we make none. This is a statement about the depth of this atlas. Deeper or astrocyte-enriched preparations do resolve spinal astrocytes after nerve injury [33], so the claim that Wnt and pyroptosis converge in astrocytes is untested here rather than untestable in principle; it is also a mouse atlas, whereas the bulk cohorts are rat. Glial heterogeneity and myelin pathology after spinal injury are well documented in single-cell work [34–35], but none of that material resolves the rat astrocyte compartment at the depth this question requires.</w:t>
+      </w:r>
+    </w:p>
+    <w:p>
+      <w:pPr>
+        <w:spacing w:before="280" w:after="160" w:line="360" w:lineRule="auto"/>
+      </w:pPr>
+      <w:r>
+        <w:rPr>
+          <w:rFonts w:ascii="Times New Roman" w:hAnsi="Times New Roman" w:eastAsia="Times New Roman" w:cs="Times New Roman"/>
+          <w:b/>
+          <w:i w:val="0"/>
+          <w:sz w:val="28"/>
+        </w:rPr>
+        <w:t>Discussion</w:t>
       </w:r>
     </w:p>
     <w:p>
@@ -2797,7 +3290,7 @@
           <w:i w:val="0"/>
           <w:sz w:val="25"/>
         </w:rPr>
-        <w:t>What a transcriptional null does and does not exclude</w:t>
+        <w:t>Principal findings</w:t>
       </w:r>
     </w:p>
     <w:p>
@@ -2812,7 +3305,7 @@
           <w:i w:val="0"/>
           <w:sz w:val="24"/>
         </w:rPr>
-        <w:t xml:space="preserve">β-catenin activation is predominantly post-translational: destruction-complex disassembly, phosphorylation, nuclear translocation and co-factor recruitment all occur without changes in transcript abundance [2]. A transcriptomic null therefore cannot exclude Wnt signalling activity, and we do not claim that it does. What it excludes is the specific and commonly asserted proposition that nerve injury induces a Wnt/β-catenin </w:t>
+        <w:t xml:space="preserve">In three independent rat spinal cord cohorts, a Wnt/β-catenin transcriptional programme was not induced after nerve injury: the largest pooled effect across 36 genes was 1.20-fold, set-level enrichment was non-significant in all three cohorts and under all four pre-processing variants, and no point estimate exceeded 0.3 log2. At the same time a gene that is unambiguously induced, </w:t>
       </w:r>
       <w:r>
         <w:rPr>
@@ -2821,106 +3314,30 @@
           <w:i/>
           <w:sz w:val="24"/>
         </w:rPr>
-        <w:t>transcriptional programme</w:t>
-      </w:r>
-      <w:r>
-        <w:rPr>
-          <w:rFonts w:ascii="Times New Roman" w:hAnsi="Times New Roman" w:eastAsia="Times New Roman" w:cs="Times New Roman"/>
-          <w:b w:val="0"/>
-          <w:i w:val="0"/>
-          <w:sz w:val="24"/>
-        </w:rPr>
-        <w:t xml:space="preserve"> in spinal cord — the coordinated induction of canonical target genes such as </w:t>
-      </w:r>
-      <w:r>
-        <w:rPr>
-          <w:rFonts w:ascii="Times New Roman" w:hAnsi="Times New Roman" w:eastAsia="Times New Roman" w:cs="Times New Roman"/>
-          <w:b w:val="0"/>
-          <w:i/>
-          <w:sz w:val="24"/>
-        </w:rPr>
-        <w:t>Axin2</w:t>
-      </w:r>
-      <w:r>
-        <w:rPr>
-          <w:rFonts w:ascii="Times New Roman" w:hAnsi="Times New Roman" w:eastAsia="Times New Roman" w:cs="Times New Roman"/>
-          <w:b w:val="0"/>
-          <w:i w:val="0"/>
-          <w:sz w:val="24"/>
-        </w:rPr>
-        <w:t xml:space="preserve">, </w:t>
-      </w:r>
-      <w:r>
-        <w:rPr>
-          <w:rFonts w:ascii="Times New Roman" w:hAnsi="Times New Roman" w:eastAsia="Times New Roman" w:cs="Times New Roman"/>
-          <w:b w:val="0"/>
-          <w:i/>
-          <w:sz w:val="24"/>
-        </w:rPr>
-        <w:t>Ccnd1</w:t>
-      </w:r>
-      <w:r>
-        <w:rPr>
-          <w:rFonts w:ascii="Times New Roman" w:hAnsi="Times New Roman" w:eastAsia="Times New Roman" w:cs="Times New Roman"/>
-          <w:b w:val="0"/>
-          <w:i w:val="0"/>
-          <w:sz w:val="24"/>
-        </w:rPr>
-        <w:t xml:space="preserve">, </w:t>
-      </w:r>
-      <w:r>
-        <w:rPr>
-          <w:rFonts w:ascii="Times New Roman" w:hAnsi="Times New Roman" w:eastAsia="Times New Roman" w:cs="Times New Roman"/>
-          <w:b w:val="0"/>
-          <w:i/>
-          <w:sz w:val="24"/>
-        </w:rPr>
-        <w:t>Lef1</w:t>
-      </w:r>
-      <w:r>
-        <w:rPr>
-          <w:rFonts w:ascii="Times New Roman" w:hAnsi="Times New Roman" w:eastAsia="Times New Roman" w:cs="Times New Roman"/>
-          <w:b w:val="0"/>
-          <w:i w:val="0"/>
-          <w:sz w:val="24"/>
-        </w:rPr>
-        <w:t xml:space="preserve"> and </w:t>
-      </w:r>
-      <w:r>
-        <w:rPr>
-          <w:rFonts w:ascii="Times New Roman" w:hAnsi="Times New Roman" w:eastAsia="Times New Roman" w:cs="Times New Roman"/>
-          <w:b w:val="0"/>
-          <w:i/>
-          <w:sz w:val="24"/>
-        </w:rPr>
-        <w:t>Tcf7</w:t>
-      </w:r>
-      <w:r>
-        <w:rPr>
-          <w:rFonts w:ascii="Times New Roman" w:hAnsi="Times New Roman" w:eastAsia="Times New Roman" w:cs="Times New Roman"/>
-          <w:b w:val="0"/>
-          <w:i w:val="0"/>
-          <w:sz w:val="24"/>
-        </w:rPr>
-        <w:t xml:space="preserve">. That proposition is testable in bulk tissue, and it fails: </w:t>
-      </w:r>
-      <w:r>
-        <w:rPr>
-          <w:rFonts w:ascii="Times New Roman" w:hAnsi="Times New Roman" w:eastAsia="Times New Roman" w:cs="Times New Roman"/>
-          <w:b w:val="0"/>
-          <w:i/>
-          <w:sz w:val="24"/>
-        </w:rPr>
-        <w:t>Axin2</w:t>
-      </w:r>
-      <w:r>
-        <w:rPr>
-          <w:rFonts w:ascii="Times New Roman" w:hAnsi="Times New Roman" w:eastAsia="Times New Roman" w:cs="Times New Roman"/>
-          <w:b w:val="0"/>
-          <w:i w:val="0"/>
-          <w:sz w:val="24"/>
-        </w:rPr>
-        <w:t xml:space="preserve"> moved −0.02 log2, and the β-catenin transcript itself moved +0.08.</w:t>
+        <w:t>Atf3</w:t>
+      </w:r>
+      <w:r>
+        <w:rPr>
+          <w:rFonts w:ascii="Times New Roman" w:hAnsi="Times New Roman" w:eastAsia="Times New Roman" w:cs="Times New Roman"/>
+          <w:b w:val="0"/>
+          <w:i w:val="0"/>
+          <w:sz w:val="24"/>
+        </w:rPr>
+        <w:t xml:space="preserve"> at 16-fold, failed correction, and no gene in two of three cohorts survived false-discovery control under any of six pre-processing regimes. The second finding explains why the first is worth stating: at this sample size a pathway can be reported as activated on evidence that the same data cannot support.</w:t>
+      </w:r>
+    </w:p>
+    <w:p>
+      <w:pPr>
+        <w:spacing w:before="200" w:after="120" w:line="360" w:lineRule="auto"/>
+      </w:pPr>
+      <w:r>
+        <w:rPr>
+          <w:rFonts w:ascii="Times New Roman" w:hAnsi="Times New Roman" w:eastAsia="Times New Roman" w:cs="Times New Roman"/>
+          <w:b/>
+          <w:i w:val="0"/>
+          <w:sz w:val="25"/>
+        </w:rPr>
+        <w:t>What a transcriptional null does and does not exclude</w:t>
       </w:r>
     </w:p>
     <w:p>
@@ -2935,21 +3352,97 @@
           <w:i w:val="0"/>
           <w:sz w:val="24"/>
         </w:rPr>
-        <w:t>The distinction is not pedantic. Three of the studies that motivated this analysis report target-gene induction or pathway-dependence in tissue-level assays [3–6]; if the programme were engaged, at least the most responsive canonical targets should move. They do not, in any of three cohorts, at effect sizes the design can resolve.</w:t>
-      </w:r>
-    </w:p>
-    <w:p>
-      <w:pPr>
-        <w:spacing w:before="200" w:after="120" w:line="360" w:lineRule="auto"/>
-      </w:pPr>
-      <w:r>
-        <w:rPr>
-          <w:rFonts w:ascii="Times New Roman" w:hAnsi="Times New Roman" w:eastAsia="Times New Roman" w:cs="Times New Roman"/>
-          <w:b/>
-          <w:i w:val="0"/>
-          <w:sz w:val="25"/>
-        </w:rPr>
-        <w:t>Priming without execution, and why the distinction survives</w:t>
+        <w:t xml:space="preserve">β-catenin activation is predominantly post-translational: destruction-complex disassembly, phosphorylation, nuclear translocation and co-factor recruitment all occur without changes in transcript abundance [2]. A transcriptomic null therefore cannot exclude Wnt signalling activity, and we do not claim that it does. What it excludes is the specific and commonly asserted proposition that nerve injury induces a Wnt/β-catenin transcriptional programme in spinal cord — the coordinated induction of canonical targets such as </w:t>
+      </w:r>
+      <w:r>
+        <w:rPr>
+          <w:rFonts w:ascii="Times New Roman" w:hAnsi="Times New Roman" w:eastAsia="Times New Roman" w:cs="Times New Roman"/>
+          <w:b w:val="0"/>
+          <w:i/>
+          <w:sz w:val="24"/>
+        </w:rPr>
+        <w:t>Axin2</w:t>
+      </w:r>
+      <w:r>
+        <w:rPr>
+          <w:rFonts w:ascii="Times New Roman" w:hAnsi="Times New Roman" w:eastAsia="Times New Roman" w:cs="Times New Roman"/>
+          <w:b w:val="0"/>
+          <w:i w:val="0"/>
+          <w:sz w:val="24"/>
+        </w:rPr>
+        <w:t xml:space="preserve">, </w:t>
+      </w:r>
+      <w:r>
+        <w:rPr>
+          <w:rFonts w:ascii="Times New Roman" w:hAnsi="Times New Roman" w:eastAsia="Times New Roman" w:cs="Times New Roman"/>
+          <w:b w:val="0"/>
+          <w:i/>
+          <w:sz w:val="24"/>
+        </w:rPr>
+        <w:t>Ccnd1</w:t>
+      </w:r>
+      <w:r>
+        <w:rPr>
+          <w:rFonts w:ascii="Times New Roman" w:hAnsi="Times New Roman" w:eastAsia="Times New Roman" w:cs="Times New Roman"/>
+          <w:b w:val="0"/>
+          <w:i w:val="0"/>
+          <w:sz w:val="24"/>
+        </w:rPr>
+        <w:t xml:space="preserve">, </w:t>
+      </w:r>
+      <w:r>
+        <w:rPr>
+          <w:rFonts w:ascii="Times New Roman" w:hAnsi="Times New Roman" w:eastAsia="Times New Roman" w:cs="Times New Roman"/>
+          <w:b w:val="0"/>
+          <w:i/>
+          <w:sz w:val="24"/>
+        </w:rPr>
+        <w:t>Lef1</w:t>
+      </w:r>
+      <w:r>
+        <w:rPr>
+          <w:rFonts w:ascii="Times New Roman" w:hAnsi="Times New Roman" w:eastAsia="Times New Roman" w:cs="Times New Roman"/>
+          <w:b w:val="0"/>
+          <w:i w:val="0"/>
+          <w:sz w:val="24"/>
+        </w:rPr>
+        <w:t xml:space="preserve"> and </w:t>
+      </w:r>
+      <w:r>
+        <w:rPr>
+          <w:rFonts w:ascii="Times New Roman" w:hAnsi="Times New Roman" w:eastAsia="Times New Roman" w:cs="Times New Roman"/>
+          <w:b w:val="0"/>
+          <w:i/>
+          <w:sz w:val="24"/>
+        </w:rPr>
+        <w:t>Tcf7</w:t>
+      </w:r>
+      <w:r>
+        <w:rPr>
+          <w:rFonts w:ascii="Times New Roman" w:hAnsi="Times New Roman" w:eastAsia="Times New Roman" w:cs="Times New Roman"/>
+          <w:b w:val="0"/>
+          <w:i w:val="0"/>
+          <w:sz w:val="24"/>
+        </w:rPr>
+        <w:t xml:space="preserve">. That proposition is testable in bulk tissue and it fails here: </w:t>
+      </w:r>
+      <w:r>
+        <w:rPr>
+          <w:rFonts w:ascii="Times New Roman" w:hAnsi="Times New Roman" w:eastAsia="Times New Roman" w:cs="Times New Roman"/>
+          <w:b w:val="0"/>
+          <w:i/>
+          <w:sz w:val="24"/>
+        </w:rPr>
+        <w:t>Axin2</w:t>
+      </w:r>
+      <w:r>
+        <w:rPr>
+          <w:rFonts w:ascii="Times New Roman" w:hAnsi="Times New Roman" w:eastAsia="Times New Roman" w:cs="Times New Roman"/>
+          <w:b w:val="0"/>
+          <w:i w:val="0"/>
+          <w:sz w:val="24"/>
+        </w:rPr>
+        <w:t xml:space="preserve"> moved −0.02 log2 and the β-catenin transcript +0.08.</w:t>
       </w:r>
     </w:p>
     <w:p>
@@ -2964,7 +3457,7 @@
           <w:i w:val="0"/>
           <w:sz w:val="24"/>
         </w:rPr>
-        <w:t>The pyroptosis result initially appeared to contradict the Wnt result — an enriched inflammatory panel alongside a flat Wnt panel — and it is worth being explicit about how it was handled. The set-level enrichment is real and robust: it survives leave-one-out at every leading-edge gene, it is present under all four pre-processing variants (NES 1.83 to 2.68), and it is confirmed by a permutation-free hypergeometric test.</w:t>
+        <w:t>The anatomical limitation is more serious than the post-translational one and we did not state it in the first instance. All three cohorts profiled whole spinal cord or a whole lumbar segment, whereas the studies that report Wnt/β-catenin engagement after nerve injury localise it to the dorsal horn [3–4]. A programme confined to the superficial dorsal horn would be diluted in whole-cord bulk RNA-seq by the volume and RNA mass of the remaining tissue, and its apparent fold change would fall in exactly the range we observe (pooled effects ≤ 0.27 log2). Our null therefore excludes a spinal-cord-wide induction of the magnitude specified, not a dorsal-horn-restricted one. Resolving this requires dorsal-horn-microdissected or spatially resolved material, which we do not have. Species is a second restriction: the motivating studies were conducted mainly in mouse [3–5,8–9] and our data are rat.</w:t>
       </w:r>
     </w:p>
     <w:p>
@@ -2979,133 +3472,21 @@
           <w:i w:val="0"/>
           <w:sz w:val="24"/>
         </w:rPr>
-        <w:t xml:space="preserve">It is also, on inspection, not about pyroptosis execution. The genes that carry the signal are the inducible substrates — </w:t>
-      </w:r>
-      <w:r>
-        <w:rPr>
-          <w:rFonts w:ascii="Times New Roman" w:hAnsi="Times New Roman" w:eastAsia="Times New Roman" w:cs="Times New Roman"/>
-          <w:b w:val="0"/>
-          <w:i/>
-          <w:sz w:val="24"/>
-        </w:rPr>
-        <w:t>Il1b</w:t>
-      </w:r>
-      <w:r>
-        <w:rPr>
-          <w:rFonts w:ascii="Times New Roman" w:hAnsi="Times New Roman" w:eastAsia="Times New Roman" w:cs="Times New Roman"/>
-          <w:b w:val="0"/>
-          <w:i w:val="0"/>
-          <w:sz w:val="24"/>
-        </w:rPr>
-        <w:t xml:space="preserve">, </w:t>
-      </w:r>
-      <w:r>
-        <w:rPr>
-          <w:rFonts w:ascii="Times New Roman" w:hAnsi="Times New Roman" w:eastAsia="Times New Roman" w:cs="Times New Roman"/>
-          <w:b w:val="0"/>
-          <w:i/>
-          <w:sz w:val="24"/>
-        </w:rPr>
-        <w:t>Il6</w:t>
-      </w:r>
-      <w:r>
-        <w:rPr>
-          <w:rFonts w:ascii="Times New Roman" w:hAnsi="Times New Roman" w:eastAsia="Times New Roman" w:cs="Times New Roman"/>
-          <w:b w:val="0"/>
-          <w:i w:val="0"/>
-          <w:sz w:val="24"/>
-        </w:rPr>
-        <w:t xml:space="preserve">, </w:t>
-      </w:r>
-      <w:r>
-        <w:rPr>
-          <w:rFonts w:ascii="Times New Roman" w:hAnsi="Times New Roman" w:eastAsia="Times New Roman" w:cs="Times New Roman"/>
-          <w:b w:val="0"/>
-          <w:i/>
-          <w:sz w:val="24"/>
-        </w:rPr>
-        <w:t>Pycard</w:t>
-      </w:r>
-      <w:r>
-        <w:rPr>
-          <w:rFonts w:ascii="Times New Roman" w:hAnsi="Times New Roman" w:eastAsia="Times New Roman" w:cs="Times New Roman"/>
-          <w:b w:val="0"/>
-          <w:i w:val="0"/>
-          <w:sz w:val="24"/>
-        </w:rPr>
-        <w:t xml:space="preserve">, </w:t>
-      </w:r>
-      <w:r>
-        <w:rPr>
-          <w:rFonts w:ascii="Times New Roman" w:hAnsi="Times New Roman" w:eastAsia="Times New Roman" w:cs="Times New Roman"/>
-          <w:b w:val="0"/>
-          <w:i/>
-          <w:sz w:val="24"/>
-        </w:rPr>
-        <w:t>Tlr4</w:t>
-      </w:r>
-      <w:r>
-        <w:rPr>
-          <w:rFonts w:ascii="Times New Roman" w:hAnsi="Times New Roman" w:eastAsia="Times New Roman" w:cs="Times New Roman"/>
-          <w:b w:val="0"/>
-          <w:i w:val="0"/>
-          <w:sz w:val="24"/>
-        </w:rPr>
-        <w:t xml:space="preserve"> — while the sensor that initiates assembly (</w:t>
-      </w:r>
-      <w:r>
-        <w:rPr>
-          <w:rFonts w:ascii="Times New Roman" w:hAnsi="Times New Roman" w:eastAsia="Times New Roman" w:cs="Times New Roman"/>
-          <w:b w:val="0"/>
-          <w:i/>
-          <w:sz w:val="24"/>
-        </w:rPr>
-        <w:t>Nlrp3</w:t>
-      </w:r>
-      <w:r>
-        <w:rPr>
-          <w:rFonts w:ascii="Times New Roman" w:hAnsi="Times New Roman" w:eastAsia="Times New Roman" w:cs="Times New Roman"/>
-          <w:b w:val="0"/>
-          <w:i w:val="0"/>
-          <w:sz w:val="24"/>
-        </w:rPr>
-        <w:t>) is unchanged, and the effectors whose activity depends on cleavage (</w:t>
-      </w:r>
-      <w:r>
-        <w:rPr>
-          <w:rFonts w:ascii="Times New Roman" w:hAnsi="Times New Roman" w:eastAsia="Times New Roman" w:cs="Times New Roman"/>
-          <w:b w:val="0"/>
-          <w:i/>
-          <w:sz w:val="24"/>
-        </w:rPr>
-        <w:t>Casp1</w:t>
-      </w:r>
-      <w:r>
-        <w:rPr>
-          <w:rFonts w:ascii="Times New Roman" w:hAnsi="Times New Roman" w:eastAsia="Times New Roman" w:cs="Times New Roman"/>
-          <w:b w:val="0"/>
-          <w:i w:val="0"/>
-          <w:sz w:val="24"/>
-        </w:rPr>
-        <w:t xml:space="preserve">, </w:t>
-      </w:r>
-      <w:r>
-        <w:rPr>
-          <w:rFonts w:ascii="Times New Roman" w:hAnsi="Times New Roman" w:eastAsia="Times New Roman" w:cs="Times New Roman"/>
-          <w:b w:val="0"/>
-          <w:i/>
-          <w:sz w:val="24"/>
-        </w:rPr>
-        <w:t>Gsdmd</w:t>
-      </w:r>
-      <w:r>
-        <w:rPr>
-          <w:rFonts w:ascii="Times New Roman" w:hAnsi="Times New Roman" w:eastAsia="Times New Roman" w:cs="Times New Roman"/>
-          <w:b w:val="0"/>
-          <w:i w:val="0"/>
-          <w:sz w:val="24"/>
-        </w:rPr>
-        <w:t>) show effects of 1.16–1.21-fold that do not reach nominal significance. We attempted to formalise this by splitting the panel into execution and priming subsets, and report that the split failed to separate them statistically (NES +2.34 versus +2.12). The conclusion rests instead on the gene-level estimates and on the composition of the leading edge. Presenting the split is necessary precisely because it was the obvious way to support the claim, and it did not work.</w:t>
+        <w:t>The distinction is not pedantic. Four studies motivated this analysis and all report pathway-dependence or ligand and target induction in tissue-level assays [3–6]. None of them reports the coordinated induction of canonical TCF/LEF target genes that a transcriptional programme would produce; their readouts are predominantly protein-level or pharmacological. Our result is therefore consistent with those reports at the level they were made and inconsistent only with the stronger reading that a transcriptional programme is engaged.</w:t>
+      </w:r>
+    </w:p>
+    <w:p>
+      <w:pPr>
+        <w:spacing w:before="200" w:after="120" w:line="360" w:lineRule="auto"/>
+      </w:pPr>
+      <w:r>
+        <w:rPr>
+          <w:rFonts w:ascii="Times New Roman" w:hAnsi="Times New Roman" w:eastAsia="Times New Roman" w:cs="Times New Roman"/>
+          <w:b/>
+          <w:i w:val="0"/>
+          <w:sz w:val="25"/>
+        </w:rPr>
+        <w:t>Why we do not interpret the pyroptosis signal as inflammasome activation</w:t>
       </w:r>
     </w:p>
     <w:p>
@@ -3120,21 +3501,7 @@
           <w:i w:val="0"/>
           <w:sz w:val="24"/>
         </w:rPr>
-        <w:t>The biological content is modest but coherent: after CCI, spinal cord tissue mounts a low-amplitude, coordinated NF-κB-driven inflammatory transcriptional response without induction of the inflammasome sensor. Whether this reflects priming that requires a second signal, or simply the macrophage/microglial infiltration that accompanies nerve injury, cannot be resolved here.</w:t>
-      </w:r>
-    </w:p>
-    <w:p>
-      <w:pPr>
-        <w:spacing w:before="200" w:after="120" w:line="360" w:lineRule="auto"/>
-      </w:pPr>
-      <w:r>
-        <w:rPr>
-          <w:rFonts w:ascii="Times New Roman" w:hAnsi="Times New Roman" w:eastAsia="Times New Roman" w:cs="Times New Roman"/>
-          <w:b/>
-          <w:i w:val="0"/>
-          <w:sz w:val="25"/>
-        </w:rPr>
-        <w:t>Why the literature contains the opposite conclusion</w:t>
+        <w:t>The pyroptosis result initially appeared to contradict the Wnt result — an enriched inflammatory panel alongside a flat Wnt panel — and it is worth being explicit about how it was handled. The set-level enrichment is real and robust: it survives leave-one-out at every leading-edge gene, it holds under all four pre-processing variants, and it is confirmed by a permutation-free hypergeometric test. It is also, on inspection, not informative about pathway stage: the execution/priming split did not separate the two (NES +2.34 versus +2.12), and 6 of 9 execution genes sit in the top 6% of the ranking alongside the priming genes.</w:t>
       </w:r>
     </w:p>
     <w:p>
@@ -3149,61 +3516,21 @@
           <w:i w:val="0"/>
           <w:sz w:val="24"/>
         </w:rPr>
-        <w:t xml:space="preserve">The two errors documented above are mutually reinforcing. A study that tests 19,000 genes at n = 3–4 and reports nominal </w:t>
-      </w:r>
-      <w:r>
-        <w:rPr>
-          <w:rFonts w:ascii="Times New Roman" w:hAnsi="Times New Roman" w:eastAsia="Times New Roman" w:cs="Times New Roman"/>
-          <w:b w:val="0"/>
-          <w:i/>
-          <w:sz w:val="24"/>
-        </w:rPr>
-        <w:t>p</w:t>
-      </w:r>
-      <w:r>
-        <w:rPr>
-          <w:rFonts w:ascii="Times New Roman" w:hAnsi="Times New Roman" w:eastAsia="Times New Roman" w:cs="Times New Roman"/>
-          <w:b w:val="0"/>
-          <w:i w:val="0"/>
-          <w:sz w:val="24"/>
-        </w:rPr>
-        <w:t xml:space="preserve"> &lt; 0.05 will find roughly 1,000 "differentially expressed" genes by chance alone; among 20–40 genes of a candidate pathway, several will fall below 0.05 and the pathway will appear activated. Our C1 data illustrate this exactly: 1,371 genes at nominal </w:t>
-      </w:r>
-      <w:r>
-        <w:rPr>
-          <w:rFonts w:ascii="Times New Roman" w:hAnsi="Times New Roman" w:eastAsia="Times New Roman" w:cs="Times New Roman"/>
-          <w:b w:val="0"/>
-          <w:i/>
-          <w:sz w:val="24"/>
-        </w:rPr>
-        <w:t>p</w:t>
-      </w:r>
-      <w:r>
-        <w:rPr>
-          <w:rFonts w:ascii="Times New Roman" w:hAnsi="Times New Roman" w:eastAsia="Times New Roman" w:cs="Times New Roman"/>
-          <w:b w:val="0"/>
-          <w:i w:val="0"/>
-          <w:sz w:val="24"/>
-        </w:rPr>
-        <w:t xml:space="preserve"> &lt; 0.05, zero after correction, and a positive control with </w:t>
-      </w:r>
-      <w:r>
-        <w:rPr>
-          <w:rFonts w:ascii="Times New Roman" w:hAnsi="Times New Roman" w:eastAsia="Times New Roman" w:cs="Times New Roman"/>
-          <w:b w:val="0"/>
-          <w:i/>
-          <w:sz w:val="24"/>
-        </w:rPr>
-        <w:t>q</w:t>
-      </w:r>
-      <w:r>
-        <w:rPr>
-          <w:rFonts w:ascii="Times New Roman" w:hAnsi="Times New Roman" w:eastAsia="Times New Roman" w:cs="Times New Roman"/>
-          <w:b w:val="0"/>
-          <w:i w:val="0"/>
-          <w:sz w:val="24"/>
-        </w:rPr>
-        <w:t xml:space="preserve"> = 0.47.</w:t>
+        <w:t>The biology points the same way. Inflammasome activation is rate-limited by post-translational events that follow a second signal and are largely independent of the transcript levels of the proteins involved [32]; transcript abundance is informative about priming, which is NF-κB-dependent, and not about execution. Our data therefore neither support nor refute inflammasome execution. They show that in the CCI cohort the NF-κB-dependent transcriptional footprint of priming is present, that the transcripts encoding the sensor and one pore-forming effector are not induced, and that — by our own equivalence criterion, applied honestly — the intervals for NLRP3, NEK7 and CASP1 are too wide to call those genes unchanged. We explicitly do not conclude that pyroptosis does not occur. The protein-level evidence in this literature, including NLRP3, caspase-1 and GSDMD-N measured by immunoblot and immunofluorescence in rat and mouse nerve-injury models [7–10], lies in the layer our design cannot see and is not contradicted by anything we report. Indeed the source study of C1 reports that levo-tetrahydropalmatine lowers NLRP3 and caspase-1 p20 at protein level [17]; our finding that the corresponding transcripts are not induced is complementary, not contradictory.</w:t>
+      </w:r>
+    </w:p>
+    <w:p>
+      <w:pPr>
+        <w:spacing w:before="200" w:after="120" w:line="360" w:lineRule="auto"/>
+      </w:pPr>
+      <w:r>
+        <w:rPr>
+          <w:rFonts w:ascii="Times New Roman" w:hAnsi="Times New Roman" w:eastAsia="Times New Roman" w:cs="Times New Roman"/>
+          <w:b/>
+          <w:i w:val="0"/>
+          <w:sz w:val="25"/>
+        </w:rPr>
+        <w:t>Why the literature contains the opposite conclusion</w:t>
       </w:r>
     </w:p>
     <w:p>
@@ -3218,7 +3545,61 @@
           <w:i w:val="0"/>
           <w:sz w:val="24"/>
         </w:rPr>
-        <w:t>The consequence is not that individual studies are dishonest, but that the field's inferential standard is below its design's resolution. Two remedies are available and both are cheap: report effect sizes with confidence intervals against a stated equivalence bound, and report set-level statistics with the pre-processing settings that produced them. The first converts "not significant" into "excludes effects above 1.41-fold"; the second makes the analysis reproducible. Neither requires new experiments.</w:t>
+        <w:t xml:space="preserve">The two problems documented above are mutually reinforcing. A study that tests 19,000 genes at n = 3–4 and reports nominal </w:t>
+      </w:r>
+      <w:r>
+        <w:rPr>
+          <w:rFonts w:ascii="Times New Roman" w:hAnsi="Times New Roman" w:eastAsia="Times New Roman" w:cs="Times New Roman"/>
+          <w:b w:val="0"/>
+          <w:i/>
+          <w:sz w:val="24"/>
+        </w:rPr>
+        <w:t>p</w:t>
+      </w:r>
+      <w:r>
+        <w:rPr>
+          <w:rFonts w:ascii="Times New Roman" w:hAnsi="Times New Roman" w:eastAsia="Times New Roman" w:cs="Times New Roman"/>
+          <w:b w:val="0"/>
+          <w:i w:val="0"/>
+          <w:sz w:val="24"/>
+        </w:rPr>
+        <w:t xml:space="preserve"> &lt; 0.05 will find roughly 1,000 "differentially expressed" genes by chance alone; among 20–40 genes of a candidate pathway several will fall below 0.05 and the pathway will appear activated. Our C1 data illustrate this exactly: 1,371 genes at nominal </w:t>
+      </w:r>
+      <w:r>
+        <w:rPr>
+          <w:rFonts w:ascii="Times New Roman" w:hAnsi="Times New Roman" w:eastAsia="Times New Roman" w:cs="Times New Roman"/>
+          <w:b w:val="0"/>
+          <w:i/>
+          <w:sz w:val="24"/>
+        </w:rPr>
+        <w:t>p</w:t>
+      </w:r>
+      <w:r>
+        <w:rPr>
+          <w:rFonts w:ascii="Times New Roman" w:hAnsi="Times New Roman" w:eastAsia="Times New Roman" w:cs="Times New Roman"/>
+          <w:b w:val="0"/>
+          <w:i w:val="0"/>
+          <w:sz w:val="24"/>
+        </w:rPr>
+        <w:t xml:space="preserve"> &lt; 0.05, none after correction, and a positive control at </w:t>
+      </w:r>
+      <w:r>
+        <w:rPr>
+          <w:rFonts w:ascii="Times New Roman" w:hAnsi="Times New Roman" w:eastAsia="Times New Roman" w:cs="Times New Roman"/>
+          <w:b w:val="0"/>
+          <w:i/>
+          <w:sz w:val="24"/>
+        </w:rPr>
+        <w:t>q</w:t>
+      </w:r>
+      <w:r>
+        <w:rPr>
+          <w:rFonts w:ascii="Times New Roman" w:hAnsi="Times New Roman" w:eastAsia="Times New Roman" w:cs="Times New Roman"/>
+          <w:b w:val="0"/>
+          <w:i w:val="0"/>
+          <w:sz w:val="24"/>
+        </w:rPr>
+        <w:t xml:space="preserve"> = 0.47.</w:t>
       </w:r>
     </w:p>
     <w:p>
@@ -3233,7 +3614,7 @@
           <w:i w:val="0"/>
           <w:sz w:val="24"/>
         </w:rPr>
-        <w:t>Published estimates of the required replicate number for RNA-seq [11] and of the consequences of underpowered neuroscience [12] have been available for a decade; the literature on neuropathic pain transcriptomics has largely not adopted them. Our contribution is to show what happens when they are applied to a specific, widely cited mechanistic claim.</w:t>
+        <w:t>The consequence is not that individual studies are dishonest, but that the field's inferential standard is below its design's resolution. Two remedies are cheap and neither requires new experiments: report effect sizes with confidence intervals against a stated equivalence bound, and report the minimum detectable effect alongside non-significant results. The first converts "not significant" into "excludes effects above 1.41-fold"; the second makes the claim's resolution explicit. Published estimates of the replicate number required for RNA-seq [11] and of the consequences of underpowered neuroscience [12] have been available for a decade and have largely not been adopted here.</w:t>
       </w:r>
     </w:p>
     <w:p>
@@ -3262,7 +3643,7 @@
           <w:i w:val="0"/>
           <w:sz w:val="24"/>
         </w:rPr>
-        <w:t>First, all data are transcriptomic. No protein, phosphorylation or localisation data were generated, and the post-translational events that define Wnt and pyroptosis activity are invisible to this design. The conclusions are correspondingly restricted to transcription.</w:t>
+        <w:t>First, all data are transcriptomic. No protein, phosphorylation or localisation data were generated, and the post-translational events that define both Wnt and inflammasome activity are invisible to this design. The conclusions are restricted to transcript abundance.</w:t>
       </w:r>
     </w:p>
     <w:p>
@@ -3277,7 +3658,7 @@
           <w:i w:val="0"/>
           <w:sz w:val="24"/>
         </w:rPr>
-        <w:t>Second, the cohorts are small (n = 3–4 per group), and this is the object of study as much as a limitation. Power is sufficient to detect a 16-fold change and insufficient to detect a 1.4-fold change after correction; genes whose intervals exceed the equivalence bound are indeterminate rather than null.</w:t>
+        <w:t>Second, the cohorts are small (n = 3–4 per group), and this is the object of study as much as a limitation. Power is sufficient to detect a 16-fold change and insufficient, after correction, to detect a 1.4-fold one; genes whose intervals exceed the equivalence bound are indeterminate rather than null, and under the Hartung–Knapp correction that applies to 18 of 36 Wnt genes.</w:t>
       </w:r>
     </w:p>
     <w:p>
@@ -3292,7 +3673,7 @@
           <w:i w:val="0"/>
           <w:sz w:val="24"/>
         </w:rPr>
-        <w:t>Third, C3 failed its own positive control and its injury programme ran in the opposite direction to the other two cohorts. We report it, downgrade it, and do not count it as replication. Whether this reflects a different injury time point, a pre-activated sham baseline, or a processing difference cannot be determined from the deposited data.</w:t>
+        <w:t>Third, the anatomical restriction is the most serious one (see above): a dorsal-horn-restricted programme would be diluted into the range we observe and is not excluded. None of the three cohorts microdissected dorsal horn.</w:t>
       </w:r>
     </w:p>
     <w:p>
@@ -3307,43 +3688,7 @@
           <w:i w:val="0"/>
           <w:sz w:val="24"/>
         </w:rPr>
-        <w:t xml:space="preserve">Fourth, most panels are curated rather than drawn from MSigDB: the 37-gene Wnt panel used for gene-level testing, the pyroptosis panel and the four cell-type and signalling panels were assembled by hand, and only the set-level Wnt analysis uses a Hallmark collection. The </w:t>
-      </w:r>
-      <w:r>
-        <w:rPr>
-          <w:rFonts w:ascii="Times New Roman" w:hAnsi="Times New Roman" w:eastAsia="Times New Roman" w:cs="Times New Roman"/>
-          <w:b w:val="0"/>
-          <w:i/>
-          <w:sz w:val="24"/>
-        </w:rPr>
-        <w:t>q</w:t>
-      </w:r>
-      <w:r>
-        <w:rPr>
-          <w:rFonts w:ascii="Times New Roman" w:hAnsi="Times New Roman" w:eastAsia="Times New Roman" w:cs="Times New Roman"/>
-          <w:b w:val="0"/>
-          <w:i w:val="0"/>
-          <w:sz w:val="24"/>
-        </w:rPr>
-        <w:t xml:space="preserve">-values apply to the six sets tested, not to a genome-wide collection. A full Hallmark scan would give different, larger </w:t>
-      </w:r>
-      <w:r>
-        <w:rPr>
-          <w:rFonts w:ascii="Times New Roman" w:hAnsi="Times New Roman" w:eastAsia="Times New Roman" w:cs="Times New Roman"/>
-          <w:b w:val="0"/>
-          <w:i/>
-          <w:sz w:val="24"/>
-        </w:rPr>
-        <w:t>q</w:t>
-      </w:r>
-      <w:r>
-        <w:rPr>
-          <w:rFonts w:ascii="Times New Roman" w:hAnsi="Times New Roman" w:eastAsia="Times New Roman" w:cs="Times New Roman"/>
-          <w:b w:val="0"/>
-          <w:i w:val="0"/>
-          <w:sz w:val="24"/>
-        </w:rPr>
-        <w:t>-values and was not performed. Because the curated and Hallmark Wnt sets overlap at only 14 genes, the two analyses are not two views of one object, and we report them as separate lines of evidence.</w:t>
+        <w:t>Fourth, C3 is not confirmatory, for reasons that include two metadata defects independent of its results. It is retained because the design was fixed in advance, and it is not counted as support. The post-injury interval is recorded for C1 (day 10) but not for C2 or C3, so a between-cohort difference in interval cannot be excluded.</w:t>
       </w:r>
     </w:p>
     <w:p>
@@ -3358,7 +3703,43 @@
           <w:i w:val="0"/>
           <w:sz w:val="24"/>
         </w:rPr>
-        <w:t>Fifth, the equivalence bound of ±0.5 log2 is a convention, not a measurement. A reader who prefers ±0.3 would count fewer genes as equivalent; the direction of the conclusion would not change, because the point estimates are all below 0.3 as well.</w:t>
+        <w:t xml:space="preserve">Fifth, most panels are curated rather than drawn from MSigDB, and the </w:t>
+      </w:r>
+      <w:r>
+        <w:rPr>
+          <w:rFonts w:ascii="Times New Roman" w:hAnsi="Times New Roman" w:eastAsia="Times New Roman" w:cs="Times New Roman"/>
+          <w:b w:val="0"/>
+          <w:i/>
+          <w:sz w:val="24"/>
+        </w:rPr>
+        <w:t>q</w:t>
+      </w:r>
+      <w:r>
+        <w:rPr>
+          <w:rFonts w:ascii="Times New Roman" w:hAnsi="Times New Roman" w:eastAsia="Times New Roman" w:cs="Times New Roman"/>
+          <w:b w:val="0"/>
+          <w:i w:val="0"/>
+          <w:sz w:val="24"/>
+        </w:rPr>
+        <w:t xml:space="preserve">-values apply to the six sets tested, not to a genome-wide collection; a full Hallmark scan would give larger </w:t>
+      </w:r>
+      <w:r>
+        <w:rPr>
+          <w:rFonts w:ascii="Times New Roman" w:hAnsi="Times New Roman" w:eastAsia="Times New Roman" w:cs="Times New Roman"/>
+          <w:b w:val="0"/>
+          <w:i/>
+          <w:sz w:val="24"/>
+        </w:rPr>
+        <w:t>q</w:t>
+      </w:r>
+      <w:r>
+        <w:rPr>
+          <w:rFonts w:ascii="Times New Roman" w:hAnsi="Times New Roman" w:eastAsia="Times New Roman" w:cs="Times New Roman"/>
+          <w:b w:val="0"/>
+          <w:i w:val="0"/>
+          <w:sz w:val="24"/>
+        </w:rPr>
+        <w:t>-values and was not performed. The gene-set-permutation null is anti-conservative as a test of phenotype association, and its location differs between cohorts, so the NES comparisons across cohorts in this paper are descriptive. The curated and Hallmark Wnt sets overlap at 14 genes only and are reported as separate lines of evidence, not as two views of one object.</w:t>
       </w:r>
     </w:p>
     <w:p>
@@ -3373,21 +3754,7 @@
           <w:i w:val="0"/>
           <w:sz w:val="24"/>
         </w:rPr>
-        <w:t>Sixth, we analysed one contrast per dataset. Other contrasts, time points and spinal levels exist in the same series and were outside the pre-specified scope.</w:t>
-      </w:r>
-    </w:p>
-    <w:p>
-      <w:pPr>
-        <w:spacing w:before="200" w:after="120" w:line="360" w:lineRule="auto"/>
-      </w:pPr>
-      <w:r>
-        <w:rPr>
-          <w:rFonts w:ascii="Times New Roman" w:hAnsi="Times New Roman" w:eastAsia="Times New Roman" w:cs="Times New Roman"/>
-          <w:b/>
-          <w:i w:val="0"/>
-          <w:sz w:val="25"/>
-        </w:rPr>
-        <w:t>Conclusions</w:t>
+        <w:t>Sixth, the equivalence bound of ±0.5 log2 is a convention, not a measurement. A reader who prefers ±0.3 would count fewer genes as equivalent under either interval; the direction would not change, because no pooled point estimate exceeds 0.3.</w:t>
       </w:r>
     </w:p>
     <w:p>
@@ -3402,21 +3769,21 @@
           <w:i w:val="0"/>
           <w:sz w:val="24"/>
         </w:rPr>
-        <w:t>The Wnt/β-catenin transcriptional programme is not induced in rat spinal cord after nerve injury, across three independent cohorts and four analysis variants. The pyroptosis literature's central observation — coordinated induction of inflammasome-associated transcripts — is reproducible in the CCI cohort, but it reflects priming of NF-κB-dependent substrates rather than engagement of the execution machinery, and it does not replicate in a second model. More consequentially, the design on which these claims rest cannot support transcriptome-wide inference at all: a 16-fold change in a canonical injury gene fails correction. Progress in this literature requires larger samples or explicit equivalence framing, and the second is available immediately.</w:t>
+        <w:t>Seventh, we analysed one contrast per dataset; other contrasts, time points and spinal levels exist in the same series and were outside the pre-specified scope. This analysis was not formally pre-registered.</w:t>
       </w:r>
     </w:p>
     <w:p>
       <w:pPr>
-        <w:spacing w:before="280" w:after="160" w:line="360" w:lineRule="auto"/>
+        <w:spacing w:before="200" w:after="120" w:line="360" w:lineRule="auto"/>
       </w:pPr>
       <w:r>
         <w:rPr>
           <w:rFonts w:ascii="Times New Roman" w:hAnsi="Times New Roman" w:eastAsia="Times New Roman" w:cs="Times New Roman"/>
           <w:b/>
           <w:i w:val="0"/>
-          <w:sz w:val="28"/>
-        </w:rPr>
-        <w:t>Declarations</w:t>
+          <w:sz w:val="25"/>
+        </w:rPr>
+        <w:t>Conclusions</w:t>
       </w:r>
     </w:p>
     <w:p>
@@ -3427,20 +3794,25 @@
       <w:r>
         <w:rPr>
           <w:rFonts w:ascii="Times New Roman" w:hAnsi="Times New Roman" w:eastAsia="Times New Roman" w:cs="Times New Roman"/>
+          <w:b w:val="0"/>
+          <w:i w:val="0"/>
+          <w:sz w:val="24"/>
+        </w:rPr>
+        <w:t>A Wnt/β-catenin transcriptional programme is not detectable in bulk rat spinal cord after peripheral nerve injury, across three independent cohorts, four pre-processing variants and six normalisation regimes; a dorsal-horn-restricted programme is not excluded. The pyroptosis literature's central observation, coordinated induction of inflammasome-associated transcripts, is reproducible in the CCI cohort only, and it indexes NF-κB-dependent priming rather than inflammasome execution — which transcript abundance cannot address in either direction. More consequentially, the design on which these claims rest cannot support transcriptome-wide inference at the effect sizes being claimed: at n = 3–4 the smallest effect detectable after correction is 5.6-fold in the largest cohort. Progress requires larger samples or explicit equivalence and power reporting, and the second is available immediately.</w:t>
+      </w:r>
+    </w:p>
+    <w:p>
+      <w:pPr>
+        <w:spacing w:before="280" w:after="160" w:line="360" w:lineRule="auto"/>
+      </w:pPr>
+      <w:r>
+        <w:rPr>
+          <w:rFonts w:ascii="Times New Roman" w:hAnsi="Times New Roman" w:eastAsia="Times New Roman" w:cs="Times New Roman"/>
           <w:b/>
           <w:i w:val="0"/>
-          <w:sz w:val="24"/>
-        </w:rPr>
-        <w:t>Ethics approval and consent to participate.</w:t>
-      </w:r>
-      <w:r>
-        <w:rPr>
-          <w:rFonts w:ascii="Times New Roman" w:hAnsi="Times New Roman" w:eastAsia="Times New Roman" w:cs="Times New Roman"/>
-          <w:b w:val="0"/>
-          <w:i w:val="0"/>
-          <w:sz w:val="24"/>
-        </w:rPr>
-        <w:t xml:space="preserve"> Not applicable. This study used only publicly available, de-identified rodent data deposited in the Gene Expression Omnibus; no animals were used and no human participants were involved.</w:t>
+          <w:sz w:val="28"/>
+        </w:rPr>
+        <w:t>Declarations</w:t>
       </w:r>
     </w:p>
     <w:p>
@@ -3455,16 +3827,16 @@
           <w:i w:val="0"/>
           <w:sz w:val="24"/>
         </w:rPr>
-        <w:t>Consent for publication.</w:t>
-      </w:r>
-      <w:r>
-        <w:rPr>
-          <w:rFonts w:ascii="Times New Roman" w:hAnsi="Times New Roman" w:eastAsia="Times New Roman" w:cs="Times New Roman"/>
-          <w:b w:val="0"/>
-          <w:i w:val="0"/>
-          <w:sz w:val="24"/>
-        </w:rPr>
-        <w:t xml:space="preserve"> Not applicable.</w:t>
+        <w:t>Ethics approval and consent to participate.</w:t>
+      </w:r>
+      <w:r>
+        <w:rPr>
+          <w:rFonts w:ascii="Times New Roman" w:hAnsi="Times New Roman" w:eastAsia="Times New Roman" w:cs="Times New Roman"/>
+          <w:b w:val="0"/>
+          <w:i w:val="0"/>
+          <w:sz w:val="24"/>
+        </w:rPr>
+        <w:t xml:space="preserve"> Not applicable. This study used only publicly available, de-identified rodent data deposited in the Gene Expression Omnibus; no animals were used and no human participants were involved. Responsibility for the original animal experiments, including ethical approval, rests with the investigators who generated and deposited each dataset [17,22,24–25].</w:t>
       </w:r>
     </w:p>
     <w:p>
@@ -3479,16 +3851,16 @@
           <w:i w:val="0"/>
           <w:sz w:val="24"/>
         </w:rPr>
-        <w:t>Availability of data and materials.</w:t>
-      </w:r>
-      <w:r>
-        <w:rPr>
-          <w:rFonts w:ascii="Times New Roman" w:hAnsi="Times New Roman" w:eastAsia="Times New Roman" w:cs="Times New Roman"/>
-          <w:b w:val="0"/>
-          <w:i w:val="0"/>
-          <w:sz w:val="24"/>
-        </w:rPr>
-        <w:t xml:space="preserve"> All datasets analysed are publicly available: GSE217932, GSE256472, GSE205906 and GSE134003 (Gene Expression Omnibus, https://www.ncbi.nlm.nih.gov/geo/). Analysis code, gene panels, per-cohort result tables and GSEA outputs are available at https://github.com/yyx-4113/astrocytic-wnt-pyroptosis-np under tag v1.1.3, together with a SHA-256 manifest of all files.</w:t>
+        <w:t>Consent for publication.</w:t>
+      </w:r>
+      <w:r>
+        <w:rPr>
+          <w:rFonts w:ascii="Times New Roman" w:hAnsi="Times New Roman" w:eastAsia="Times New Roman" w:cs="Times New Roman"/>
+          <w:b w:val="0"/>
+          <w:i w:val="0"/>
+          <w:sz w:val="24"/>
+        </w:rPr>
+        <w:t xml:space="preserve"> Not applicable.</w:t>
       </w:r>
     </w:p>
     <w:p>
@@ -3503,16 +3875,16 @@
           <w:i w:val="0"/>
           <w:sz w:val="24"/>
         </w:rPr>
-        <w:t>Competing interests.</w:t>
-      </w:r>
-      <w:r>
-        <w:rPr>
-          <w:rFonts w:ascii="Times New Roman" w:hAnsi="Times New Roman" w:eastAsia="Times New Roman" w:cs="Times New Roman"/>
-          <w:b w:val="0"/>
-          <w:i w:val="0"/>
-          <w:sz w:val="24"/>
-        </w:rPr>
-        <w:t xml:space="preserve"> The author declares no competing interests.</w:t>
+        <w:t>Availability of data and materials.</w:t>
+      </w:r>
+      <w:r>
+        <w:rPr>
+          <w:rFonts w:ascii="Times New Roman" w:hAnsi="Times New Roman" w:eastAsia="Times New Roman" w:cs="Times New Roman"/>
+          <w:b w:val="0"/>
+          <w:i w:val="0"/>
+          <w:sz w:val="24"/>
+        </w:rPr>
+        <w:t xml:space="preserve"> All datasets analysed are publicly available from the Gene Expression Omnibus [16]: GSE217932 [18], GSE256472 [20], GSE205906 [23] and GSE134003 [25]. Analysis code, gene panels, per-cohort result tables, GSEA outputs and a SHA-256 manifest of every file are available at [31] under tag v1.1.4. No third party generated or analysed data for this study.</w:t>
       </w:r>
     </w:p>
     <w:p>
@@ -3527,16 +3899,16 @@
           <w:i w:val="0"/>
           <w:sz w:val="24"/>
         </w:rPr>
-        <w:t>Funding.</w:t>
-      </w:r>
-      <w:r>
-        <w:rPr>
-          <w:rFonts w:ascii="Times New Roman" w:hAnsi="Times New Roman" w:eastAsia="Times New Roman" w:cs="Times New Roman"/>
-          <w:b w:val="0"/>
-          <w:i w:val="0"/>
-          <w:sz w:val="24"/>
-        </w:rPr>
-        <w:t xml:space="preserve"> This work received no specific grant from any funding agency in the public, commercial or not-for-profit sectors.</w:t>
+        <w:t>Competing interests.</w:t>
+      </w:r>
+      <w:r>
+        <w:rPr>
+          <w:rFonts w:ascii="Times New Roman" w:hAnsi="Times New Roman" w:eastAsia="Times New Roman" w:cs="Times New Roman"/>
+          <w:b w:val="0"/>
+          <w:i w:val="0"/>
+          <w:sz w:val="24"/>
+        </w:rPr>
+        <w:t xml:space="preserve"> The author declares no competing interests.</w:t>
       </w:r>
     </w:p>
     <w:p>
@@ -3551,16 +3923,16 @@
           <w:i w:val="0"/>
           <w:sz w:val="24"/>
         </w:rPr>
-        <w:t>Authors' contributions.</w:t>
-      </w:r>
-      <w:r>
-        <w:rPr>
-          <w:rFonts w:ascii="Times New Roman" w:hAnsi="Times New Roman" w:eastAsia="Times New Roman" w:cs="Times New Roman"/>
-          <w:b w:val="0"/>
-          <w:i w:val="0"/>
-          <w:sz w:val="24"/>
-        </w:rPr>
-        <w:t xml:space="preserve"> YY conceived the study, designed the analysis, performed all analyses, interpreted the results and wrote the manuscript.</w:t>
+        <w:t>Funding.</w:t>
+      </w:r>
+      <w:r>
+        <w:rPr>
+          <w:rFonts w:ascii="Times New Roman" w:hAnsi="Times New Roman" w:eastAsia="Times New Roman" w:cs="Times New Roman"/>
+          <w:b w:val="0"/>
+          <w:i w:val="0"/>
+          <w:sz w:val="24"/>
+        </w:rPr>
+        <w:t xml:space="preserve"> This work received no specific grant from any funding agency in the public, commercial or not-for-profit sectors.</w:t>
       </w:r>
     </w:p>
     <w:p>
@@ -3575,30 +3947,16 @@
           <w:i w:val="0"/>
           <w:sz w:val="24"/>
         </w:rPr>
-        <w:t>Acknowledgements.</w:t>
-      </w:r>
-      <w:r>
-        <w:rPr>
-          <w:rFonts w:ascii="Times New Roman" w:hAnsi="Times New Roman" w:eastAsia="Times New Roman" w:cs="Times New Roman"/>
-          <w:b w:val="0"/>
-          <w:i w:val="0"/>
-          <w:sz w:val="24"/>
-        </w:rPr>
-        <w:t xml:space="preserve"> Not applicable.</w:t>
-      </w:r>
-    </w:p>
-    <w:p>
-      <w:pPr>
-        <w:spacing w:before="280" w:after="160" w:line="360" w:lineRule="auto"/>
-      </w:pPr>
-      <w:r>
-        <w:rPr>
-          <w:rFonts w:ascii="Times New Roman" w:hAnsi="Times New Roman" w:eastAsia="Times New Roman" w:cs="Times New Roman"/>
-          <w:b/>
-          <w:i w:val="0"/>
-          <w:sz w:val="28"/>
-        </w:rPr>
-        <w:t>Figure legends</w:t>
+        <w:t>Authors' contributions.</w:t>
+      </w:r>
+      <w:r>
+        <w:rPr>
+          <w:rFonts w:ascii="Times New Roman" w:hAnsi="Times New Roman" w:eastAsia="Times New Roman" w:cs="Times New Roman"/>
+          <w:b w:val="0"/>
+          <w:i w:val="0"/>
+          <w:sz w:val="24"/>
+        </w:rPr>
+        <w:t xml:space="preserve"> YY conceived the study, designed the analysis, performed all analyses, interpreted the results, wrote the manuscript and read and approved the final manuscript.</w:t>
       </w:r>
     </w:p>
     <w:p>
@@ -3613,214 +3971,16 @@
           <w:i w:val="0"/>
           <w:sz w:val="24"/>
         </w:rPr>
-        <w:t>Fig. 1</w:t>
-      </w:r>
-      <w:r>
-        <w:rPr>
-          <w:rFonts w:ascii="Times New Roman" w:hAnsi="Times New Roman" w:eastAsia="Times New Roman" w:cs="Times New Roman"/>
-          <w:b w:val="0"/>
-          <w:i w:val="0"/>
-          <w:sz w:val="24"/>
-        </w:rPr>
-        <w:t xml:space="preserve"> Three independent rat spinal cord cohorts, one pipeline, and no induction of the Wnt/β-catenin transcriptional programme. (</w:t>
-      </w:r>
-      <w:r>
-        <w:rPr>
-          <w:rFonts w:ascii="Times New Roman" w:hAnsi="Times New Roman" w:eastAsia="Times New Roman" w:cs="Times New Roman"/>
-          <w:b/>
-          <w:i w:val="0"/>
-          <w:sz w:val="24"/>
-        </w:rPr>
-        <w:t>A</w:t>
-      </w:r>
-      <w:r>
-        <w:rPr>
-          <w:rFonts w:ascii="Times New Roman" w:hAnsi="Times New Roman" w:eastAsia="Times New Roman" w:cs="Times New Roman"/>
-          <w:b w:val="0"/>
-          <w:i w:val="0"/>
-          <w:sz w:val="24"/>
-        </w:rPr>
-        <w:t>) Pre-specified design: three bulk RNA-seq cohorts analysed with one pipeline; intervention arms (CCI + levo-tetrahydropalmatine, n = 4; paeoniflorin–liquiritin, n = 3) excluded before any comparison. (</w:t>
-      </w:r>
-      <w:r>
-        <w:rPr>
-          <w:rFonts w:ascii="Times New Roman" w:hAnsi="Times New Roman" w:eastAsia="Times New Roman" w:cs="Times New Roman"/>
-          <w:b/>
-          <w:i w:val="0"/>
-          <w:sz w:val="24"/>
-        </w:rPr>
-        <w:t>B</w:t>
-      </w:r>
-      <w:r>
-        <w:rPr>
-          <w:rFonts w:ascii="Times New Roman" w:hAnsi="Times New Roman" w:eastAsia="Times New Roman" w:cs="Times New Roman"/>
-          <w:b w:val="0"/>
-          <w:i w:val="0"/>
-          <w:sz w:val="24"/>
-        </w:rPr>
-        <w:t xml:space="preserve">) Positive control. </w:t>
-      </w:r>
-      <w:r>
-        <w:rPr>
-          <w:rFonts w:ascii="Times New Roman" w:hAnsi="Times New Roman" w:eastAsia="Times New Roman" w:cs="Times New Roman"/>
-          <w:b w:val="0"/>
-          <w:i/>
-          <w:sz w:val="24"/>
-        </w:rPr>
-        <w:t>Atf3</w:t>
-      </w:r>
-      <w:r>
-        <w:rPr>
-          <w:rFonts w:ascii="Times New Roman" w:hAnsi="Times New Roman" w:eastAsia="Times New Roman" w:cs="Times New Roman"/>
-          <w:b w:val="0"/>
-          <w:i w:val="0"/>
-          <w:sz w:val="24"/>
-        </w:rPr>
-        <w:t xml:space="preserve"> rose 16.3-fold in the discovery cohort (nominal </w:t>
-      </w:r>
-      <w:r>
-        <w:rPr>
-          <w:rFonts w:ascii="Times New Roman" w:hAnsi="Times New Roman" w:eastAsia="Times New Roman" w:cs="Times New Roman"/>
-          <w:b w:val="0"/>
-          <w:i/>
-          <w:sz w:val="24"/>
-        </w:rPr>
-        <w:t>p</w:t>
-      </w:r>
-      <w:r>
-        <w:rPr>
-          <w:rFonts w:ascii="Times New Roman" w:hAnsi="Times New Roman" w:eastAsia="Times New Roman" w:cs="Times New Roman"/>
-          <w:b w:val="0"/>
-          <w:i w:val="0"/>
-          <w:sz w:val="24"/>
-        </w:rPr>
-        <w:t xml:space="preserve"> = 0.0044), establishing that injury-induced transcription is detectable at this sample size; the same gene nevertheless failed Benjamini–Hochberg correction (</w:t>
-      </w:r>
-      <w:r>
-        <w:rPr>
-          <w:rFonts w:ascii="Times New Roman" w:hAnsi="Times New Roman" w:eastAsia="Times New Roman" w:cs="Times New Roman"/>
-          <w:b w:val="0"/>
-          <w:i/>
-          <w:sz w:val="24"/>
-        </w:rPr>
-        <w:t>q</w:t>
-      </w:r>
-      <w:r>
-        <w:rPr>
-          <w:rFonts w:ascii="Times New Roman" w:hAnsi="Times New Roman" w:eastAsia="Times New Roman" w:cs="Times New Roman"/>
-          <w:b w:val="0"/>
-          <w:i w:val="0"/>
-          <w:sz w:val="24"/>
-        </w:rPr>
-        <w:t xml:space="preserve"> = 0.466), as it did in the two further cohorts (</w:t>
-      </w:r>
-      <w:r>
-        <w:rPr>
-          <w:rFonts w:ascii="Times New Roman" w:hAnsi="Times New Roman" w:eastAsia="Times New Roman" w:cs="Times New Roman"/>
-          <w:b w:val="0"/>
-          <w:i/>
-          <w:sz w:val="24"/>
-        </w:rPr>
-        <w:t>q</w:t>
-      </w:r>
-      <w:r>
-        <w:rPr>
-          <w:rFonts w:ascii="Times New Roman" w:hAnsi="Times New Roman" w:eastAsia="Times New Roman" w:cs="Times New Roman"/>
-          <w:b w:val="0"/>
-          <w:i w:val="0"/>
-          <w:sz w:val="24"/>
-        </w:rPr>
-        <w:t xml:space="preserve"> = 0.700 and 0.761). (</w:t>
-      </w:r>
-      <w:r>
-        <w:rPr>
-          <w:rFonts w:ascii="Times New Roman" w:hAnsi="Times New Roman" w:eastAsia="Times New Roman" w:cs="Times New Roman"/>
-          <w:b/>
-          <w:i w:val="0"/>
-          <w:sz w:val="24"/>
-        </w:rPr>
-        <w:t>C</w:t>
-      </w:r>
-      <w:r>
-        <w:rPr>
-          <w:rFonts w:ascii="Times New Roman" w:hAnsi="Times New Roman" w:eastAsia="Times New Roman" w:cs="Times New Roman"/>
-          <w:b w:val="0"/>
-          <w:i w:val="0"/>
-          <w:sz w:val="24"/>
-        </w:rPr>
-        <w:t>) All 36 genes of the 37-gene curated Wnt/β-catenin panel that were quantified in at least two cohorts. Points show per-cohort log2 fold change (C1 red, C2 blue, C3 green); diamonds and bars show the DerSimonian–Laird pooled estimate and its 95% confidence interval. The grey band marks the pre-specified equivalence bound of ±0.5 log2 (1.41-fold); 31 of 36 pooled intervals lie wholly within it and the largest pooled effect is 0.27 log2. (</w:t>
-      </w:r>
-      <w:r>
-        <w:rPr>
-          <w:rFonts w:ascii="Times New Roman" w:hAnsi="Times New Roman" w:eastAsia="Times New Roman" w:cs="Times New Roman"/>
-          <w:b/>
-          <w:i w:val="0"/>
-          <w:sz w:val="24"/>
-        </w:rPr>
-        <w:t>D</w:t>
-      </w:r>
-      <w:r>
-        <w:rPr>
-          <w:rFonts w:ascii="Times New Roman" w:hAnsi="Times New Roman" w:eastAsia="Times New Roman" w:cs="Times New Roman"/>
-          <w:b w:val="0"/>
-          <w:i w:val="0"/>
-          <w:sz w:val="24"/>
-        </w:rPr>
-        <w:t xml:space="preserve">) Genes reaching nominal </w:t>
-      </w:r>
-      <w:r>
-        <w:rPr>
-          <w:rFonts w:ascii="Times New Roman" w:hAnsi="Times New Roman" w:eastAsia="Times New Roman" w:cs="Times New Roman"/>
-          <w:b w:val="0"/>
-          <w:i/>
-          <w:sz w:val="24"/>
-        </w:rPr>
-        <w:t>p</w:t>
-      </w:r>
-      <w:r>
-        <w:rPr>
-          <w:rFonts w:ascii="Times New Roman" w:hAnsi="Times New Roman" w:eastAsia="Times New Roman" w:cs="Times New Roman"/>
-          <w:b w:val="0"/>
-          <w:i w:val="0"/>
-          <w:sz w:val="24"/>
-        </w:rPr>
-        <w:t xml:space="preserve"> &lt; 0.05 versus </w:t>
-      </w:r>
-      <w:r>
-        <w:rPr>
-          <w:rFonts w:ascii="Times New Roman" w:hAnsi="Times New Roman" w:eastAsia="Times New Roman" w:cs="Times New Roman"/>
-          <w:b w:val="0"/>
-          <w:i/>
-          <w:sz w:val="24"/>
-        </w:rPr>
-        <w:t>q</w:t>
-      </w:r>
-      <w:r>
-        <w:rPr>
-          <w:rFonts w:ascii="Times New Roman" w:hAnsi="Times New Roman" w:eastAsia="Times New Roman" w:cs="Times New Roman"/>
-          <w:b w:val="0"/>
-          <w:i w:val="0"/>
-          <w:sz w:val="24"/>
-        </w:rPr>
-        <w:t xml:space="preserve"> &lt; 0.05 in each cohort. The single gene passing correction (C3) is a zero-variance transcript (LOC688442, 1.09-fold), so no gene shows a biologically interpretable effect after correction in any cohort. </w:t>
-      </w:r>
-      <w:r>
-        <w:rPr>
-          <w:rFonts w:ascii="Times New Roman" w:hAnsi="Times New Roman" w:eastAsia="Times New Roman" w:cs="Times New Roman"/>
-          <w:b w:val="0"/>
-          <w:i/>
-          <w:sz w:val="24"/>
-        </w:rPr>
-        <w:t>Note</w:t>
-      </w:r>
-      <w:r>
-        <w:rPr>
-          <w:rFonts w:ascii="Times New Roman" w:hAnsi="Times New Roman" w:eastAsia="Times New Roman" w:cs="Times New Roman"/>
-          <w:b w:val="0"/>
-          <w:i w:val="0"/>
-          <w:sz w:val="24"/>
-        </w:rPr>
-        <w:t>: excluding C3, the cohort whose positive control did not reach significance, widens the pooled intervals (20 of 31 remaining genes still equivalent) but changes no point estimate; the largest induction among the remaining genes is 1.23-fold.</w:t>
+        <w:t>Acknowledgements.</w:t>
+      </w:r>
+      <w:r>
+        <w:rPr>
+          <w:rFonts w:ascii="Times New Roman" w:hAnsi="Times New Roman" w:eastAsia="Times New Roman" w:cs="Times New Roman"/>
+          <w:b w:val="0"/>
+          <w:i w:val="0"/>
+          <w:sz w:val="24"/>
+        </w:rPr>
+        <w:t xml:space="preserve"> Not applicable.</w:t>
       </w:r>
     </w:p>
     <w:p>
@@ -3835,246 +3995,16 @@
           <w:i w:val="0"/>
           <w:sz w:val="24"/>
         </w:rPr>
-        <w:t>Fig. 2</w:t>
-      </w:r>
-      <w:r>
-        <w:rPr>
-          <w:rFonts w:ascii="Times New Roman" w:hAnsi="Times New Roman" w:eastAsia="Times New Roman" w:cs="Times New Roman"/>
-          <w:b w:val="0"/>
-          <w:i w:val="0"/>
-          <w:sz w:val="24"/>
-        </w:rPr>
-        <w:t xml:space="preserve"> Preranked gene set enrichment in three cohorts. (</w:t>
-      </w:r>
-      <w:r>
-        <w:rPr>
-          <w:rFonts w:ascii="Times New Roman" w:hAnsi="Times New Roman" w:eastAsia="Times New Roman" w:cs="Times New Roman"/>
-          <w:b/>
-          <w:i w:val="0"/>
-          <w:sz w:val="24"/>
-        </w:rPr>
-        <w:t>A</w:t>
-      </w:r>
-      <w:r>
-        <w:rPr>
-          <w:rFonts w:ascii="Times New Roman" w:hAnsi="Times New Roman" w:eastAsia="Times New Roman" w:cs="Times New Roman"/>
-          <w:b w:val="0"/>
-          <w:i w:val="0"/>
-          <w:sz w:val="24"/>
-        </w:rPr>
-        <w:t xml:space="preserve">) Normalised enrichment scores for the six gene sets, per cohort. Ranking metric: Welch </w:t>
-      </w:r>
-      <w:r>
-        <w:rPr>
-          <w:rFonts w:ascii="Times New Roman" w:hAnsi="Times New Roman" w:eastAsia="Times New Roman" w:cs="Times New Roman"/>
-          <w:b w:val="0"/>
-          <w:i/>
-          <w:sz w:val="24"/>
-        </w:rPr>
-        <w:t>t</w:t>
-      </w:r>
-      <w:r>
-        <w:rPr>
-          <w:rFonts w:ascii="Times New Roman" w:hAnsi="Times New Roman" w:eastAsia="Times New Roman" w:cs="Times New Roman"/>
-          <w:b w:val="0"/>
-          <w:i w:val="0"/>
-          <w:sz w:val="24"/>
-        </w:rPr>
-        <w:t xml:space="preserve"> (case versus control), winsorised at ±50, genes below the cohort's lower-quartile mean expression removed; 10,000 gene-set permutations; </w:t>
-      </w:r>
-      <w:r>
-        <w:rPr>
-          <w:rFonts w:ascii="Times New Roman" w:hAnsi="Times New Roman" w:eastAsia="Times New Roman" w:cs="Times New Roman"/>
-          <w:b w:val="0"/>
-          <w:i/>
-          <w:sz w:val="24"/>
-        </w:rPr>
-        <w:t>q</w:t>
-      </w:r>
-      <w:r>
-        <w:rPr>
-          <w:rFonts w:ascii="Times New Roman" w:hAnsi="Times New Roman" w:eastAsia="Times New Roman" w:cs="Times New Roman"/>
-          <w:b w:val="0"/>
-          <w:i w:val="0"/>
-          <w:sz w:val="24"/>
-        </w:rPr>
-        <w:t xml:space="preserve"> values are Benjamini–Hochberg across the six sets tested in each cohort. HALLMARK_WNT_BETA_CATENIN is non-significant and direction-inconsistent across all three cohorts. (</w:t>
-      </w:r>
-      <w:r>
-        <w:rPr>
-          <w:rFonts w:ascii="Times New Roman" w:hAnsi="Times New Roman" w:eastAsia="Times New Roman" w:cs="Times New Roman"/>
-          <w:b/>
-          <w:i w:val="0"/>
-          <w:sz w:val="24"/>
-        </w:rPr>
-        <w:t>B</w:t>
-      </w:r>
-      <w:r>
-        <w:rPr>
-          <w:rFonts w:ascii="Times New Roman" w:hAnsi="Times New Roman" w:eastAsia="Times New Roman" w:cs="Times New Roman"/>
-          <w:b w:val="0"/>
-          <w:i w:val="0"/>
-          <w:sz w:val="24"/>
-        </w:rPr>
-        <w:t xml:space="preserve">) Running enrichment score for the Wnt panel in the C1 cohort (NES −1.29, </w:t>
-      </w:r>
-      <w:r>
-        <w:rPr>
-          <w:rFonts w:ascii="Times New Roman" w:hAnsi="Times New Roman" w:eastAsia="Times New Roman" w:cs="Times New Roman"/>
-          <w:b w:val="0"/>
-          <w:i/>
-          <w:sz w:val="24"/>
-        </w:rPr>
-        <w:t>p</w:t>
-      </w:r>
-      <w:r>
-        <w:rPr>
-          <w:rFonts w:ascii="Times New Roman" w:hAnsi="Times New Roman" w:eastAsia="Times New Roman" w:cs="Times New Roman"/>
-          <w:b w:val="0"/>
-          <w:i w:val="0"/>
-          <w:sz w:val="24"/>
-        </w:rPr>
-        <w:t xml:space="preserve"> = 0.100). The negative score is generated by mild depletion of </w:t>
-      </w:r>
-      <w:r>
-        <w:rPr>
-          <w:rFonts w:ascii="Times New Roman" w:hAnsi="Times New Roman" w:eastAsia="Times New Roman" w:cs="Times New Roman"/>
-          <w:b w:val="0"/>
-          <w:i/>
-          <w:sz w:val="24"/>
-        </w:rPr>
-        <w:t>Axin2</w:t>
-      </w:r>
-      <w:r>
-        <w:rPr>
-          <w:rFonts w:ascii="Times New Roman" w:hAnsi="Times New Roman" w:eastAsia="Times New Roman" w:cs="Times New Roman"/>
-          <w:b w:val="0"/>
-          <w:i w:val="0"/>
-          <w:sz w:val="24"/>
-        </w:rPr>
-        <w:t xml:space="preserve">, </w:t>
-      </w:r>
-      <w:r>
-        <w:rPr>
-          <w:rFonts w:ascii="Times New Roman" w:hAnsi="Times New Roman" w:eastAsia="Times New Roman" w:cs="Times New Roman"/>
-          <w:b w:val="0"/>
-          <w:i/>
-          <w:sz w:val="24"/>
-        </w:rPr>
-        <w:t>Tcf7</w:t>
-      </w:r>
-      <w:r>
-        <w:rPr>
-          <w:rFonts w:ascii="Times New Roman" w:hAnsi="Times New Roman" w:eastAsia="Times New Roman" w:cs="Times New Roman"/>
-          <w:b w:val="0"/>
-          <w:i w:val="0"/>
-          <w:sz w:val="24"/>
-        </w:rPr>
-        <w:t xml:space="preserve">, </w:t>
-      </w:r>
-      <w:r>
-        <w:rPr>
-          <w:rFonts w:ascii="Times New Roman" w:hAnsi="Times New Roman" w:eastAsia="Times New Roman" w:cs="Times New Roman"/>
-          <w:b w:val="0"/>
-          <w:i/>
-          <w:sz w:val="24"/>
-        </w:rPr>
-        <w:t>Tcf7l1</w:t>
-      </w:r>
-      <w:r>
-        <w:rPr>
-          <w:rFonts w:ascii="Times New Roman" w:hAnsi="Times New Roman" w:eastAsia="Times New Roman" w:cs="Times New Roman"/>
-          <w:b w:val="0"/>
-          <w:i w:val="0"/>
-          <w:sz w:val="24"/>
-        </w:rPr>
-        <w:t xml:space="preserve">, </w:t>
-      </w:r>
-      <w:r>
-        <w:rPr>
-          <w:rFonts w:ascii="Times New Roman" w:hAnsi="Times New Roman" w:eastAsia="Times New Roman" w:cs="Times New Roman"/>
-          <w:b w:val="0"/>
-          <w:i/>
-          <w:sz w:val="24"/>
-        </w:rPr>
-        <w:t>Lef1</w:t>
-      </w:r>
-      <w:r>
-        <w:rPr>
-          <w:rFonts w:ascii="Times New Roman" w:hAnsi="Times New Roman" w:eastAsia="Times New Roman" w:cs="Times New Roman"/>
-          <w:b w:val="0"/>
-          <w:i w:val="0"/>
-          <w:sz w:val="24"/>
-        </w:rPr>
-        <w:t xml:space="preserve">, </w:t>
-      </w:r>
-      <w:r>
-        <w:rPr>
-          <w:rFonts w:ascii="Times New Roman" w:hAnsi="Times New Roman" w:eastAsia="Times New Roman" w:cs="Times New Roman"/>
-          <w:b w:val="0"/>
-          <w:i/>
-          <w:sz w:val="24"/>
-        </w:rPr>
-        <w:t>Pax2</w:t>
-      </w:r>
-      <w:r>
-        <w:rPr>
-          <w:rFonts w:ascii="Times New Roman" w:hAnsi="Times New Roman" w:eastAsia="Times New Roman" w:cs="Times New Roman"/>
-          <w:b w:val="0"/>
-          <w:i w:val="0"/>
-          <w:sz w:val="24"/>
-        </w:rPr>
-        <w:t xml:space="preserve">, </w:t>
-      </w:r>
-      <w:r>
-        <w:rPr>
-          <w:rFonts w:ascii="Times New Roman" w:hAnsi="Times New Roman" w:eastAsia="Times New Roman" w:cs="Times New Roman"/>
-          <w:b w:val="0"/>
-          <w:i/>
-          <w:sz w:val="24"/>
-        </w:rPr>
-        <w:t>Wif1</w:t>
-      </w:r>
-      <w:r>
-        <w:rPr>
-          <w:rFonts w:ascii="Times New Roman" w:hAnsi="Times New Roman" w:eastAsia="Times New Roman" w:cs="Times New Roman"/>
-          <w:b w:val="0"/>
-          <w:i w:val="0"/>
-          <w:sz w:val="24"/>
-        </w:rPr>
-        <w:t xml:space="preserve"> and </w:t>
-      </w:r>
-      <w:r>
-        <w:rPr>
-          <w:rFonts w:ascii="Times New Roman" w:hAnsi="Times New Roman" w:eastAsia="Times New Roman" w:cs="Times New Roman"/>
-          <w:b w:val="0"/>
-          <w:i/>
-          <w:sz w:val="24"/>
-        </w:rPr>
-        <w:t>Cxxc4</w:t>
-      </w:r>
-      <w:r>
-        <w:rPr>
-          <w:rFonts w:ascii="Times New Roman" w:hAnsi="Times New Roman" w:eastAsia="Times New Roman" w:cs="Times New Roman"/>
-          <w:b w:val="0"/>
-          <w:i w:val="0"/>
-          <w:sz w:val="24"/>
-        </w:rPr>
-        <w:t>, whose positions are marked; the direction is depletion, not activation.</w:t>
-      </w:r>
-    </w:p>
-    <w:p>
-      <w:pPr>
-        <w:spacing w:before="280" w:after="160" w:line="360" w:lineRule="auto"/>
-      </w:pPr>
-      <w:r>
-        <w:rPr>
-          <w:rFonts w:ascii="Times New Roman" w:hAnsi="Times New Roman" w:eastAsia="Times New Roman" w:cs="Times New Roman"/>
-          <w:b/>
-          <w:i w:val="0"/>
-          <w:sz w:val="28"/>
-        </w:rPr>
-        <w:t>Additional files</w:t>
+        <w:t>Authors' information.</w:t>
+      </w:r>
+      <w:r>
+        <w:rPr>
+          <w:rFonts w:ascii="Times New Roman" w:hAnsi="Times New Roman" w:eastAsia="Times New Roman" w:cs="Times New Roman"/>
+          <w:b w:val="0"/>
+          <w:i w:val="0"/>
+          <w:sz w:val="24"/>
+        </w:rPr>
+        <w:t xml:space="preserve"> YY is a physician in the Department of Anesthesiology, The Second Affiliated Hospital of Fujian University of Traditional Chinese Medicine. ORCID 0009-0004-9698-6552.</w:t>
       </w:r>
     </w:p>
     <w:p>
@@ -4089,88 +4019,30 @@
           <w:i w:val="0"/>
           <w:sz w:val="24"/>
         </w:rPr>
-        <w:t>Additional file 1</w:t>
-      </w:r>
-      <w:r>
-        <w:rPr>
-          <w:rFonts w:ascii="Times New Roman" w:hAnsi="Times New Roman" w:eastAsia="Times New Roman" w:cs="Times New Roman"/>
-          <w:b w:val="0"/>
-          <w:i w:val="0"/>
-          <w:sz w:val="24"/>
-        </w:rPr>
-        <w:t xml:space="preserve"> Supplementary tables (XLSX). Table S1: per-cohort gene-level statistics (log2 fold change, Welch </w:t>
-      </w:r>
-      <w:r>
-        <w:rPr>
-          <w:rFonts w:ascii="Times New Roman" w:hAnsi="Times New Roman" w:eastAsia="Times New Roman" w:cs="Times New Roman"/>
-          <w:b w:val="0"/>
-          <w:i/>
-          <w:sz w:val="24"/>
-        </w:rPr>
-        <w:t>t</w:t>
-      </w:r>
-      <w:r>
-        <w:rPr>
-          <w:rFonts w:ascii="Times New Roman" w:hAnsi="Times New Roman" w:eastAsia="Times New Roman" w:cs="Times New Roman"/>
-          <w:b w:val="0"/>
-          <w:i w:val="0"/>
-          <w:sz w:val="24"/>
-        </w:rPr>
-        <w:t xml:space="preserve">, df, nominal </w:t>
-      </w:r>
-      <w:r>
-        <w:rPr>
-          <w:rFonts w:ascii="Times New Roman" w:hAnsi="Times New Roman" w:eastAsia="Times New Roman" w:cs="Times New Roman"/>
-          <w:b w:val="0"/>
-          <w:i/>
-          <w:sz w:val="24"/>
-        </w:rPr>
-        <w:t>p</w:t>
-      </w:r>
-      <w:r>
-        <w:rPr>
-          <w:rFonts w:ascii="Times New Roman" w:hAnsi="Times New Roman" w:eastAsia="Times New Roman" w:cs="Times New Roman"/>
-          <w:b w:val="0"/>
-          <w:i w:val="0"/>
-          <w:sz w:val="24"/>
-        </w:rPr>
-        <w:t xml:space="preserve">, Benjamini–Hochberg </w:t>
-      </w:r>
-      <w:r>
-        <w:rPr>
-          <w:rFonts w:ascii="Times New Roman" w:hAnsi="Times New Roman" w:eastAsia="Times New Roman" w:cs="Times New Roman"/>
-          <w:b w:val="0"/>
-          <w:i/>
-          <w:sz w:val="24"/>
-        </w:rPr>
-        <w:t>q</w:t>
-      </w:r>
-      <w:r>
-        <w:rPr>
-          <w:rFonts w:ascii="Times New Roman" w:hAnsi="Times New Roman" w:eastAsia="Times New Roman" w:cs="Times New Roman"/>
-          <w:b w:val="0"/>
-          <w:i w:val="0"/>
-          <w:sz w:val="24"/>
-        </w:rPr>
-        <w:t xml:space="preserve">, 95% CI, expression summaries) for every gene tested in each of the three cohorts. Table S2: DerSimonian–Laird random-effects and fixed-effect pooled estimates for every gene in the curated Wnt panel, the pyroptosis panel and an 18-gene injury-marker panel that includes </w:t>
-      </w:r>
-      <w:r>
-        <w:rPr>
-          <w:rFonts w:ascii="Times New Roman" w:hAnsi="Times New Roman" w:eastAsia="Times New Roman" w:cs="Times New Roman"/>
-          <w:b w:val="0"/>
-          <w:i/>
-          <w:sz w:val="24"/>
-        </w:rPr>
-        <w:t>Atf3</w:t>
-      </w:r>
-      <w:r>
-        <w:rPr>
-          <w:rFonts w:ascii="Times New Roman" w:hAnsi="Times New Roman" w:eastAsia="Times New Roman" w:cs="Times New Roman"/>
-          <w:b w:val="0"/>
-          <w:i w:val="0"/>
-          <w:sz w:val="24"/>
-        </w:rPr>
-        <w:t>. Table S3: GSEA output for all cohorts and all six sets, together with the four pre-processing variants and the execution/priming split in C1. Table S4: membership of all six gene sets.</w:t>
+        <w:t>Use of AI tools.</w:t>
+      </w:r>
+      <w:r>
+        <w:rPr>
+          <w:rFonts w:ascii="Times New Roman" w:hAnsi="Times New Roman" w:eastAsia="Times New Roman" w:cs="Times New Roman"/>
+          <w:b w:val="0"/>
+          <w:i w:val="0"/>
+          <w:sz w:val="24"/>
+        </w:rPr>
+        <w:t xml:space="preserve"> No generative AI tool was used to produce the analyses, the figures or the text. Language-editing assistance was not used.</w:t>
+      </w:r>
+    </w:p>
+    <w:p>
+      <w:pPr>
+        <w:spacing w:before="280" w:after="160" w:line="360" w:lineRule="auto"/>
+      </w:pPr>
+      <w:r>
+        <w:rPr>
+          <w:rFonts w:ascii="Times New Roman" w:hAnsi="Times New Roman" w:eastAsia="Times New Roman" w:cs="Times New Roman"/>
+          <w:b/>
+          <w:i w:val="0"/>
+          <w:sz w:val="28"/>
+        </w:rPr>
+        <w:t>List of abbreviations</w:t>
       </w:r>
     </w:p>
     <w:p>
@@ -4181,20 +4053,694 @@
       <w:r>
         <w:rPr>
           <w:rFonts w:ascii="Times New Roman" w:hAnsi="Times New Roman" w:eastAsia="Times New Roman" w:cs="Times New Roman"/>
+          <w:b w:val="0"/>
+          <w:i w:val="0"/>
+          <w:sz w:val="24"/>
+        </w:rPr>
+        <w:t>BH, Benjamini–Hochberg; CCI, chronic constriction injury; CI, confidence interval; DL, DerSimonian–Laird; ES, enrichment score; FDR, false discovery rate; FPKM, fragments per kilobase of transcript per million mapped reads; GEO, Gene Expression Omnibus; GSEA, gene set enrichment analysis; HKSJ, Hartung–Knapp–Sidik–Jonkman; l-THP, levo-tetrahydropalmatine; MDE, minimum detectable effect; MSigDB, Molecular Signatures Database; NES, normalised enrichment score; PLM, paeoniflorin–liquiritin; RPKM, reads per kilobase of transcript per million mapped reads; SNI, spared nerve injury; TCF/LEF, T-cell factor / lymphoid enhancer-binding factor.</w:t>
+      </w:r>
+    </w:p>
+    <w:p>
+      <w:pPr>
+        <w:spacing w:before="280" w:after="160" w:line="360" w:lineRule="auto"/>
+      </w:pPr>
+      <w:r>
+        <w:rPr>
+          <w:rFonts w:ascii="Times New Roman" w:hAnsi="Times New Roman" w:eastAsia="Times New Roman" w:cs="Times New Roman"/>
           <w:b/>
           <w:i w:val="0"/>
-          <w:sz w:val="24"/>
-        </w:rPr>
-        <w:t>Additional file 2</w:t>
-      </w:r>
-      <w:r>
-        <w:rPr>
-          <w:rFonts w:ascii="Times New Roman" w:hAnsi="Times New Roman" w:eastAsia="Times New Roman" w:cs="Times New Roman"/>
-          <w:b w:val="0"/>
-          <w:i w:val="0"/>
-          <w:sz w:val="24"/>
-        </w:rPr>
-        <w:t xml:space="preserve"> Supplementary figures (PDF). Figure S1: dependence of the Wnt and pyroptosis enrichment scores on the four pre-processing settings in C1. Figure S2: leave-one-out analysis of the 13 leading-edge pyroptosis genes, showing the change in NES when each is removed in turn.</w:t>
+          <w:sz w:val="28"/>
+        </w:rPr>
+        <w:t>Figure legends</w:t>
+      </w:r>
+    </w:p>
+    <w:p>
+      <w:pPr>
+        <w:spacing w:before="0" w:after="160" w:line="360" w:lineRule="auto"/>
+        <w:jc w:val="both"/>
+      </w:pPr>
+      <w:r>
+        <w:rPr>
+          <w:rFonts w:ascii="Times New Roman" w:hAnsi="Times New Roman" w:eastAsia="Times New Roman" w:cs="Times New Roman"/>
+          <w:b/>
+          <w:i w:val="0"/>
+          <w:sz w:val="24"/>
+        </w:rPr>
+        <w:t>Fig. 1</w:t>
+      </w:r>
+      <w:r>
+        <w:rPr>
+          <w:rFonts w:ascii="Times New Roman" w:hAnsi="Times New Roman" w:eastAsia="Times New Roman" w:cs="Times New Roman"/>
+          <w:b w:val="0"/>
+          <w:i w:val="0"/>
+          <w:sz w:val="24"/>
+        </w:rPr>
+        <w:t xml:space="preserve"> Three independent rat spinal cord cohorts, one pipeline, and no induction of the Wnt/β-catenin transcriptional programme. (</w:t>
+      </w:r>
+      <w:r>
+        <w:rPr>
+          <w:rFonts w:ascii="Times New Roman" w:hAnsi="Times New Roman" w:eastAsia="Times New Roman" w:cs="Times New Roman"/>
+          <w:b/>
+          <w:i w:val="0"/>
+          <w:sz w:val="24"/>
+        </w:rPr>
+        <w:t>A</w:t>
+      </w:r>
+      <w:r>
+        <w:rPr>
+          <w:rFonts w:ascii="Times New Roman" w:hAnsi="Times New Roman" w:eastAsia="Times New Roman" w:cs="Times New Roman"/>
+          <w:b w:val="0"/>
+          <w:i w:val="0"/>
+          <w:sz w:val="24"/>
+        </w:rPr>
+        <w:t>) Pre-specified design: three bulk RNA-seq cohorts analysed with one pipeline; intervention arms (CCI + levo-tetrahydropalmatine, n = 4; paeoniflorin–liquiritin, n = 3) excluded before any comparison. (</w:t>
+      </w:r>
+      <w:r>
+        <w:rPr>
+          <w:rFonts w:ascii="Times New Roman" w:hAnsi="Times New Roman" w:eastAsia="Times New Roman" w:cs="Times New Roman"/>
+          <w:b/>
+          <w:i w:val="0"/>
+          <w:sz w:val="24"/>
+        </w:rPr>
+        <w:t>B</w:t>
+      </w:r>
+      <w:r>
+        <w:rPr>
+          <w:rFonts w:ascii="Times New Roman" w:hAnsi="Times New Roman" w:eastAsia="Times New Roman" w:cs="Times New Roman"/>
+          <w:b w:val="0"/>
+          <w:i w:val="0"/>
+          <w:sz w:val="24"/>
+        </w:rPr>
+        <w:t xml:space="preserve">) Positive control. </w:t>
+      </w:r>
+      <w:r>
+        <w:rPr>
+          <w:rFonts w:ascii="Times New Roman" w:hAnsi="Times New Roman" w:eastAsia="Times New Roman" w:cs="Times New Roman"/>
+          <w:b w:val="0"/>
+          <w:i/>
+          <w:sz w:val="24"/>
+        </w:rPr>
+        <w:t>Atf3</w:t>
+      </w:r>
+      <w:r>
+        <w:rPr>
+          <w:rFonts w:ascii="Times New Roman" w:hAnsi="Times New Roman" w:eastAsia="Times New Roman" w:cs="Times New Roman"/>
+          <w:b w:val="0"/>
+          <w:i w:val="0"/>
+          <w:sz w:val="24"/>
+        </w:rPr>
+        <w:t xml:space="preserve"> rose 16.3-fold in the discovery cohort (nominal </w:t>
+      </w:r>
+      <w:r>
+        <w:rPr>
+          <w:rFonts w:ascii="Times New Roman" w:hAnsi="Times New Roman" w:eastAsia="Times New Roman" w:cs="Times New Roman"/>
+          <w:b w:val="0"/>
+          <w:i/>
+          <w:sz w:val="24"/>
+        </w:rPr>
+        <w:t>p</w:t>
+      </w:r>
+      <w:r>
+        <w:rPr>
+          <w:rFonts w:ascii="Times New Roman" w:hAnsi="Times New Roman" w:eastAsia="Times New Roman" w:cs="Times New Roman"/>
+          <w:b w:val="0"/>
+          <w:i w:val="0"/>
+          <w:sz w:val="24"/>
+        </w:rPr>
+        <w:t xml:space="preserve"> = 0.0044), establishing that injury-induced transcription is detectable at this sample size; the same gene nevertheless failed Benjamini–Hochberg correction (</w:t>
+      </w:r>
+      <w:r>
+        <w:rPr>
+          <w:rFonts w:ascii="Times New Roman" w:hAnsi="Times New Roman" w:eastAsia="Times New Roman" w:cs="Times New Roman"/>
+          <w:b w:val="0"/>
+          <w:i/>
+          <w:sz w:val="24"/>
+        </w:rPr>
+        <w:t>q</w:t>
+      </w:r>
+      <w:r>
+        <w:rPr>
+          <w:rFonts w:ascii="Times New Roman" w:hAnsi="Times New Roman" w:eastAsia="Times New Roman" w:cs="Times New Roman"/>
+          <w:b w:val="0"/>
+          <w:i w:val="0"/>
+          <w:sz w:val="24"/>
+        </w:rPr>
+        <w:t xml:space="preserve"> = 0.466), as it did in the two further cohorts (</w:t>
+      </w:r>
+      <w:r>
+        <w:rPr>
+          <w:rFonts w:ascii="Times New Roman" w:hAnsi="Times New Roman" w:eastAsia="Times New Roman" w:cs="Times New Roman"/>
+          <w:b w:val="0"/>
+          <w:i/>
+          <w:sz w:val="24"/>
+        </w:rPr>
+        <w:t>q</w:t>
+      </w:r>
+      <w:r>
+        <w:rPr>
+          <w:rFonts w:ascii="Times New Roman" w:hAnsi="Times New Roman" w:eastAsia="Times New Roman" w:cs="Times New Roman"/>
+          <w:b w:val="0"/>
+          <w:i w:val="0"/>
+          <w:sz w:val="24"/>
+        </w:rPr>
+        <w:t xml:space="preserve"> = 0.700 and 0.761). (</w:t>
+      </w:r>
+      <w:r>
+        <w:rPr>
+          <w:rFonts w:ascii="Times New Roman" w:hAnsi="Times New Roman" w:eastAsia="Times New Roman" w:cs="Times New Roman"/>
+          <w:b/>
+          <w:i w:val="0"/>
+          <w:sz w:val="24"/>
+        </w:rPr>
+        <w:t>C</w:t>
+      </w:r>
+      <w:r>
+        <w:rPr>
+          <w:rFonts w:ascii="Times New Roman" w:hAnsi="Times New Roman" w:eastAsia="Times New Roman" w:cs="Times New Roman"/>
+          <w:b w:val="0"/>
+          <w:i w:val="0"/>
+          <w:sz w:val="24"/>
+        </w:rPr>
+        <w:t>) All 36 genes of the 37-gene curated Wnt/β-catenin panel quantified in at least two cohorts. Points show per-cohort log2 fold change (C1 red, C2 blue, C3 green); diamonds and bars show the DerSimonian–Laird pooled estimate and its 95% normal-quantile confidence interval. The grey band marks the pre-specified equivalence bound of ±0.5 log2 (1.41-fold); 31 of 36 pooled intervals lie wholly within it under this interval and 18 of 36 under the Hartung–Knapp–Sidik–Jonkman correction, the remainder being indeterminate. The largest pooled effect is 0.27 log2. (</w:t>
+      </w:r>
+      <w:r>
+        <w:rPr>
+          <w:rFonts w:ascii="Times New Roman" w:hAnsi="Times New Roman" w:eastAsia="Times New Roman" w:cs="Times New Roman"/>
+          <w:b/>
+          <w:i w:val="0"/>
+          <w:sz w:val="24"/>
+        </w:rPr>
+        <w:t>D</w:t>
+      </w:r>
+      <w:r>
+        <w:rPr>
+          <w:rFonts w:ascii="Times New Roman" w:hAnsi="Times New Roman" w:eastAsia="Times New Roman" w:cs="Times New Roman"/>
+          <w:b w:val="0"/>
+          <w:i w:val="0"/>
+          <w:sz w:val="24"/>
+        </w:rPr>
+        <w:t xml:space="preserve">) Genes reaching nominal </w:t>
+      </w:r>
+      <w:r>
+        <w:rPr>
+          <w:rFonts w:ascii="Times New Roman" w:hAnsi="Times New Roman" w:eastAsia="Times New Roman" w:cs="Times New Roman"/>
+          <w:b w:val="0"/>
+          <w:i/>
+          <w:sz w:val="24"/>
+        </w:rPr>
+        <w:t>p</w:t>
+      </w:r>
+      <w:r>
+        <w:rPr>
+          <w:rFonts w:ascii="Times New Roman" w:hAnsi="Times New Roman" w:eastAsia="Times New Roman" w:cs="Times New Roman"/>
+          <w:b w:val="0"/>
+          <w:i w:val="0"/>
+          <w:sz w:val="24"/>
+        </w:rPr>
+        <w:t xml:space="preserve"> &lt; 0.05 versus </w:t>
+      </w:r>
+      <w:r>
+        <w:rPr>
+          <w:rFonts w:ascii="Times New Roman" w:hAnsi="Times New Roman" w:eastAsia="Times New Roman" w:cs="Times New Roman"/>
+          <w:b w:val="0"/>
+          <w:i/>
+          <w:sz w:val="24"/>
+        </w:rPr>
+        <w:t>q</w:t>
+      </w:r>
+      <w:r>
+        <w:rPr>
+          <w:rFonts w:ascii="Times New Roman" w:hAnsi="Times New Roman" w:eastAsia="Times New Roman" w:cs="Times New Roman"/>
+          <w:b w:val="0"/>
+          <w:i w:val="0"/>
+          <w:sz w:val="24"/>
+        </w:rPr>
+        <w:t xml:space="preserve"> &lt; 0.05 in each cohort. The single gene passing correction (C3) is a near-zero-variance transcript (LOC688442, 1.09-fold). </w:t>
+      </w:r>
+      <w:r>
+        <w:rPr>
+          <w:rFonts w:ascii="Times New Roman" w:hAnsi="Times New Roman" w:eastAsia="Times New Roman" w:cs="Times New Roman"/>
+          <w:b w:val="0"/>
+          <w:i/>
+          <w:sz w:val="24"/>
+        </w:rPr>
+        <w:t>Note</w:t>
+      </w:r>
+      <w:r>
+        <w:rPr>
+          <w:rFonts w:ascii="Times New Roman" w:hAnsi="Times New Roman" w:eastAsia="Times New Roman" w:cs="Times New Roman"/>
+          <w:b w:val="0"/>
+          <w:i w:val="0"/>
+          <w:sz w:val="24"/>
+        </w:rPr>
+        <w:t>: re-pooling over C1 and C2 alone leaves the largest induction at 1.23-fold (</w:t>
+      </w:r>
+      <w:r>
+        <w:rPr>
+          <w:rFonts w:ascii="Times New Roman" w:hAnsi="Times New Roman" w:eastAsia="Times New Roman" w:cs="Times New Roman"/>
+          <w:b w:val="0"/>
+          <w:i/>
+          <w:sz w:val="24"/>
+        </w:rPr>
+        <w:t>Tcf3</w:t>
+      </w:r>
+      <w:r>
+        <w:rPr>
+          <w:rFonts w:ascii="Times New Roman" w:hAnsi="Times New Roman" w:eastAsia="Times New Roman" w:cs="Times New Roman"/>
+          <w:b w:val="0"/>
+          <w:i w:val="0"/>
+          <w:sz w:val="24"/>
+        </w:rPr>
+        <w:t>) and no point estimate beyond the bound, but reduces the equivalence count to 20 of 31 (normal-quantile) or 2 of 31 (Hartung–Knapp).</w:t>
+      </w:r>
+    </w:p>
+    <w:p>
+      <w:pPr>
+        <w:spacing w:before="0" w:after="160" w:line="360" w:lineRule="auto"/>
+        <w:jc w:val="both"/>
+      </w:pPr>
+      <w:r>
+        <w:rPr>
+          <w:rFonts w:ascii="Times New Roman" w:hAnsi="Times New Roman" w:eastAsia="Times New Roman" w:cs="Times New Roman"/>
+          <w:b/>
+          <w:i w:val="0"/>
+          <w:sz w:val="24"/>
+        </w:rPr>
+        <w:t>Fig. 2</w:t>
+      </w:r>
+      <w:r>
+        <w:rPr>
+          <w:rFonts w:ascii="Times New Roman" w:hAnsi="Times New Roman" w:eastAsia="Times New Roman" w:cs="Times New Roman"/>
+          <w:b w:val="0"/>
+          <w:i w:val="0"/>
+          <w:sz w:val="24"/>
+        </w:rPr>
+        <w:t xml:space="preserve"> Preranked gene set enrichment in three cohorts. (</w:t>
+      </w:r>
+      <w:r>
+        <w:rPr>
+          <w:rFonts w:ascii="Times New Roman" w:hAnsi="Times New Roman" w:eastAsia="Times New Roman" w:cs="Times New Roman"/>
+          <w:b/>
+          <w:i w:val="0"/>
+          <w:sz w:val="24"/>
+        </w:rPr>
+        <w:t>A</w:t>
+      </w:r>
+      <w:r>
+        <w:rPr>
+          <w:rFonts w:ascii="Times New Roman" w:hAnsi="Times New Roman" w:eastAsia="Times New Roman" w:cs="Times New Roman"/>
+          <w:b w:val="0"/>
+          <w:i w:val="0"/>
+          <w:sz w:val="24"/>
+        </w:rPr>
+        <w:t xml:space="preserve">) Normalised enrichment scores for the six gene sets, per cohort. Ranking metric: Welch </w:t>
+      </w:r>
+      <w:r>
+        <w:rPr>
+          <w:rFonts w:ascii="Times New Roman" w:hAnsi="Times New Roman" w:eastAsia="Times New Roman" w:cs="Times New Roman"/>
+          <w:b w:val="0"/>
+          <w:i/>
+          <w:sz w:val="24"/>
+        </w:rPr>
+        <w:t>t</w:t>
+      </w:r>
+      <w:r>
+        <w:rPr>
+          <w:rFonts w:ascii="Times New Roman" w:hAnsi="Times New Roman" w:eastAsia="Times New Roman" w:cs="Times New Roman"/>
+          <w:b w:val="0"/>
+          <w:i w:val="0"/>
+          <w:sz w:val="24"/>
+        </w:rPr>
+        <w:t xml:space="preserve"> (case versus control), winsorised at ±50, genes below the cohort's lower-quartile mean expression removed; 10,000 gene-set permutations under seed 20261029; </w:t>
+      </w:r>
+      <w:r>
+        <w:rPr>
+          <w:rFonts w:ascii="Times New Roman" w:hAnsi="Times New Roman" w:eastAsia="Times New Roman" w:cs="Times New Roman"/>
+          <w:b w:val="0"/>
+          <w:i/>
+          <w:sz w:val="24"/>
+        </w:rPr>
+        <w:t>q</w:t>
+      </w:r>
+      <w:r>
+        <w:rPr>
+          <w:rFonts w:ascii="Times New Roman" w:hAnsi="Times New Roman" w:eastAsia="Times New Roman" w:cs="Times New Roman"/>
+          <w:b w:val="0"/>
+          <w:i w:val="0"/>
+          <w:sz w:val="24"/>
+        </w:rPr>
+        <w:t xml:space="preserve"> values are Benjamini–Hochberg across the six sets tested in each cohort, and nominal </w:t>
+      </w:r>
+      <w:r>
+        <w:rPr>
+          <w:rFonts w:ascii="Times New Roman" w:hAnsi="Times New Roman" w:eastAsia="Times New Roman" w:cs="Times New Roman"/>
+          <w:b w:val="0"/>
+          <w:i/>
+          <w:sz w:val="24"/>
+        </w:rPr>
+        <w:t>p</w:t>
+      </w:r>
+      <w:r>
+        <w:rPr>
+          <w:rFonts w:ascii="Times New Roman" w:hAnsi="Times New Roman" w:eastAsia="Times New Roman" w:cs="Times New Roman"/>
+          <w:b w:val="0"/>
+          <w:i w:val="0"/>
+          <w:sz w:val="24"/>
+        </w:rPr>
+        <w:t xml:space="preserve"> is bounded below at 1 × 10</w:t>
+      </w:r>
+      <w:r>
+        <w:rPr>
+          <w:rFonts w:ascii="Times New Roman" w:hAnsi="Times New Roman" w:eastAsia="Times New Roman" w:cs="Times New Roman"/>
+          <w:b w:val="0"/>
+          <w:i w:val="0"/>
+          <w:sz w:val="24"/>
+          <w:vertAlign w:val="superscript"/>
+        </w:rPr>
+        <w:t>−4</w:t>
+      </w:r>
+      <w:r>
+        <w:rPr>
+          <w:rFonts w:ascii="Times New Roman" w:hAnsi="Times New Roman" w:eastAsia="Times New Roman" w:cs="Times New Roman"/>
+          <w:b w:val="0"/>
+          <w:i w:val="0"/>
+          <w:sz w:val="24"/>
+        </w:rPr>
+        <w:t>. NES values are comparable within a cohort, sign and set size only. HALLMARK_WNT_BETA_CATENIN is non-significant and direction-inconsistent across cohorts. (</w:t>
+      </w:r>
+      <w:r>
+        <w:rPr>
+          <w:rFonts w:ascii="Times New Roman" w:hAnsi="Times New Roman" w:eastAsia="Times New Roman" w:cs="Times New Roman"/>
+          <w:b/>
+          <w:i w:val="0"/>
+          <w:sz w:val="24"/>
+        </w:rPr>
+        <w:t>B</w:t>
+      </w:r>
+      <w:r>
+        <w:rPr>
+          <w:rFonts w:ascii="Times New Roman" w:hAnsi="Times New Roman" w:eastAsia="Times New Roman" w:cs="Times New Roman"/>
+          <w:b w:val="0"/>
+          <w:i w:val="0"/>
+          <w:sz w:val="24"/>
+        </w:rPr>
+        <w:t xml:space="preserve">) Running enrichment score for the Wnt panel in C1 (NES −1.29, </w:t>
+      </w:r>
+      <w:r>
+        <w:rPr>
+          <w:rFonts w:ascii="Times New Roman" w:hAnsi="Times New Roman" w:eastAsia="Times New Roman" w:cs="Times New Roman"/>
+          <w:b w:val="0"/>
+          <w:i/>
+          <w:sz w:val="24"/>
+        </w:rPr>
+        <w:t>p</w:t>
+      </w:r>
+      <w:r>
+        <w:rPr>
+          <w:rFonts w:ascii="Times New Roman" w:hAnsi="Times New Roman" w:eastAsia="Times New Roman" w:cs="Times New Roman"/>
+          <w:b w:val="0"/>
+          <w:i w:val="0"/>
+          <w:sz w:val="24"/>
+        </w:rPr>
+        <w:t xml:space="preserve"> = 0.100). The negative score is generated by mild depletion of </w:t>
+      </w:r>
+      <w:r>
+        <w:rPr>
+          <w:rFonts w:ascii="Times New Roman" w:hAnsi="Times New Roman" w:eastAsia="Times New Roman" w:cs="Times New Roman"/>
+          <w:b w:val="0"/>
+          <w:i/>
+          <w:sz w:val="24"/>
+        </w:rPr>
+        <w:t>Axin2</w:t>
+      </w:r>
+      <w:r>
+        <w:rPr>
+          <w:rFonts w:ascii="Times New Roman" w:hAnsi="Times New Roman" w:eastAsia="Times New Roman" w:cs="Times New Roman"/>
+          <w:b w:val="0"/>
+          <w:i w:val="0"/>
+          <w:sz w:val="24"/>
+        </w:rPr>
+        <w:t xml:space="preserve">, </w:t>
+      </w:r>
+      <w:r>
+        <w:rPr>
+          <w:rFonts w:ascii="Times New Roman" w:hAnsi="Times New Roman" w:eastAsia="Times New Roman" w:cs="Times New Roman"/>
+          <w:b w:val="0"/>
+          <w:i/>
+          <w:sz w:val="24"/>
+        </w:rPr>
+        <w:t>Tcf7</w:t>
+      </w:r>
+      <w:r>
+        <w:rPr>
+          <w:rFonts w:ascii="Times New Roman" w:hAnsi="Times New Roman" w:eastAsia="Times New Roman" w:cs="Times New Roman"/>
+          <w:b w:val="0"/>
+          <w:i w:val="0"/>
+          <w:sz w:val="24"/>
+        </w:rPr>
+        <w:t xml:space="preserve">, </w:t>
+      </w:r>
+      <w:r>
+        <w:rPr>
+          <w:rFonts w:ascii="Times New Roman" w:hAnsi="Times New Roman" w:eastAsia="Times New Roman" w:cs="Times New Roman"/>
+          <w:b w:val="0"/>
+          <w:i/>
+          <w:sz w:val="24"/>
+        </w:rPr>
+        <w:t>Tcf7l1</w:t>
+      </w:r>
+      <w:r>
+        <w:rPr>
+          <w:rFonts w:ascii="Times New Roman" w:hAnsi="Times New Roman" w:eastAsia="Times New Roman" w:cs="Times New Roman"/>
+          <w:b w:val="0"/>
+          <w:i w:val="0"/>
+          <w:sz w:val="24"/>
+        </w:rPr>
+        <w:t xml:space="preserve">, </w:t>
+      </w:r>
+      <w:r>
+        <w:rPr>
+          <w:rFonts w:ascii="Times New Roman" w:hAnsi="Times New Roman" w:eastAsia="Times New Roman" w:cs="Times New Roman"/>
+          <w:b w:val="0"/>
+          <w:i/>
+          <w:sz w:val="24"/>
+        </w:rPr>
+        <w:t>Lef1</w:t>
+      </w:r>
+      <w:r>
+        <w:rPr>
+          <w:rFonts w:ascii="Times New Roman" w:hAnsi="Times New Roman" w:eastAsia="Times New Roman" w:cs="Times New Roman"/>
+          <w:b w:val="0"/>
+          <w:i w:val="0"/>
+          <w:sz w:val="24"/>
+        </w:rPr>
+        <w:t xml:space="preserve">, </w:t>
+      </w:r>
+      <w:r>
+        <w:rPr>
+          <w:rFonts w:ascii="Times New Roman" w:hAnsi="Times New Roman" w:eastAsia="Times New Roman" w:cs="Times New Roman"/>
+          <w:b w:val="0"/>
+          <w:i/>
+          <w:sz w:val="24"/>
+        </w:rPr>
+        <w:t>Pax2</w:t>
+      </w:r>
+      <w:r>
+        <w:rPr>
+          <w:rFonts w:ascii="Times New Roman" w:hAnsi="Times New Roman" w:eastAsia="Times New Roman" w:cs="Times New Roman"/>
+          <w:b w:val="0"/>
+          <w:i w:val="0"/>
+          <w:sz w:val="24"/>
+        </w:rPr>
+        <w:t xml:space="preserve">, </w:t>
+      </w:r>
+      <w:r>
+        <w:rPr>
+          <w:rFonts w:ascii="Times New Roman" w:hAnsi="Times New Roman" w:eastAsia="Times New Roman" w:cs="Times New Roman"/>
+          <w:b w:val="0"/>
+          <w:i/>
+          <w:sz w:val="24"/>
+        </w:rPr>
+        <w:t>Wif1</w:t>
+      </w:r>
+      <w:r>
+        <w:rPr>
+          <w:rFonts w:ascii="Times New Roman" w:hAnsi="Times New Roman" w:eastAsia="Times New Roman" w:cs="Times New Roman"/>
+          <w:b w:val="0"/>
+          <w:i w:val="0"/>
+          <w:sz w:val="24"/>
+        </w:rPr>
+        <w:t xml:space="preserve"> and </w:t>
+      </w:r>
+      <w:r>
+        <w:rPr>
+          <w:rFonts w:ascii="Times New Roman" w:hAnsi="Times New Roman" w:eastAsia="Times New Roman" w:cs="Times New Roman"/>
+          <w:b w:val="0"/>
+          <w:i/>
+          <w:sz w:val="24"/>
+        </w:rPr>
+        <w:t>Cxxc4</w:t>
+      </w:r>
+      <w:r>
+        <w:rPr>
+          <w:rFonts w:ascii="Times New Roman" w:hAnsi="Times New Roman" w:eastAsia="Times New Roman" w:cs="Times New Roman"/>
+          <w:b w:val="0"/>
+          <w:i w:val="0"/>
+          <w:sz w:val="24"/>
+        </w:rPr>
+        <w:t>, whose positions are marked; the direction is depletion, not activation.</w:t>
+      </w:r>
+    </w:p>
+    <w:p>
+      <w:pPr>
+        <w:spacing w:before="280" w:after="160" w:line="360" w:lineRule="auto"/>
+      </w:pPr>
+      <w:r>
+        <w:rPr>
+          <w:rFonts w:ascii="Times New Roman" w:hAnsi="Times New Roman" w:eastAsia="Times New Roman" w:cs="Times New Roman"/>
+          <w:b/>
+          <w:i w:val="0"/>
+          <w:sz w:val="28"/>
+        </w:rPr>
+        <w:t>Additional files</w:t>
+      </w:r>
+    </w:p>
+    <w:p>
+      <w:pPr>
+        <w:spacing w:before="0" w:after="160" w:line="360" w:lineRule="auto"/>
+        <w:jc w:val="both"/>
+      </w:pPr>
+      <w:r>
+        <w:rPr>
+          <w:rFonts w:ascii="Times New Roman" w:hAnsi="Times New Roman" w:eastAsia="Times New Roman" w:cs="Times New Roman"/>
+          <w:b/>
+          <w:i w:val="0"/>
+          <w:sz w:val="24"/>
+        </w:rPr>
+        <w:t>Additional file 1.</w:t>
+      </w:r>
+      <w:r>
+        <w:rPr>
+          <w:rFonts w:ascii="Times New Roman" w:hAnsi="Times New Roman" w:eastAsia="Times New Roman" w:cs="Times New Roman"/>
+          <w:b w:val="0"/>
+          <w:i w:val="0"/>
+          <w:sz w:val="24"/>
+        </w:rPr>
+        <w:t xml:space="preserve"> File format: XLSX. Title: Per-cohort gene-level statistics, pooled estimates with both interval methods, GSEA outputs and gene-set membership. Description: Table S1, per-cohort gene-level statistics (log2 fold change, Welch </w:t>
+      </w:r>
+      <w:r>
+        <w:rPr>
+          <w:rFonts w:ascii="Times New Roman" w:hAnsi="Times New Roman" w:eastAsia="Times New Roman" w:cs="Times New Roman"/>
+          <w:b w:val="0"/>
+          <w:i/>
+          <w:sz w:val="24"/>
+        </w:rPr>
+        <w:t>t</w:t>
+      </w:r>
+      <w:r>
+        <w:rPr>
+          <w:rFonts w:ascii="Times New Roman" w:hAnsi="Times New Roman" w:eastAsia="Times New Roman" w:cs="Times New Roman"/>
+          <w:b w:val="0"/>
+          <w:i w:val="0"/>
+          <w:sz w:val="24"/>
+        </w:rPr>
+        <w:t xml:space="preserve">, df, nominal </w:t>
+      </w:r>
+      <w:r>
+        <w:rPr>
+          <w:rFonts w:ascii="Times New Roman" w:hAnsi="Times New Roman" w:eastAsia="Times New Roman" w:cs="Times New Roman"/>
+          <w:b w:val="0"/>
+          <w:i/>
+          <w:sz w:val="24"/>
+        </w:rPr>
+        <w:t>p</w:t>
+      </w:r>
+      <w:r>
+        <w:rPr>
+          <w:rFonts w:ascii="Times New Roman" w:hAnsi="Times New Roman" w:eastAsia="Times New Roman" w:cs="Times New Roman"/>
+          <w:b w:val="0"/>
+          <w:i w:val="0"/>
+          <w:sz w:val="24"/>
+        </w:rPr>
+        <w:t xml:space="preserve">, Benjamini–Hochberg </w:t>
+      </w:r>
+      <w:r>
+        <w:rPr>
+          <w:rFonts w:ascii="Times New Roman" w:hAnsi="Times New Roman" w:eastAsia="Times New Roman" w:cs="Times New Roman"/>
+          <w:b w:val="0"/>
+          <w:i/>
+          <w:sz w:val="24"/>
+        </w:rPr>
+        <w:t>q</w:t>
+      </w:r>
+      <w:r>
+        <w:rPr>
+          <w:rFonts w:ascii="Times New Roman" w:hAnsi="Times New Roman" w:eastAsia="Times New Roman" w:cs="Times New Roman"/>
+          <w:b w:val="0"/>
+          <w:i w:val="0"/>
+          <w:sz w:val="24"/>
+        </w:rPr>
+        <w:t xml:space="preserve">, 95% CI, expression summaries) for every gene tested in each cohort. Table S2, DerSimonian–Laird random-effects and fixed-effect pooled estimates for the curated Wnt panel, the pyroptosis panel and an 18-gene injury-marker panel including </w:t>
+      </w:r>
+      <w:r>
+        <w:rPr>
+          <w:rFonts w:ascii="Times New Roman" w:hAnsi="Times New Roman" w:eastAsia="Times New Roman" w:cs="Times New Roman"/>
+          <w:b w:val="0"/>
+          <w:i/>
+          <w:sz w:val="24"/>
+        </w:rPr>
+        <w:t>Atf3</w:t>
+      </w:r>
+      <w:r>
+        <w:rPr>
+          <w:rFonts w:ascii="Times New Roman" w:hAnsi="Times New Roman" w:eastAsia="Times New Roman" w:cs="Times New Roman"/>
+          <w:b w:val="0"/>
+          <w:i w:val="0"/>
+          <w:sz w:val="24"/>
+        </w:rPr>
+        <w:t>, with normal-quantile and Hartung–Knapp–Sidik–Jonkman intervals. Table S3, GSEA output for all cohorts and sets with the four pre-processing variants and the execution/priming split in C1. Table S4, membership of all six gene sets. Table S5, sample-to-GSM mapping including excluded libraries.</w:t>
+      </w:r>
+    </w:p>
+    <w:p>
+      <w:pPr>
+        <w:spacing w:before="0" w:after="160" w:line="360" w:lineRule="auto"/>
+        <w:jc w:val="both"/>
+      </w:pPr>
+      <w:r>
+        <w:rPr>
+          <w:rFonts w:ascii="Times New Roman" w:hAnsi="Times New Roman" w:eastAsia="Times New Roman" w:cs="Times New Roman"/>
+          <w:b/>
+          <w:i w:val="0"/>
+          <w:sz w:val="24"/>
+        </w:rPr>
+        <w:t>Additional file 2.</w:t>
+      </w:r>
+      <w:r>
+        <w:rPr>
+          <w:rFonts w:ascii="Times New Roman" w:hAnsi="Times New Roman" w:eastAsia="Times New Roman" w:cs="Times New Roman"/>
+          <w:b w:val="0"/>
+          <w:i w:val="0"/>
+          <w:sz w:val="24"/>
+        </w:rPr>
+        <w:t xml:space="preserve"> File format: PDF. Title: Sensitivity of the enrichment scores to pre-processing, leave-one-out analysis, and library-normalisation regimes. Description: Figure S1, dependence of the Wnt and pyroptosis enrichment scores on the four pre-processing settings in C1, and on removal of the entire leading edge. Figure S2, leave-one-out analysis of the 13 leading-edge pyroptosis genes. Figure S3, number of genes surviving Benjamini–Hochberg correction and the </w:t>
+      </w:r>
+      <w:r>
+        <w:rPr>
+          <w:rFonts w:ascii="Times New Roman" w:hAnsi="Times New Roman" w:eastAsia="Times New Roman" w:cs="Times New Roman"/>
+          <w:b w:val="0"/>
+          <w:i/>
+          <w:sz w:val="24"/>
+        </w:rPr>
+        <w:t>Atf3</w:t>
+      </w:r>
+      <w:r>
+        <w:rPr>
+          <w:rFonts w:ascii="Times New Roman" w:hAnsi="Times New Roman" w:eastAsia="Times New Roman" w:cs="Times New Roman"/>
+          <w:b w:val="0"/>
+          <w:i w:val="0"/>
+          <w:sz w:val="24"/>
+        </w:rPr>
+        <w:t xml:space="preserve"> effect under raw, median-of-ratios and upper-quartile normalisation, with and without independent filtering.</w:t>
       </w:r>
     </w:p>
     <w:p>
@@ -4448,7 +4994,7 @@
           <w:i w:val="0"/>
           <w:sz w:val="21"/>
         </w:rPr>
-        <w:t>16. Luo Z, Zhang Z, Li P, Yi M, Luo A, Zeng H, et al. The analgesic effect and mechanism of the active components screening from Corydalis yanhusuo by P2X3 receptors. J Ethnopharmacol. 2025;337(Pt 2):118989. doi:10.1016/j.jep.2024.118989</w:t>
+        <w:t>16. Gene Expression Omnibus. National Center for Biotechnology Information. https://www.ncbi.nlm.nih.gov/geo/. Accessed 30 Oct 2026.</w:t>
       </w:r>
     </w:p>
     <w:p>
@@ -4463,7 +5009,7 @@
           <w:i w:val="0"/>
           <w:sz w:val="21"/>
         </w:rPr>
-        <w:t>17. Bennett GJ, Xie YK. A peripheral mononeuropathy in rat that produces disorders of pain sensation like those seen in man. Pain. 1988;33(1):87-107. doi:10.1016/0304-3959(88)90209-6</w:t>
+        <w:t>17. Wu D, Wang P, Zhao C, Su J, Zhang J, Ma W, et al. Levo-tetrahydropalmatine ameliorates neuropathic pain by inhibiting the activation of the Clec7a-MAPK/NF-κB-NLRP3 inflammasome axis. Phytomedicine. 2023;121:155075. doi:10.1016/j.phymed.2023.155075</w:t>
       </w:r>
     </w:p>
     <w:p>
@@ -4478,7 +5024,7 @@
           <w:i w:val="0"/>
           <w:sz w:val="21"/>
         </w:rPr>
-        <w:t>18. Decosterd I, Woolf CJ. Spared nerve injury: an animal model of persistent peripheral neuropathic pain. Pain. 2000;87(2):149-158. doi:10.1016/S0304-3959(00)00276-1</w:t>
+        <w:t>18. Wu D, Wang P, Zhao C, Su J, Zhang J, Ma W, et al. [dataset]. Levo-tetrahydropalmatine Ameliorates Neuropathic Pain via Suppressing the Activation of the Clec7a-MAPK/NF-κB-NLRP3 Inflammasome Axis. Gene Expression Omnibus; 2023. https://www.ncbi.nlm.nih.gov/geo/query/acc.cgi?acc=GSE217932. Accessed 30 Oct 2026.</w:t>
       </w:r>
     </w:p>
     <w:p>
@@ -4493,7 +5039,7 @@
           <w:i w:val="0"/>
           <w:sz w:val="21"/>
         </w:rPr>
-        <w:t>19. Chen YY, Feng LM, Xu DQ, Yue SJ, Fu RJ, Zhang MM, et al. Combination of paeoniflorin and liquiritin alleviates neuropathic pain by lipid metabolism and calcium signaling coordination. Front Pharmacol. 2022;13:944386. doi:10.3389/fphar.2022.944386</w:t>
+        <w:t>19. Bennett GJ, Xie YK. A peripheral mononeuropathy in rat that produces disorders of pain sensation like those seen in man. Pain. 1988;33(1):87-107. doi:10.1016/0304-3959(88)90209-6</w:t>
       </w:r>
     </w:p>
     <w:p>
@@ -4508,7 +5054,7 @@
           <w:i w:val="0"/>
           <w:sz w:val="21"/>
         </w:rPr>
-        <w:t>20. Niehaus JK, Taylor-Blake B, Loo L, Simon JM, Zylka MJ. Spinal macrophages resolve nociceptive hypersensitivity after peripheral injury. Neuron. 2021;109(8):1274-1282.e6. doi:10.1016/j.neuron.2021.02.018</w:t>
+        <w:t>20. [dataset]. Spinal cord RNA-seq of control and spared nerve injury rats. Gene Expression Omnibus; 2024. https://www.ncbi.nlm.nih.gov/geo/query/acc.cgi?acc=GSE256472. Accessed 30 Oct 2026.</w:t>
       </w:r>
     </w:p>
     <w:p>
@@ -4523,7 +5069,7 @@
           <w:i w:val="0"/>
           <w:sz w:val="21"/>
         </w:rPr>
-        <w:t>21. Benjamini Y, Hochberg Y. Controlling the false discovery rate: a practical and powerful approach to multiple testing. J R Stat Soc Series B Stat Methodol. 1995;57(1):289-300. doi:10.1111/j.2517-6161.1995.tb02031.x</w:t>
+        <w:t>21. Decosterd I, Woolf CJ. Spared nerve injury: an animal model of persistent peripheral neuropathic pain. Pain. 2000;87(2):149-158. doi:10.1016/S0304-3959(00)00276-1</w:t>
       </w:r>
     </w:p>
     <w:p>
@@ -4538,7 +5084,7 @@
           <w:i w:val="0"/>
           <w:sz w:val="21"/>
         </w:rPr>
-        <w:t>22. DerSimonian R, Laird N. Meta-analysis in clinical trials. Control Clin Trials. 1986;7(3):177-88. doi:10.1016/0197-2456(86)90046-2</w:t>
+        <w:t>22. Chen YY, Feng LM, Xu DQ, Yue SJ, Fu RJ, Zhang MM, et al. Combination of paeoniflorin and liquiritin alleviates neuropathic pain by lipid metabolism and calcium signaling coordination. Front Pharmacol. 2022;13:944386. doi:10.3389/fphar.2022.944386</w:t>
       </w:r>
     </w:p>
     <w:p>
@@ -4553,7 +5099,7 @@
           <w:i w:val="0"/>
           <w:sz w:val="21"/>
         </w:rPr>
-        <w:t>23. Subramanian A, Tamayo P, Mootha VK, Mukherjee S, Ebert BL, Gillette MA, et al. Gene set enrichment analysis: a knowledge-based approach for interpreting genome-wide expression profiles. Proc Natl Acad Sci U S A. 2005;102(43):15545-50. doi:10.1073/pnas.0506580102</w:t>
+        <w:t>23. Chen YY, Feng LM, Xu DQ, Yue SJ, Fu RJ, Zhang MM, et al. [dataset]. Combination of paeoniflorin and liquiritin alleviates neuropathic pain by lipid metabolism and calcium signaling coordination. Gene Expression Omnibus; 2022. https://www.ncbi.nlm.nih.gov/geo/query/acc.cgi?acc=GSE205906. Accessed 30 Oct 2026.</w:t>
       </w:r>
     </w:p>
     <w:p>
@@ -4568,7 +5114,7 @@
           <w:i w:val="0"/>
           <w:sz w:val="21"/>
         </w:rPr>
-        <w:t>24. Liberzon A, Birger C, Thorvaldsdóttir H, Ghandi M, Mesirov JP, Tamayo P. The Molecular Signatures Database (MSigDB) hallmark gene set collection. Cell Syst. 2015;1(6):417-425. doi:10.1016/j.cels.2015.12.004</w:t>
+        <w:t>24. Niehaus JK, Taylor-Blake B, Loo L, Simon JM, Zylka MJ. Spinal macrophages resolve nociceptive hypersensitivity after peripheral injury. Neuron. 2021;109(8):1274-1282.e6. doi:10.1016/j.neuron.2021.02.018</w:t>
       </w:r>
     </w:p>
     <w:p>
@@ -4583,7 +5129,7 @@
           <w:i w:val="0"/>
           <w:sz w:val="21"/>
         </w:rPr>
-        <w:t>25. Li D, Yang K, Li J, Xu X, Gong L, Yue S, et al. Single-cell sequencing reveals glial cell involvement in development of neuropathic pain via myelin sheath lesion formation in the spinal cord. J Neuroinflammation. 2024;21(1):213. doi:10.1186/s12974-024-03207-3</w:t>
+        <w:t>25. Niehaus JK, Taylor-Blake B, Loo L, Simon JM, Zylka MJ. [dataset]. Spinal macrophages resolve nociceptive hypersensitivity after peripheral injury. Gene Expression Omnibus; 2021. https://www.ncbi.nlm.nih.gov/geo/query/acc.cgi?acc=GSE134003. Accessed 30 Oct 2026.</w:t>
       </w:r>
     </w:p>
     <w:p>
@@ -4598,7 +5144,142 @@
           <w:i w:val="0"/>
           <w:sz w:val="21"/>
         </w:rPr>
-        <w:t>26. Milich LM, Choi JS, Ryan C, Cerqueira SR, Benavides S, Yahn SL, et al. Single-cell analysis of the cellular heterogeneity and interactions in the injured mouse spinal cord. J Exp Med. 2021;218(8):e20210040. doi:10.1084/jem.20210040</w:t>
+        <w:t>26. Benjamini Y, Hochberg Y. Controlling the false discovery rate: a practical and powerful approach to multiple testing. J R Stat Soc Series B Stat Methodol. 1995;57(1):289-300. doi:10.1111/j.2517-6161.1995.tb02031.x</w:t>
+      </w:r>
+    </w:p>
+    <w:p>
+      <w:pPr>
+        <w:spacing w:before="0" w:after="80" w:line="276" w:lineRule="auto"/>
+        <w:ind w:left="454" w:hanging="454"/>
+      </w:pPr>
+      <w:r>
+        <w:rPr>
+          <w:rFonts w:ascii="Times New Roman" w:hAnsi="Times New Roman" w:eastAsia="Times New Roman" w:cs="Times New Roman"/>
+          <w:b w:val="0"/>
+          <w:i w:val="0"/>
+          <w:sz w:val="21"/>
+        </w:rPr>
+        <w:t>27. DerSimonian R, Laird N. Meta-analysis in clinical trials. Control Clin Trials. 1986;7(3):177-88. doi:10.1016/0197-2456(86)90046-2</w:t>
+      </w:r>
+    </w:p>
+    <w:p>
+      <w:pPr>
+        <w:spacing w:before="0" w:after="80" w:line="276" w:lineRule="auto"/>
+        <w:ind w:left="454" w:hanging="454"/>
+      </w:pPr>
+      <w:r>
+        <w:rPr>
+          <w:rFonts w:ascii="Times New Roman" w:hAnsi="Times New Roman" w:eastAsia="Times New Roman" w:cs="Times New Roman"/>
+          <w:b w:val="0"/>
+          <w:i w:val="0"/>
+          <w:sz w:val="21"/>
+        </w:rPr>
+        <w:t>28. Röver C, Knapp G, Friede T. Hartung-Knapp-Sidik-Jonkman approach and its modification for random-effects meta-analysis with few studies. BMC Med Res Methodol. 2015;15:99. doi:10.1186/s12874-015-0091-1</w:t>
+      </w:r>
+    </w:p>
+    <w:p>
+      <w:pPr>
+        <w:spacing w:before="0" w:after="80" w:line="276" w:lineRule="auto"/>
+        <w:ind w:left="454" w:hanging="454"/>
+      </w:pPr>
+      <w:r>
+        <w:rPr>
+          <w:rFonts w:ascii="Times New Roman" w:hAnsi="Times New Roman" w:eastAsia="Times New Roman" w:cs="Times New Roman"/>
+          <w:b w:val="0"/>
+          <w:i w:val="0"/>
+          <w:sz w:val="21"/>
+        </w:rPr>
+        <w:t>29. Subramanian A, Tamayo P, Mootha VK, Mukherjee S, Ebert BL, Gillette MA, et al. Gene set enrichment analysis: a knowledge-based approach for interpreting genome-wide expression profiles. Proc Natl Acad Sci U S A. 2005;102(43):15545-50. doi:10.1073/pnas.0506580102</w:t>
+      </w:r>
+    </w:p>
+    <w:p>
+      <w:pPr>
+        <w:spacing w:before="0" w:after="80" w:line="276" w:lineRule="auto"/>
+        <w:ind w:left="454" w:hanging="454"/>
+      </w:pPr>
+      <w:r>
+        <w:rPr>
+          <w:rFonts w:ascii="Times New Roman" w:hAnsi="Times New Roman" w:eastAsia="Times New Roman" w:cs="Times New Roman"/>
+          <w:b w:val="0"/>
+          <w:i w:val="0"/>
+          <w:sz w:val="21"/>
+        </w:rPr>
+        <w:t>30. Liberzon A, Birger C, Thorvaldsdóttir H, Ghandi M, Mesirov JP, Tamayo P. The Molecular Signatures Database (MSigDB) hallmark gene set collection. Cell Syst. 2015;1(6):417-425. doi:10.1016/j.cels.2015.12.004</w:t>
+      </w:r>
+    </w:p>
+    <w:p>
+      <w:pPr>
+        <w:spacing w:before="0" w:after="80" w:line="276" w:lineRule="auto"/>
+        <w:ind w:left="454" w:hanging="454"/>
+      </w:pPr>
+      <w:r>
+        <w:rPr>
+          <w:rFonts w:ascii="Times New Roman" w:hAnsi="Times New Roman" w:eastAsia="Times New Roman" w:cs="Times New Roman"/>
+          <w:b w:val="0"/>
+          <w:i w:val="0"/>
+          <w:sz w:val="21"/>
+        </w:rPr>
+        <w:t>31. Yang Y. astrocytic-wnt-pyroptosis-np: three-cohort reanalysis of Wnt/β-catenin and pyroptosis transcription in neuropathic pain spinal cord (v1.1.4). GitHub; 2026. https://github.com/yyx-4113/astrocytic-wnt-pyroptosis-np. Accessed 30 Oct 2026.</w:t>
+      </w:r>
+    </w:p>
+    <w:p>
+      <w:pPr>
+        <w:spacing w:before="0" w:after="80" w:line="276" w:lineRule="auto"/>
+        <w:ind w:left="454" w:hanging="454"/>
+      </w:pPr>
+      <w:r>
+        <w:rPr>
+          <w:rFonts w:ascii="Times New Roman" w:hAnsi="Times New Roman" w:eastAsia="Times New Roman" w:cs="Times New Roman"/>
+          <w:b w:val="0"/>
+          <w:i w:val="0"/>
+          <w:sz w:val="21"/>
+        </w:rPr>
+        <w:t>32. Swanson KV, Deng M, Ting JP. The NLRP3 inflammasome: molecular activation and regulation to therapeutics. Nat Rev Immunol. 2019;19(8):477-489. doi:10.1038/s41577-019-0165-0</w:t>
+      </w:r>
+    </w:p>
+    <w:p>
+      <w:pPr>
+        <w:spacing w:before="0" w:after="80" w:line="276" w:lineRule="auto"/>
+        <w:ind w:left="454" w:hanging="454"/>
+      </w:pPr>
+      <w:r>
+        <w:rPr>
+          <w:rFonts w:ascii="Times New Roman" w:hAnsi="Times New Roman" w:eastAsia="Times New Roman" w:cs="Times New Roman"/>
+          <w:b w:val="0"/>
+          <w:i w:val="0"/>
+          <w:sz w:val="21"/>
+        </w:rPr>
+        <w:t>33. Xu J, Yan Z, Bang S, Velmeshev D, Dodge K, Lopez MA, et al. GPR37L1 identifies spinal cord astrocytes and protects neuropathic pain after nerve injury. Neuron. 2025;113(8):1206-1222.e6. doi:10.1016/j.neuron.2025.01.012</w:t>
+      </w:r>
+    </w:p>
+    <w:p>
+      <w:pPr>
+        <w:spacing w:before="0" w:after="80" w:line="276" w:lineRule="auto"/>
+        <w:ind w:left="454" w:hanging="454"/>
+      </w:pPr>
+      <w:r>
+        <w:rPr>
+          <w:rFonts w:ascii="Times New Roman" w:hAnsi="Times New Roman" w:eastAsia="Times New Roman" w:cs="Times New Roman"/>
+          <w:b w:val="0"/>
+          <w:i w:val="0"/>
+          <w:sz w:val="21"/>
+        </w:rPr>
+        <w:t>34. Li D, Yang K, Li J, Xu X, Gong L, Yue S, et al. Single-cell sequencing reveals glial cell involvement in development of neuropathic pain via myelin sheath lesion formation in the spinal cord. J Neuroinflammation. 2024;21(1):213. doi:10.1186/s12974-024-03207-3</w:t>
+      </w:r>
+    </w:p>
+    <w:p>
+      <w:pPr>
+        <w:spacing w:before="0" w:after="80" w:line="276" w:lineRule="auto"/>
+        <w:ind w:left="454" w:hanging="454"/>
+      </w:pPr>
+      <w:r>
+        <w:rPr>
+          <w:rFonts w:ascii="Times New Roman" w:hAnsi="Times New Roman" w:eastAsia="Times New Roman" w:cs="Times New Roman"/>
+          <w:b w:val="0"/>
+          <w:i w:val="0"/>
+          <w:sz w:val="21"/>
+        </w:rPr>
+        <w:t>35. Milich LM, Choi JS, Ryan C, Cerqueira SR, Benavides S, Yahn SL, et al. Single-cell analysis of the cellular heterogeneity and interactions in the injured mouse spinal cord. J Exp Med. 2021;218(8):e20210040. doi:10.1084/jem.20210040</w:t>
       </w:r>
     </w:p>
     <w:p>
@@ -4636,7 +5317,7 @@
           <w:i w:val="0"/>
           <w:sz w:val="24"/>
         </w:rPr>
-        <w:t xml:space="preserve"> Cohort characteristics and transcriptome-wide results</w:t>
+        <w:t xml:space="preserve"> Cohort characteristics, transcriptome-wide results, and the resolving power of each design</w:t>
       </w:r>
     </w:p>
     <w:tbl>
@@ -4953,7 +5634,7 @@
                 <w:i w:val="0"/>
                 <w:sz w:val="19"/>
               </w:rPr>
-              <w:t>raw counts</w:t>
+              <w:t>raw counts (deposit also has FPKM; counts used)</w:t>
             </w:r>
           </w:p>
         </w:tc>
@@ -4973,7 +5654,7 @@
                 <w:i w:val="0"/>
                 <w:sz w:val="19"/>
               </w:rPr>
-              <w:t>processed FPKM</w:t>
+              <w:t>processed RPKM</w:t>
             </w:r>
           </w:p>
         </w:tc>
@@ -4995,7 +5676,7 @@
                 <w:i w:val="0"/>
                 <w:sz w:val="19"/>
               </w:rPr>
-              <w:t>Excluded arms</w:t>
+              <w:t>Excluded arms (GSM)</w:t>
             </w:r>
           </w:p>
         </w:tc>
@@ -5015,7 +5696,7 @@
                 <w:i w:val="0"/>
                 <w:sz w:val="19"/>
               </w:rPr>
-              <w:t>CCI + THP (n = 4)</w:t>
+              <w:t>CCI + l-THP, n = 4 (6730109–6730112)</w:t>
             </w:r>
           </w:p>
         </w:tc>
@@ -5055,7 +5736,253 @@
                 <w:i w:val="0"/>
                 <w:sz w:val="19"/>
               </w:rPr>
-              <w:t>PLM (n = 3)</w:t>
+              <w:t>PLM, n = 3 (6235298–6235300)</w:t>
+            </w:r>
+          </w:p>
+        </w:tc>
+      </w:tr>
+      <w:tr>
+        <w:tc>
+          <w:tcPr>
+            <w:tcW w:type="dxa" w:w="2268"/>
+          </w:tcPr>
+          <w:p>
+            <w:pPr>
+              <w:spacing w:after="40" w:line="240" w:lineRule="auto"/>
+            </w:pPr>
+            <w:r/>
+            <w:r>
+              <w:rPr>
+                <w:rFonts w:ascii="Times New Roman" w:hAnsi="Times New Roman" w:eastAsia="Times New Roman" w:cs="Times New Roman"/>
+                <w:b w:val="0"/>
+                <w:i w:val="0"/>
+                <w:sz w:val="19"/>
+              </w:rPr>
+              <w:t>Spinal segments</w:t>
+            </w:r>
+          </w:p>
+        </w:tc>
+        <w:tc>
+          <w:tcPr>
+            <w:tcW w:type="dxa" w:w="2268"/>
+          </w:tcPr>
+          <w:p>
+            <w:pPr>
+              <w:spacing w:after="40" w:line="240" w:lineRule="auto"/>
+            </w:pPr>
+            <w:r/>
+            <w:r>
+              <w:rPr>
+                <w:rFonts w:ascii="Times New Roman" w:hAnsi="Times New Roman" w:eastAsia="Times New Roman" w:cs="Times New Roman"/>
+                <w:b w:val="0"/>
+                <w:i w:val="0"/>
+                <w:sz w:val="19"/>
+              </w:rPr>
+              <w:t>L4–L6</w:t>
+            </w:r>
+          </w:p>
+        </w:tc>
+        <w:tc>
+          <w:tcPr>
+            <w:tcW w:type="dxa" w:w="2268"/>
+          </w:tcPr>
+          <w:p>
+            <w:pPr>
+              <w:spacing w:after="40" w:line="240" w:lineRule="auto"/>
+            </w:pPr>
+            <w:r/>
+            <w:r>
+              <w:rPr>
+                <w:rFonts w:ascii="Times New Roman" w:hAnsi="Times New Roman" w:eastAsia="Times New Roman" w:cs="Times New Roman"/>
+                <w:b w:val="0"/>
+                <w:i w:val="0"/>
+                <w:sz w:val="19"/>
+              </w:rPr>
+              <w:t>not recorded in GEO</w:t>
+            </w:r>
+          </w:p>
+        </w:tc>
+        <w:tc>
+          <w:tcPr>
+            <w:tcW w:type="dxa" w:w="2268"/>
+          </w:tcPr>
+          <w:p>
+            <w:pPr>
+              <w:spacing w:after="40" w:line="240" w:lineRule="auto"/>
+            </w:pPr>
+            <w:r/>
+            <w:r>
+              <w:rPr>
+                <w:rFonts w:ascii="Times New Roman" w:hAnsi="Times New Roman" w:eastAsia="Times New Roman" w:cs="Times New Roman"/>
+                <w:b w:val="0"/>
+                <w:i w:val="0"/>
+                <w:sz w:val="19"/>
+              </w:rPr>
+              <w:t>L3–L6</w:t>
+            </w:r>
+          </w:p>
+        </w:tc>
+      </w:tr>
+      <w:tr>
+        <w:tc>
+          <w:tcPr>
+            <w:tcW w:type="dxa" w:w="2268"/>
+          </w:tcPr>
+          <w:p>
+            <w:pPr>
+              <w:spacing w:after="40" w:line="240" w:lineRule="auto"/>
+            </w:pPr>
+            <w:r/>
+            <w:r>
+              <w:rPr>
+                <w:rFonts w:ascii="Times New Roman" w:hAnsi="Times New Roman" w:eastAsia="Times New Roman" w:cs="Times New Roman"/>
+                <w:b w:val="0"/>
+                <w:i w:val="0"/>
+                <w:sz w:val="19"/>
+              </w:rPr>
+              <w:t>Interval after injury</w:t>
+            </w:r>
+          </w:p>
+        </w:tc>
+        <w:tc>
+          <w:tcPr>
+            <w:tcW w:type="dxa" w:w="2268"/>
+          </w:tcPr>
+          <w:p>
+            <w:pPr>
+              <w:spacing w:after="40" w:line="240" w:lineRule="auto"/>
+            </w:pPr>
+            <w:r/>
+            <w:r>
+              <w:rPr>
+                <w:rFonts w:ascii="Times New Roman" w:hAnsi="Times New Roman" w:eastAsia="Times New Roman" w:cs="Times New Roman"/>
+                <w:b w:val="0"/>
+                <w:i w:val="0"/>
+                <w:sz w:val="19"/>
+              </w:rPr>
+              <w:t>postoperative day 10</w:t>
+            </w:r>
+          </w:p>
+        </w:tc>
+        <w:tc>
+          <w:tcPr>
+            <w:tcW w:type="dxa" w:w="2268"/>
+          </w:tcPr>
+          <w:p>
+            <w:pPr>
+              <w:spacing w:after="40" w:line="240" w:lineRule="auto"/>
+            </w:pPr>
+            <w:r/>
+            <w:r>
+              <w:rPr>
+                <w:rFonts w:ascii="Times New Roman" w:hAnsi="Times New Roman" w:eastAsia="Times New Roman" w:cs="Times New Roman"/>
+                <w:b w:val="0"/>
+                <w:i w:val="0"/>
+                <w:sz w:val="19"/>
+              </w:rPr>
+              <w:t>not recorded in GEO</w:t>
+            </w:r>
+          </w:p>
+        </w:tc>
+        <w:tc>
+          <w:tcPr>
+            <w:tcW w:type="dxa" w:w="2268"/>
+          </w:tcPr>
+          <w:p>
+            <w:pPr>
+              <w:spacing w:after="40" w:line="240" w:lineRule="auto"/>
+            </w:pPr>
+            <w:r/>
+            <w:r>
+              <w:rPr>
+                <w:rFonts w:ascii="Times New Roman" w:hAnsi="Times New Roman" w:eastAsia="Times New Roman" w:cs="Times New Roman"/>
+                <w:b w:val="0"/>
+                <w:i w:val="0"/>
+                <w:sz w:val="19"/>
+              </w:rPr>
+              <w:t>not recorded in GEO</w:t>
+            </w:r>
+          </w:p>
+        </w:tc>
+      </w:tr>
+      <w:tr>
+        <w:tc>
+          <w:tcPr>
+            <w:tcW w:type="dxa" w:w="2268"/>
+          </w:tcPr>
+          <w:p>
+            <w:pPr>
+              <w:spacing w:after="40" w:line="240" w:lineRule="auto"/>
+            </w:pPr>
+            <w:r/>
+            <w:r>
+              <w:rPr>
+                <w:rFonts w:ascii="Times New Roman" w:hAnsi="Times New Roman" w:eastAsia="Times New Roman" w:cs="Times New Roman"/>
+                <w:b w:val="0"/>
+                <w:i w:val="0"/>
+                <w:sz w:val="19"/>
+              </w:rPr>
+              <w:t>Tissue dissected</w:t>
+            </w:r>
+          </w:p>
+        </w:tc>
+        <w:tc>
+          <w:tcPr>
+            <w:tcW w:type="dxa" w:w="2268"/>
+          </w:tcPr>
+          <w:p>
+            <w:pPr>
+              <w:spacing w:after="40" w:line="240" w:lineRule="auto"/>
+            </w:pPr>
+            <w:r/>
+            <w:r>
+              <w:rPr>
+                <w:rFonts w:ascii="Times New Roman" w:hAnsi="Times New Roman" w:eastAsia="Times New Roman" w:cs="Times New Roman"/>
+                <w:b w:val="0"/>
+                <w:i w:val="0"/>
+                <w:sz w:val="19"/>
+              </w:rPr>
+              <w:t>whole segment (no dorsal horn / DRG)</w:t>
+            </w:r>
+          </w:p>
+        </w:tc>
+        <w:tc>
+          <w:tcPr>
+            <w:tcW w:type="dxa" w:w="2268"/>
+          </w:tcPr>
+          <w:p>
+            <w:pPr>
+              <w:spacing w:after="40" w:line="240" w:lineRule="auto"/>
+            </w:pPr>
+            <w:r/>
+            <w:r>
+              <w:rPr>
+                <w:rFonts w:ascii="Times New Roman" w:hAnsi="Times New Roman" w:eastAsia="Times New Roman" w:cs="Times New Roman"/>
+                <w:b w:val="0"/>
+                <w:i w:val="0"/>
+                <w:sz w:val="19"/>
+              </w:rPr>
+              <w:t>same</w:t>
+            </w:r>
+          </w:p>
+        </w:tc>
+        <w:tc>
+          <w:tcPr>
+            <w:tcW w:type="dxa" w:w="2268"/>
+          </w:tcPr>
+          <w:p>
+            <w:pPr>
+              <w:spacing w:after="40" w:line="240" w:lineRule="auto"/>
+            </w:pPr>
+            <w:r/>
+            <w:r>
+              <w:rPr>
+                <w:rFonts w:ascii="Times New Roman" w:hAnsi="Times New Roman" w:eastAsia="Times New Roman" w:cs="Times New Roman"/>
+                <w:b w:val="0"/>
+                <w:i w:val="0"/>
+                <w:sz w:val="19"/>
+              </w:rPr>
+              <w:t>same</w:t>
             </w:r>
           </w:p>
         </w:tc>
@@ -5339,6 +6266,189 @@
                 <w:vertAlign w:val="superscript"/>
               </w:rPr>
               <w:t>a</w:t>
+            </w:r>
+          </w:p>
+        </w:tc>
+      </w:tr>
+      <w:tr>
+        <w:tc>
+          <w:tcPr>
+            <w:tcW w:type="dxa" w:w="2268"/>
+          </w:tcPr>
+          <w:p>
+            <w:pPr>
+              <w:spacing w:after="40" w:line="240" w:lineRule="auto"/>
+            </w:pPr>
+            <w:r/>
+            <w:r>
+              <w:rPr>
+                <w:rFonts w:ascii="Times New Roman" w:hAnsi="Times New Roman" w:eastAsia="Times New Roman" w:cs="Times New Roman"/>
+                <w:b w:val="0"/>
+                <w:i/>
+                <w:sz w:val="19"/>
+              </w:rPr>
+              <w:t>q</w:t>
+            </w:r>
+            <w:r>
+              <w:rPr>
+                <w:rFonts w:ascii="Times New Roman" w:hAnsi="Times New Roman" w:eastAsia="Times New Roman" w:cs="Times New Roman"/>
+                <w:b w:val="0"/>
+                <w:i w:val="0"/>
+                <w:sz w:val="19"/>
+              </w:rPr>
+              <w:t xml:space="preserve"> &lt; 0.05 over normalisation regimes</w:t>
+            </w:r>
+            <w:r>
+              <w:rPr>
+                <w:rFonts w:ascii="Times New Roman" w:hAnsi="Times New Roman" w:eastAsia="Times New Roman" w:cs="Times New Roman"/>
+                <w:b w:val="0"/>
+                <w:i w:val="0"/>
+                <w:sz w:val="19"/>
+                <w:vertAlign w:val="superscript"/>
+              </w:rPr>
+              <w:t>b</w:t>
+            </w:r>
+          </w:p>
+        </w:tc>
+        <w:tc>
+          <w:tcPr>
+            <w:tcW w:type="dxa" w:w="2268"/>
+          </w:tcPr>
+          <w:p>
+            <w:pPr>
+              <w:spacing w:after="40" w:line="240" w:lineRule="auto"/>
+            </w:pPr>
+            <w:r/>
+            <w:r>
+              <w:rPr>
+                <w:rFonts w:ascii="Times New Roman" w:hAnsi="Times New Roman" w:eastAsia="Times New Roman" w:cs="Times New Roman"/>
+                <w:b w:val="0"/>
+                <w:i w:val="0"/>
+                <w:sz w:val="19"/>
+              </w:rPr>
+              <w:t>0–6</w:t>
+            </w:r>
+          </w:p>
+        </w:tc>
+        <w:tc>
+          <w:tcPr>
+            <w:tcW w:type="dxa" w:w="2268"/>
+          </w:tcPr>
+          <w:p>
+            <w:pPr>
+              <w:spacing w:after="40" w:line="240" w:lineRule="auto"/>
+            </w:pPr>
+            <w:r/>
+            <w:r>
+              <w:rPr>
+                <w:rFonts w:ascii="Times New Roman" w:hAnsi="Times New Roman" w:eastAsia="Times New Roman" w:cs="Times New Roman"/>
+                <w:b w:val="0"/>
+                <w:i w:val="0"/>
+                <w:sz w:val="19"/>
+              </w:rPr>
+              <w:t>0–0</w:t>
+            </w:r>
+          </w:p>
+        </w:tc>
+        <w:tc>
+          <w:tcPr>
+            <w:tcW w:type="dxa" w:w="2268"/>
+          </w:tcPr>
+          <w:p>
+            <w:pPr>
+              <w:spacing w:after="40" w:line="240" w:lineRule="auto"/>
+            </w:pPr>
+            <w:r/>
+            <w:r>
+              <w:rPr>
+                <w:rFonts w:ascii="Times New Roman" w:hAnsi="Times New Roman" w:eastAsia="Times New Roman" w:cs="Times New Roman"/>
+                <w:b w:val="0"/>
+                <w:i w:val="0"/>
+                <w:sz w:val="19"/>
+              </w:rPr>
+              <w:t>0–1</w:t>
+            </w:r>
+          </w:p>
+        </w:tc>
+      </w:tr>
+      <w:tr>
+        <w:tc>
+          <w:tcPr>
+            <w:tcW w:type="dxa" w:w="2268"/>
+          </w:tcPr>
+          <w:p>
+            <w:pPr>
+              <w:spacing w:after="40" w:line="240" w:lineRule="auto"/>
+            </w:pPr>
+            <w:r/>
+            <w:r>
+              <w:rPr>
+                <w:rFonts w:ascii="Times New Roman" w:hAnsi="Times New Roman" w:eastAsia="Times New Roman" w:cs="Times New Roman"/>
+                <w:b w:val="0"/>
+                <w:i w:val="0"/>
+                <w:sz w:val="19"/>
+              </w:rPr>
+              <w:t>Median log2FC (depth diagnostic)</w:t>
+            </w:r>
+          </w:p>
+        </w:tc>
+        <w:tc>
+          <w:tcPr>
+            <w:tcW w:type="dxa" w:w="2268"/>
+          </w:tcPr>
+          <w:p>
+            <w:pPr>
+              <w:spacing w:after="40" w:line="240" w:lineRule="auto"/>
+            </w:pPr>
+            <w:r/>
+            <w:r>
+              <w:rPr>
+                <w:rFonts w:ascii="Times New Roman" w:hAnsi="Times New Roman" w:eastAsia="Times New Roman" w:cs="Times New Roman"/>
+                <w:b w:val="0"/>
+                <w:i w:val="0"/>
+                <w:sz w:val="19"/>
+              </w:rPr>
+              <w:t>−0.073</w:t>
+            </w:r>
+          </w:p>
+        </w:tc>
+        <w:tc>
+          <w:tcPr>
+            <w:tcW w:type="dxa" w:w="2268"/>
+          </w:tcPr>
+          <w:p>
+            <w:pPr>
+              <w:spacing w:after="40" w:line="240" w:lineRule="auto"/>
+            </w:pPr>
+            <w:r/>
+            <w:r>
+              <w:rPr>
+                <w:rFonts w:ascii="Times New Roman" w:hAnsi="Times New Roman" w:eastAsia="Times New Roman" w:cs="Times New Roman"/>
+                <w:b w:val="0"/>
+                <w:i w:val="0"/>
+                <w:sz w:val="19"/>
+              </w:rPr>
+              <w:t>+0.029</w:t>
+            </w:r>
+          </w:p>
+        </w:tc>
+        <w:tc>
+          <w:tcPr>
+            <w:tcW w:type="dxa" w:w="2268"/>
+          </w:tcPr>
+          <w:p>
+            <w:pPr>
+              <w:spacing w:after="40" w:line="240" w:lineRule="auto"/>
+            </w:pPr>
+            <w:r/>
+            <w:r>
+              <w:rPr>
+                <w:rFonts w:ascii="Times New Roman" w:hAnsi="Times New Roman" w:eastAsia="Times New Roman" w:cs="Times New Roman"/>
+                <w:b w:val="0"/>
+                <w:i w:val="0"/>
+                <w:sz w:val="19"/>
+              </w:rPr>
+              <w:t>+0.080</w:t>
             </w:r>
           </w:p>
         </w:tc>
@@ -5648,6 +6758,345 @@
               <w:rPr>
                 <w:rFonts w:ascii="Times New Roman" w:hAnsi="Times New Roman" w:eastAsia="Times New Roman" w:cs="Times New Roman"/>
                 <w:b w:val="0"/>
+                <w:i/>
+                <w:sz w:val="19"/>
+              </w:rPr>
+              <w:t>Atf3</w:t>
+            </w:r>
+            <w:r>
+              <w:rPr>
+                <w:rFonts w:ascii="Times New Roman" w:hAnsi="Times New Roman" w:eastAsia="Times New Roman" w:cs="Times New Roman"/>
+                <w:b w:val="0"/>
+                <w:i w:val="0"/>
+                <w:sz w:val="19"/>
+              </w:rPr>
+              <w:t xml:space="preserve"> </w:t>
+            </w:r>
+            <w:r>
+              <w:rPr>
+                <w:rFonts w:ascii="Times New Roman" w:hAnsi="Times New Roman" w:eastAsia="Times New Roman" w:cs="Times New Roman"/>
+                <w:b w:val="0"/>
+                <w:i/>
+                <w:sz w:val="19"/>
+              </w:rPr>
+              <w:t>q</w:t>
+            </w:r>
+            <w:r>
+              <w:rPr>
+                <w:rFonts w:ascii="Times New Roman" w:hAnsi="Times New Roman" w:eastAsia="Times New Roman" w:cs="Times New Roman"/>
+                <w:b w:val="0"/>
+                <w:i w:val="0"/>
+                <w:sz w:val="19"/>
+              </w:rPr>
+              <w:t xml:space="preserve"> over regimes</w:t>
+            </w:r>
+            <w:r>
+              <w:rPr>
+                <w:rFonts w:ascii="Times New Roman" w:hAnsi="Times New Roman" w:eastAsia="Times New Roman" w:cs="Times New Roman"/>
+                <w:b w:val="0"/>
+                <w:i w:val="0"/>
+                <w:sz w:val="19"/>
+                <w:vertAlign w:val="superscript"/>
+              </w:rPr>
+              <w:t>b</w:t>
+            </w:r>
+          </w:p>
+        </w:tc>
+        <w:tc>
+          <w:tcPr>
+            <w:tcW w:type="dxa" w:w="2268"/>
+          </w:tcPr>
+          <w:p>
+            <w:pPr>
+              <w:spacing w:after="40" w:line="240" w:lineRule="auto"/>
+            </w:pPr>
+            <w:r/>
+            <w:r>
+              <w:rPr>
+                <w:rFonts w:ascii="Times New Roman" w:hAnsi="Times New Roman" w:eastAsia="Times New Roman" w:cs="Times New Roman"/>
+                <w:b w:val="0"/>
+                <w:i w:val="0"/>
+                <w:sz w:val="19"/>
+              </w:rPr>
+              <w:t>0.335–0.466</w:t>
+            </w:r>
+          </w:p>
+        </w:tc>
+        <w:tc>
+          <w:tcPr>
+            <w:tcW w:type="dxa" w:w="2268"/>
+          </w:tcPr>
+          <w:p>
+            <w:pPr>
+              <w:spacing w:after="40" w:line="240" w:lineRule="auto"/>
+            </w:pPr>
+            <w:r/>
+            <w:r>
+              <w:rPr>
+                <w:rFonts w:ascii="Times New Roman" w:hAnsi="Times New Roman" w:eastAsia="Times New Roman" w:cs="Times New Roman"/>
+                <w:b w:val="0"/>
+                <w:i w:val="0"/>
+                <w:sz w:val="19"/>
+              </w:rPr>
+              <w:t>0.550–0.750</w:t>
+            </w:r>
+          </w:p>
+        </w:tc>
+        <w:tc>
+          <w:tcPr>
+            <w:tcW w:type="dxa" w:w="2268"/>
+          </w:tcPr>
+          <w:p>
+            <w:pPr>
+              <w:spacing w:after="40" w:line="240" w:lineRule="auto"/>
+            </w:pPr>
+            <w:r/>
+            <w:r>
+              <w:rPr>
+                <w:rFonts w:ascii="Times New Roman" w:hAnsi="Times New Roman" w:eastAsia="Times New Roman" w:cs="Times New Roman"/>
+                <w:b w:val="0"/>
+                <w:i w:val="0"/>
+                <w:sz w:val="19"/>
+              </w:rPr>
+              <w:t>0.761</w:t>
+            </w:r>
+          </w:p>
+        </w:tc>
+      </w:tr>
+      <w:tr>
+        <w:tc>
+          <w:tcPr>
+            <w:tcW w:type="dxa" w:w="2268"/>
+          </w:tcPr>
+          <w:p>
+            <w:pPr>
+              <w:spacing w:after="40" w:line="240" w:lineRule="auto"/>
+            </w:pPr>
+            <w:r/>
+            <w:r>
+              <w:rPr>
+                <w:rFonts w:ascii="Times New Roman" w:hAnsi="Times New Roman" w:eastAsia="Times New Roman" w:cs="Times New Roman"/>
+                <w:b w:val="0"/>
+                <w:i w:val="0"/>
+                <w:sz w:val="19"/>
+              </w:rPr>
+              <w:t xml:space="preserve">MDE, nominal </w:t>
+            </w:r>
+            <w:r>
+              <w:rPr>
+                <w:rFonts w:ascii="Times New Roman" w:hAnsi="Times New Roman" w:eastAsia="Times New Roman" w:cs="Times New Roman"/>
+                <w:b w:val="0"/>
+                <w:i/>
+                <w:sz w:val="19"/>
+              </w:rPr>
+              <w:t>p</w:t>
+            </w:r>
+            <w:r>
+              <w:rPr>
+                <w:rFonts w:ascii="Times New Roman" w:hAnsi="Times New Roman" w:eastAsia="Times New Roman" w:cs="Times New Roman"/>
+                <w:b w:val="0"/>
+                <w:i w:val="0"/>
+                <w:sz w:val="19"/>
+              </w:rPr>
+              <w:t xml:space="preserve"> &lt; 0.05</w:t>
+            </w:r>
+            <w:r>
+              <w:rPr>
+                <w:rFonts w:ascii="Times New Roman" w:hAnsi="Times New Roman" w:eastAsia="Times New Roman" w:cs="Times New Roman"/>
+                <w:b w:val="0"/>
+                <w:i w:val="0"/>
+                <w:sz w:val="19"/>
+                <w:vertAlign w:val="superscript"/>
+              </w:rPr>
+              <w:t>c</w:t>
+            </w:r>
+          </w:p>
+        </w:tc>
+        <w:tc>
+          <w:tcPr>
+            <w:tcW w:type="dxa" w:w="2268"/>
+          </w:tcPr>
+          <w:p>
+            <w:pPr>
+              <w:spacing w:after="40" w:line="240" w:lineRule="auto"/>
+            </w:pPr>
+            <w:r/>
+            <w:r>
+              <w:rPr>
+                <w:rFonts w:ascii="Times New Roman" w:hAnsi="Times New Roman" w:eastAsia="Times New Roman" w:cs="Times New Roman"/>
+                <w:b w:val="0"/>
+                <w:i w:val="0"/>
+                <w:sz w:val="19"/>
+              </w:rPr>
+              <w:t>1.38-fold</w:t>
+            </w:r>
+          </w:p>
+        </w:tc>
+        <w:tc>
+          <w:tcPr>
+            <w:tcW w:type="dxa" w:w="2268"/>
+          </w:tcPr>
+          <w:p>
+            <w:pPr>
+              <w:spacing w:after="40" w:line="240" w:lineRule="auto"/>
+            </w:pPr>
+            <w:r/>
+            <w:r>
+              <w:rPr>
+                <w:rFonts w:ascii="Times New Roman" w:hAnsi="Times New Roman" w:eastAsia="Times New Roman" w:cs="Times New Roman"/>
+                <w:b w:val="0"/>
+                <w:i w:val="0"/>
+                <w:sz w:val="19"/>
+              </w:rPr>
+              <w:t>1.79-fold</w:t>
+            </w:r>
+          </w:p>
+        </w:tc>
+        <w:tc>
+          <w:tcPr>
+            <w:tcW w:type="dxa" w:w="2268"/>
+          </w:tcPr>
+          <w:p>
+            <w:pPr>
+              <w:spacing w:after="40" w:line="240" w:lineRule="auto"/>
+            </w:pPr>
+            <w:r/>
+            <w:r>
+              <w:rPr>
+                <w:rFonts w:ascii="Times New Roman" w:hAnsi="Times New Roman" w:eastAsia="Times New Roman" w:cs="Times New Roman"/>
+                <w:b w:val="0"/>
+                <w:i w:val="0"/>
+                <w:sz w:val="19"/>
+              </w:rPr>
+              <w:t>1.38-fold</w:t>
+            </w:r>
+          </w:p>
+        </w:tc>
+      </w:tr>
+      <w:tr>
+        <w:tc>
+          <w:tcPr>
+            <w:tcW w:type="dxa" w:w="2268"/>
+          </w:tcPr>
+          <w:p>
+            <w:pPr>
+              <w:spacing w:after="40" w:line="240" w:lineRule="auto"/>
+            </w:pPr>
+            <w:r/>
+            <w:r>
+              <w:rPr>
+                <w:rFonts w:ascii="Times New Roman" w:hAnsi="Times New Roman" w:eastAsia="Times New Roman" w:cs="Times New Roman"/>
+                <w:b w:val="0"/>
+                <w:i w:val="0"/>
+                <w:sz w:val="19"/>
+              </w:rPr>
+              <w:t xml:space="preserve">MDE, surviving BH </w:t>
+            </w:r>
+            <w:r>
+              <w:rPr>
+                <w:rFonts w:ascii="Times New Roman" w:hAnsi="Times New Roman" w:eastAsia="Times New Roman" w:cs="Times New Roman"/>
+                <w:b w:val="0"/>
+                <w:i/>
+                <w:sz w:val="19"/>
+              </w:rPr>
+              <w:t>q</w:t>
+            </w:r>
+            <w:r>
+              <w:rPr>
+                <w:rFonts w:ascii="Times New Roman" w:hAnsi="Times New Roman" w:eastAsia="Times New Roman" w:cs="Times New Roman"/>
+                <w:b w:val="0"/>
+                <w:i w:val="0"/>
+                <w:sz w:val="19"/>
+              </w:rPr>
+              <w:t xml:space="preserve"> &lt; 0.05</w:t>
+            </w:r>
+            <w:r>
+              <w:rPr>
+                <w:rFonts w:ascii="Times New Roman" w:hAnsi="Times New Roman" w:eastAsia="Times New Roman" w:cs="Times New Roman"/>
+                <w:b w:val="0"/>
+                <w:i w:val="0"/>
+                <w:sz w:val="19"/>
+                <w:vertAlign w:val="superscript"/>
+              </w:rPr>
+              <w:t>c</w:t>
+            </w:r>
+          </w:p>
+        </w:tc>
+        <w:tc>
+          <w:tcPr>
+            <w:tcW w:type="dxa" w:w="2268"/>
+          </w:tcPr>
+          <w:p>
+            <w:pPr>
+              <w:spacing w:after="40" w:line="240" w:lineRule="auto"/>
+            </w:pPr>
+            <w:r/>
+            <w:r>
+              <w:rPr>
+                <w:rFonts w:ascii="Times New Roman" w:hAnsi="Times New Roman" w:eastAsia="Times New Roman" w:cs="Times New Roman"/>
+                <w:b w:val="0"/>
+                <w:i w:val="0"/>
+                <w:sz w:val="19"/>
+              </w:rPr>
+              <w:t>5.6-fold</w:t>
+            </w:r>
+          </w:p>
+        </w:tc>
+        <w:tc>
+          <w:tcPr>
+            <w:tcW w:type="dxa" w:w="2268"/>
+          </w:tcPr>
+          <w:p>
+            <w:pPr>
+              <w:spacing w:after="40" w:line="240" w:lineRule="auto"/>
+            </w:pPr>
+            <w:r/>
+            <w:r>
+              <w:rPr>
+                <w:rFonts w:ascii="Times New Roman" w:hAnsi="Times New Roman" w:eastAsia="Times New Roman" w:cs="Times New Roman"/>
+                <w:b w:val="0"/>
+                <w:i w:val="0"/>
+                <w:sz w:val="19"/>
+              </w:rPr>
+              <w:t>428-fold</w:t>
+            </w:r>
+          </w:p>
+        </w:tc>
+        <w:tc>
+          <w:tcPr>
+            <w:tcW w:type="dxa" w:w="2268"/>
+          </w:tcPr>
+          <w:p>
+            <w:pPr>
+              <w:spacing w:after="40" w:line="240" w:lineRule="auto"/>
+            </w:pPr>
+            <w:r/>
+            <w:r>
+              <w:rPr>
+                <w:rFonts w:ascii="Times New Roman" w:hAnsi="Times New Roman" w:eastAsia="Times New Roman" w:cs="Times New Roman"/>
+                <w:b w:val="0"/>
+                <w:i w:val="0"/>
+                <w:sz w:val="19"/>
+              </w:rPr>
+              <w:t>31.7-fold</w:t>
+            </w:r>
+          </w:p>
+        </w:tc>
+      </w:tr>
+      <w:tr>
+        <w:tc>
+          <w:tcPr>
+            <w:tcW w:type="dxa" w:w="2268"/>
+          </w:tcPr>
+          <w:p>
+            <w:pPr>
+              <w:spacing w:after="40" w:line="240" w:lineRule="auto"/>
+            </w:pPr>
+            <w:r/>
+            <w:r>
+              <w:rPr>
+                <w:rFonts w:ascii="Times New Roman" w:hAnsi="Times New Roman" w:eastAsia="Times New Roman" w:cs="Times New Roman"/>
+                <w:b w:val="0"/>
                 <w:i w:val="0"/>
                 <w:sz w:val="19"/>
               </w:rPr>
@@ -5789,7 +7238,26 @@
                 <w:i w:val="0"/>
                 <w:sz w:val="19"/>
               </w:rPr>
-              <w:t>+2.68 (&lt;0.001)</w:t>
+              <w:t>+2.68 (≤1 × 10</w:t>
+            </w:r>
+            <w:r>
+              <w:rPr>
+                <w:rFonts w:ascii="Times New Roman" w:hAnsi="Times New Roman" w:eastAsia="Times New Roman" w:cs="Times New Roman"/>
+                <w:b w:val="0"/>
+                <w:i w:val="0"/>
+                <w:sz w:val="19"/>
+                <w:vertAlign w:val="superscript"/>
+              </w:rPr>
+              <w:t>−4</w:t>
+            </w:r>
+            <w:r>
+              <w:rPr>
+                <w:rFonts w:ascii="Times New Roman" w:hAnsi="Times New Roman" w:eastAsia="Times New Roman" w:cs="Times New Roman"/>
+                <w:b w:val="0"/>
+                <w:i w:val="0"/>
+                <w:sz w:val="19"/>
+              </w:rPr>
+              <w:t>)</w:t>
             </w:r>
           </w:p>
         </w:tc>
@@ -5831,6 +7299,16 @@
               </w:rPr>
               <w:t>−1.11 (0.040)</w:t>
             </w:r>
+            <w:r>
+              <w:rPr>
+                <w:rFonts w:ascii="Times New Roman" w:hAnsi="Times New Roman" w:eastAsia="Times New Roman" w:cs="Times New Roman"/>
+                <w:b w:val="0"/>
+                <w:i w:val="0"/>
+                <w:sz w:val="19"/>
+                <w:vertAlign w:val="superscript"/>
+              </w:rPr>
+              <w:t>d</w:t>
+            </w:r>
           </w:p>
         </w:tc>
       </w:tr>
@@ -5857,7 +7335,82 @@
           <w:i w:val="0"/>
           <w:sz w:val="24"/>
         </w:rPr>
-        <w:t xml:space="preserve"> Zero-variance transcript (LOC688442), 1.09-fold change; not biologically interpretable.</w:t>
+        <w:t xml:space="preserve"> Near-zero-variance transcript (LOC688442), 1.09-fold change; not biologically interpretable. </w:t>
+      </w:r>
+      <w:r>
+        <w:rPr>
+          <w:rFonts w:ascii="Times New Roman" w:hAnsi="Times New Roman" w:eastAsia="Times New Roman" w:cs="Times New Roman"/>
+          <w:b w:val="0"/>
+          <w:i w:val="0"/>
+          <w:sz w:val="24"/>
+          <w:vertAlign w:val="superscript"/>
+        </w:rPr>
+        <w:t>b</w:t>
+      </w:r>
+      <w:r>
+        <w:rPr>
+          <w:rFonts w:ascii="Times New Roman" w:hAnsi="Times New Roman" w:eastAsia="Times New Roman" w:cs="Times New Roman"/>
+          <w:b w:val="0"/>
+          <w:i w:val="0"/>
+          <w:sz w:val="24"/>
+        </w:rPr>
+        <w:t xml:space="preserve"> Raw counts, median-of-ratios and upper-quartile normalisation, each with and without independent filtering (C1, C2); C3 contributes two regimes because it is already normalised abundance. </w:t>
+      </w:r>
+      <w:r>
+        <w:rPr>
+          <w:rFonts w:ascii="Times New Roman" w:hAnsi="Times New Roman" w:eastAsia="Times New Roman" w:cs="Times New Roman"/>
+          <w:b w:val="0"/>
+          <w:i w:val="0"/>
+          <w:sz w:val="24"/>
+          <w:vertAlign w:val="superscript"/>
+        </w:rPr>
+        <w:t>c</w:t>
+      </w:r>
+      <w:r>
+        <w:rPr>
+          <w:rFonts w:ascii="Times New Roman" w:hAnsi="Times New Roman" w:eastAsia="Times New Roman" w:cs="Times New Roman"/>
+          <w:b w:val="0"/>
+          <w:i w:val="0"/>
+          <w:sz w:val="24"/>
+        </w:rPr>
+        <w:t xml:space="preserve"> Minimum detectable effect for the median gene at 80% power, α = 0.05, from the median within-group SD of log2 expression (C1 0.197, C2 0.276, C3 0.152). </w:t>
+      </w:r>
+      <w:r>
+        <w:rPr>
+          <w:rFonts w:ascii="Times New Roman" w:hAnsi="Times New Roman" w:eastAsia="Times New Roman" w:cs="Times New Roman"/>
+          <w:b w:val="0"/>
+          <w:i w:val="0"/>
+          <w:sz w:val="24"/>
+          <w:vertAlign w:val="superscript"/>
+        </w:rPr>
+        <w:t>d</w:t>
+      </w:r>
+      <w:r>
+        <w:rPr>
+          <w:rFonts w:ascii="Times New Roman" w:hAnsi="Times New Roman" w:eastAsia="Times New Roman" w:cs="Times New Roman"/>
+          <w:b w:val="0"/>
+          <w:i w:val="0"/>
+          <w:sz w:val="24"/>
+        </w:rPr>
+        <w:t xml:space="preserve"> Five of six sets are negative at </w:t>
+      </w:r>
+      <w:r>
+        <w:rPr>
+          <w:rFonts w:ascii="Times New Roman" w:hAnsi="Times New Roman" w:eastAsia="Times New Roman" w:cs="Times New Roman"/>
+          <w:b w:val="0"/>
+          <w:i/>
+          <w:sz w:val="24"/>
+        </w:rPr>
+        <w:t>q</w:t>
+      </w:r>
+      <w:r>
+        <w:rPr>
+          <w:rFonts w:ascii="Times New Roman" w:hAnsi="Times New Roman" w:eastAsia="Times New Roman" w:cs="Times New Roman"/>
+          <w:b w:val="0"/>
+          <w:i w:val="0"/>
+          <w:sz w:val="24"/>
+        </w:rPr>
+        <w:t xml:space="preserve"> &lt; 0.05 in C3; see text — this is a global displacement of the ranking, not a set-specific result.</w:t>
       </w:r>
     </w:p>
     <w:sectPr>

--- a/three_cohort/MANUSCRIPT_BMC.docx
+++ b/three_cohort/MANUSCRIPT_BMC.docx
@@ -1015,7 +1015,7 @@
           <w:i w:val="0"/>
           <w:sz w:val="24"/>
         </w:rPr>
-        <w:t>Analyses were run in Python 3.11 with NumPy 1.26 and SciPy 1.11. Scripts, gene panels, per-cohort result tables, GSEA outputs and a SHA-256 manifest of every file are available at [31] (tag v1.1.4).</w:t>
+        <w:t>Analyses were run in Python 3.13.14 with NumPy 2.5.4 and SciPy 1.18.1; plots and the additional files used Matplotlib 3.11.1 and openpyxl 3.1.5. Exact versions are pinned in the repository's requirements.txt. HALLMARK_WNT_BETA_CATENIN is reproduced as retrieved from MSigDB (38 symbols), with its membership frozen in the repository's gene_panels.json; the curated panels are likewise versioned there. Scripts, gene panels, per-cohort result tables, GSEA outputs and a SHA-256 manifest of every file are available at [31] (tag v1.1.4).</w:t>
       </w:r>
     </w:p>
     <w:p>
